--- a/SIH PITCH KrishiSetu.docx
+++ b/SIH PITCH KrishiSetu.docx
@@ -729,6 +729,1768 @@
           <w:lang w:eastAsia="en-IN"/>
         </w:rPr>
         <w:t>, and we are ready to take this from our campus to every field in India. Thank you."</w:t>
+      </w:r>
+    </w:p>
+    <w:p>
+      <w:pPr>
+        <w:rPr>
+          <w:b/>
+          <w:bCs/>
+          <w:sz w:val="44"/>
+          <w:szCs w:val="44"/>
+        </w:rPr>
+      </w:pPr>
+    </w:p>
+    <w:p>
+      <w:pPr>
+        <w:rPr>
+          <w:b/>
+          <w:bCs/>
+          <w:sz w:val="44"/>
+          <w:szCs w:val="44"/>
+        </w:rPr>
+      </w:pPr>
+    </w:p>
+    <w:p>
+      <w:pPr>
+        <w:rPr>
+          <w:b/>
+          <w:bCs/>
+          <w:sz w:val="44"/>
+          <w:szCs w:val="44"/>
+        </w:rPr>
+      </w:pPr>
+    </w:p>
+    <w:p>
+      <w:pPr>
+        <w:rPr>
+          <w:b/>
+          <w:bCs/>
+          <w:sz w:val="44"/>
+          <w:szCs w:val="44"/>
+        </w:rPr>
+      </w:pPr>
+    </w:p>
+    <w:p>
+      <w:pPr>
+        <w:spacing w:before="100" w:beforeAutospacing="1" w:after="0" w:line="240" w:lineRule="auto"/>
+        <w:outlineLvl w:val="2"/>
+        <w:rPr>
+          <w:rFonts w:ascii="Times New Roman" w:eastAsia="Times New Roman" w:hAnsi="Times New Roman" w:cs="Times New Roman"/>
+          <w:b/>
+          <w:bCs/>
+          <w:color w:val="1F1F1F"/>
+          <w:sz w:val="27"/>
+          <w:szCs w:val="27"/>
+          <w:lang w:eastAsia="en-IN"/>
+        </w:rPr>
+      </w:pPr>
+      <w:r>
+        <w:rPr>
+          <w:rFonts w:ascii="Times New Roman" w:eastAsia="Times New Roman" w:hAnsi="Times New Roman" w:cs="Times New Roman"/>
+          <w:b/>
+          <w:bCs/>
+          <w:color w:val="1F1F1F"/>
+          <w:sz w:val="27"/>
+          <w:szCs w:val="27"/>
+          <w:lang w:eastAsia="en-IN"/>
+        </w:rPr>
+        <w:lastRenderedPageBreak/>
+        <w:t>3-Minute Hackathon Winning Pitch Script</w:t>
+      </w:r>
+    </w:p>
+    <w:p>
+      <w:pPr>
+        <w:spacing w:after="0" w:line="240" w:lineRule="auto"/>
+        <w:rPr>
+          <w:rFonts w:ascii="Times New Roman" w:eastAsia="Times New Roman" w:hAnsi="Times New Roman" w:cs="Times New Roman"/>
+          <w:color w:val="1F1F1F"/>
+          <w:sz w:val="24"/>
+          <w:szCs w:val="24"/>
+          <w:lang w:eastAsia="en-IN"/>
+        </w:rPr>
+      </w:pPr>
+      <w:r>
+        <w:rPr>
+          <w:rFonts w:ascii="Times New Roman" w:eastAsia="Times New Roman" w:hAnsi="Times New Roman" w:cs="Times New Roman"/>
+          <w:b/>
+          <w:bCs/>
+          <w:color w:val="1F1F1F"/>
+          <w:sz w:val="24"/>
+          <w:szCs w:val="24"/>
+          <w:bdr w:val="none" w:sz="0" w:space="0" w:color="auto" w:frame="1"/>
+          <w:lang w:eastAsia="en-IN"/>
+        </w:rPr>
+        <w:t>0:00 – 0:40 | The Hook &amp; The Problem</w:t>
+      </w:r>
+    </w:p>
+    <w:p>
+      <w:pPr>
+        <w:spacing w:after="0" w:line="240" w:lineRule="auto"/>
+        <w:rPr>
+          <w:rFonts w:ascii="Times New Roman" w:eastAsia="Times New Roman" w:hAnsi="Times New Roman" w:cs="Times New Roman"/>
+          <w:color w:val="1F1F1F"/>
+          <w:sz w:val="24"/>
+          <w:szCs w:val="24"/>
+          <w:lang w:eastAsia="en-IN"/>
+        </w:rPr>
+      </w:pPr>
+      <w:r>
+        <w:rPr>
+          <w:rFonts w:ascii="Times New Roman" w:eastAsia="Times New Roman" w:hAnsi="Times New Roman" w:cs="Times New Roman"/>
+          <w:color w:val="1F1F1F"/>
+          <w:sz w:val="24"/>
+          <w:szCs w:val="24"/>
+          <w:lang w:eastAsia="en-IN"/>
+        </w:rPr>
+        <w:br/>
+        <w:t>"Good morning, respected jury members.</w:t>
+      </w:r>
+    </w:p>
+    <w:p>
+      <w:pPr>
+        <w:spacing w:after="0" w:line="240" w:lineRule="auto"/>
+        <w:rPr>
+          <w:rFonts w:ascii="Times New Roman" w:eastAsia="Times New Roman" w:hAnsi="Times New Roman" w:cs="Times New Roman"/>
+          <w:color w:val="1F1F1F"/>
+          <w:sz w:val="24"/>
+          <w:szCs w:val="24"/>
+          <w:lang w:eastAsia="en-IN"/>
+        </w:rPr>
+      </w:pPr>
+      <w:r>
+        <w:rPr>
+          <w:rFonts w:ascii="Times New Roman" w:eastAsia="Times New Roman" w:hAnsi="Times New Roman" w:cs="Times New Roman"/>
+          <w:color w:val="1F1F1F"/>
+          <w:sz w:val="24"/>
+          <w:szCs w:val="24"/>
+          <w:lang w:eastAsia="en-IN"/>
+        </w:rPr>
+        <w:t xml:space="preserve">In India today, over </w:t>
+      </w:r>
+      <w:r>
+        <w:rPr>
+          <w:rFonts w:ascii="Times New Roman" w:eastAsia="Times New Roman" w:hAnsi="Times New Roman" w:cs="Times New Roman"/>
+          <w:b/>
+          <w:bCs/>
+          <w:color w:val="1F1F1F"/>
+          <w:sz w:val="24"/>
+          <w:szCs w:val="24"/>
+          <w:bdr w:val="none" w:sz="0" w:space="0" w:color="auto" w:frame="1"/>
+          <w:lang w:eastAsia="en-IN"/>
+        </w:rPr>
+        <w:t>30% of total agricultural yield is lost each year to preventable foliar diseases</w:t>
+      </w:r>
+      <w:r>
+        <w:rPr>
+          <w:rFonts w:ascii="Times New Roman" w:eastAsia="Times New Roman" w:hAnsi="Times New Roman" w:cs="Times New Roman"/>
+          <w:color w:val="1F1F1F"/>
+          <w:sz w:val="24"/>
+          <w:szCs w:val="24"/>
+          <w:lang w:eastAsia="en-IN"/>
+        </w:rPr>
+        <w:t>. When a smallholder farmer in rural Uttar Pradesh spots dark brown lesions on their potato or tomato crop, they face three major hurdles:</w:t>
+      </w:r>
+    </w:p>
+    <w:p>
+      <w:pPr>
+        <w:spacing w:after="0" w:line="240" w:lineRule="auto"/>
+        <w:rPr>
+          <w:rFonts w:ascii="Times New Roman" w:eastAsia="Times New Roman" w:hAnsi="Times New Roman" w:cs="Times New Roman"/>
+          <w:color w:val="1F1F1F"/>
+          <w:sz w:val="24"/>
+          <w:szCs w:val="24"/>
+          <w:lang w:eastAsia="en-IN"/>
+        </w:rPr>
+      </w:pPr>
+      <w:r>
+        <w:rPr>
+          <w:rFonts w:ascii="Times New Roman" w:eastAsia="Times New Roman" w:hAnsi="Times New Roman" w:cs="Times New Roman"/>
+          <w:color w:val="1F1F1F"/>
+          <w:sz w:val="24"/>
+          <w:szCs w:val="24"/>
+          <w:lang w:eastAsia="en-IN"/>
+        </w:rPr>
+        <w:br/>
+      </w:r>
+      <w:r>
+        <w:rPr>
+          <w:rFonts w:ascii="Times New Roman" w:eastAsia="Times New Roman" w:hAnsi="Times New Roman" w:cs="Times New Roman"/>
+          <w:b/>
+          <w:bCs/>
+          <w:color w:val="1F1F1F"/>
+          <w:sz w:val="24"/>
+          <w:szCs w:val="24"/>
+          <w:bdr w:val="none" w:sz="0" w:space="0" w:color="auto" w:frame="1"/>
+          <w:lang w:eastAsia="en-IN"/>
+        </w:rPr>
+        <w:t>Pathologist Scarcity:</w:t>
+      </w:r>
+      <w:r>
+        <w:rPr>
+          <w:rFonts w:ascii="Times New Roman" w:eastAsia="Times New Roman" w:hAnsi="Times New Roman" w:cs="Times New Roman"/>
+          <w:color w:val="1F1F1F"/>
+          <w:sz w:val="24"/>
+          <w:szCs w:val="24"/>
+          <w:lang w:eastAsia="en-IN"/>
+        </w:rPr>
+        <w:t xml:space="preserve"> No immediate access to an agricultural extension officer.</w:t>
+      </w:r>
+    </w:p>
+    <w:p>
+      <w:pPr>
+        <w:spacing w:after="0" w:line="240" w:lineRule="auto"/>
+        <w:rPr>
+          <w:rFonts w:ascii="Times New Roman" w:eastAsia="Times New Roman" w:hAnsi="Times New Roman" w:cs="Times New Roman"/>
+          <w:color w:val="1F1F1F"/>
+          <w:sz w:val="24"/>
+          <w:szCs w:val="24"/>
+          <w:lang w:eastAsia="en-IN"/>
+        </w:rPr>
+      </w:pPr>
+    </w:p>
+    <w:p>
+      <w:pPr>
+        <w:spacing w:after="0" w:line="240" w:lineRule="auto"/>
+        <w:rPr>
+          <w:rFonts w:ascii="Times New Roman" w:eastAsia="Times New Roman" w:hAnsi="Times New Roman" w:cs="Times New Roman"/>
+          <w:color w:val="1F1F1F"/>
+          <w:sz w:val="24"/>
+          <w:szCs w:val="24"/>
+          <w:lang w:eastAsia="en-IN"/>
+        </w:rPr>
+      </w:pPr>
+      <w:r>
+        <w:rPr>
+          <w:rFonts w:ascii="Times New Roman" w:eastAsia="Times New Roman" w:hAnsi="Times New Roman" w:cs="Times New Roman"/>
+          <w:b/>
+          <w:bCs/>
+          <w:color w:val="1F1F1F"/>
+          <w:sz w:val="24"/>
+          <w:szCs w:val="24"/>
+          <w:bdr w:val="none" w:sz="0" w:space="0" w:color="auto" w:frame="1"/>
+          <w:lang w:eastAsia="en-IN"/>
+        </w:rPr>
+        <w:t>The Literacy &amp; Language Barrier:</w:t>
+      </w:r>
+      <w:r>
+        <w:rPr>
+          <w:rFonts w:ascii="Times New Roman" w:eastAsia="Times New Roman" w:hAnsi="Times New Roman" w:cs="Times New Roman"/>
+          <w:color w:val="1F1F1F"/>
+          <w:sz w:val="24"/>
+          <w:szCs w:val="24"/>
+          <w:lang w:eastAsia="en-IN"/>
+        </w:rPr>
+        <w:t xml:space="preserve"> Most mobile advisories are written in complex English or dense technical text.</w:t>
+      </w:r>
+    </w:p>
+    <w:p>
+      <w:pPr>
+        <w:spacing w:after="0" w:line="240" w:lineRule="auto"/>
+        <w:rPr>
+          <w:rFonts w:ascii="Times New Roman" w:eastAsia="Times New Roman" w:hAnsi="Times New Roman" w:cs="Times New Roman"/>
+          <w:color w:val="1F1F1F"/>
+          <w:sz w:val="24"/>
+          <w:szCs w:val="24"/>
+          <w:lang w:eastAsia="en-IN"/>
+        </w:rPr>
+      </w:pPr>
+    </w:p>
+    <w:p>
+      <w:pPr>
+        <w:spacing w:after="0" w:line="240" w:lineRule="auto"/>
+        <w:rPr>
+          <w:rFonts w:ascii="Times New Roman" w:eastAsia="Times New Roman" w:hAnsi="Times New Roman" w:cs="Times New Roman"/>
+          <w:color w:val="1F1F1F"/>
+          <w:sz w:val="24"/>
+          <w:szCs w:val="24"/>
+          <w:lang w:eastAsia="en-IN"/>
+        </w:rPr>
+      </w:pPr>
+      <w:r>
+        <w:rPr>
+          <w:rFonts w:ascii="Times New Roman" w:eastAsia="Times New Roman" w:hAnsi="Times New Roman" w:cs="Times New Roman"/>
+          <w:b/>
+          <w:bCs/>
+          <w:color w:val="1F1F1F"/>
+          <w:sz w:val="24"/>
+          <w:szCs w:val="24"/>
+          <w:bdr w:val="none" w:sz="0" w:space="0" w:color="auto" w:frame="1"/>
+          <w:lang w:eastAsia="en-IN"/>
+        </w:rPr>
+        <w:t>Indiscriminate Pesticide Use:</w:t>
+      </w:r>
+      <w:r>
+        <w:rPr>
+          <w:rFonts w:ascii="Times New Roman" w:eastAsia="Times New Roman" w:hAnsi="Times New Roman" w:cs="Times New Roman"/>
+          <w:color w:val="1F1F1F"/>
+          <w:sz w:val="24"/>
+          <w:szCs w:val="24"/>
+          <w:lang w:eastAsia="en-IN"/>
+        </w:rPr>
+        <w:t xml:space="preserve"> Guessing treatments leads to chemical overuse, soil toxicity, and financial debt.</w:t>
+      </w:r>
+    </w:p>
+    <w:p>
+      <w:pPr>
+        <w:spacing w:after="0" w:line="240" w:lineRule="auto"/>
+        <w:rPr>
+          <w:rFonts w:ascii="Times New Roman" w:eastAsia="Times New Roman" w:hAnsi="Times New Roman" w:cs="Times New Roman"/>
+          <w:color w:val="1F1F1F"/>
+          <w:sz w:val="24"/>
+          <w:szCs w:val="24"/>
+          <w:lang w:eastAsia="en-IN"/>
+        </w:rPr>
+      </w:pPr>
+      <w:r>
+        <w:rPr>
+          <w:rFonts w:ascii="Times New Roman" w:eastAsia="Times New Roman" w:hAnsi="Times New Roman" w:cs="Times New Roman"/>
+          <w:color w:val="1F1F1F"/>
+          <w:sz w:val="24"/>
+          <w:szCs w:val="24"/>
+          <w:lang w:eastAsia="en-IN"/>
+        </w:rPr>
+        <w:t xml:space="preserve">We asked ourselves: </w:t>
+      </w:r>
+      <w:r>
+        <w:rPr>
+          <w:rFonts w:ascii="Times New Roman" w:eastAsia="Times New Roman" w:hAnsi="Times New Roman" w:cs="Times New Roman"/>
+          <w:i/>
+          <w:iCs/>
+          <w:color w:val="1F1F1F"/>
+          <w:sz w:val="24"/>
+          <w:szCs w:val="24"/>
+          <w:bdr w:val="none" w:sz="0" w:space="0" w:color="auto" w:frame="1"/>
+          <w:lang w:eastAsia="en-IN"/>
+        </w:rPr>
+        <w:t>What if every smallholder farmer had an expert plant pathologist in their pocket that speaks directly in their own mother tongue?</w:t>
+      </w:r>
+      <w:r>
+        <w:rPr>
+          <w:rFonts w:ascii="Times New Roman" w:eastAsia="Times New Roman" w:hAnsi="Times New Roman" w:cs="Times New Roman"/>
+          <w:color w:val="1F1F1F"/>
+          <w:sz w:val="24"/>
+          <w:szCs w:val="24"/>
+          <w:lang w:eastAsia="en-IN"/>
+        </w:rPr>
+        <w:t>"</w:t>
+      </w:r>
+    </w:p>
+    <w:p>
+      <w:pPr>
+        <w:spacing w:after="0" w:line="240" w:lineRule="auto"/>
+        <w:rPr>
+          <w:rFonts w:ascii="Times New Roman" w:eastAsia="Times New Roman" w:hAnsi="Times New Roman" w:cs="Times New Roman"/>
+          <w:color w:val="1F1F1F"/>
+          <w:sz w:val="24"/>
+          <w:szCs w:val="24"/>
+          <w:lang w:eastAsia="en-IN"/>
+        </w:rPr>
+      </w:pPr>
+    </w:p>
+    <w:p>
+      <w:pPr>
+        <w:spacing w:after="0" w:line="240" w:lineRule="auto"/>
+        <w:rPr>
+          <w:rFonts w:ascii="Times New Roman" w:eastAsia="Times New Roman" w:hAnsi="Times New Roman" w:cs="Times New Roman"/>
+          <w:color w:val="1F1F1F"/>
+          <w:sz w:val="24"/>
+          <w:szCs w:val="24"/>
+          <w:lang w:eastAsia="en-IN"/>
+        </w:rPr>
+      </w:pPr>
+      <w:r>
+        <w:rPr>
+          <w:rFonts w:ascii="Times New Roman" w:eastAsia="Times New Roman" w:hAnsi="Times New Roman" w:cs="Times New Roman"/>
+          <w:b/>
+          <w:bCs/>
+          <w:color w:val="1F1F1F"/>
+          <w:sz w:val="24"/>
+          <w:szCs w:val="24"/>
+          <w:bdr w:val="none" w:sz="0" w:space="0" w:color="auto" w:frame="1"/>
+          <w:lang w:eastAsia="en-IN"/>
+        </w:rPr>
+        <w:t>0:40 – 1:40 | The Live Demonstration</w:t>
+      </w:r>
+    </w:p>
+    <w:p>
+      <w:pPr>
+        <w:spacing w:after="0" w:line="240" w:lineRule="auto"/>
+        <w:rPr>
+          <w:rFonts w:ascii="Times New Roman" w:eastAsia="Times New Roman" w:hAnsi="Times New Roman" w:cs="Times New Roman"/>
+          <w:color w:val="1F1F1F"/>
+          <w:sz w:val="24"/>
+          <w:szCs w:val="24"/>
+          <w:lang w:eastAsia="en-IN"/>
+        </w:rPr>
+      </w:pPr>
+      <w:r>
+        <w:rPr>
+          <w:rFonts w:ascii="Times New Roman" w:eastAsia="Times New Roman" w:hAnsi="Times New Roman" w:cs="Times New Roman"/>
+          <w:color w:val="1F1F1F"/>
+          <w:sz w:val="24"/>
+          <w:szCs w:val="24"/>
+          <w:lang w:eastAsia="en-IN"/>
+        </w:rPr>
+        <w:br/>
+        <w:t xml:space="preserve">"To solve this, we created </w:t>
+      </w:r>
+      <w:proofErr w:type="spellStart"/>
+      <w:r>
+        <w:rPr>
+          <w:rFonts w:ascii="Times New Roman" w:eastAsia="Times New Roman" w:hAnsi="Times New Roman" w:cs="Times New Roman"/>
+          <w:b/>
+          <w:bCs/>
+          <w:color w:val="1F1F1F"/>
+          <w:sz w:val="24"/>
+          <w:szCs w:val="24"/>
+          <w:bdr w:val="none" w:sz="0" w:space="0" w:color="auto" w:frame="1"/>
+          <w:lang w:eastAsia="en-IN"/>
+        </w:rPr>
+        <w:t>KrishiSetu</w:t>
+      </w:r>
+      <w:proofErr w:type="spellEnd"/>
+      <w:r>
+        <w:rPr>
+          <w:rFonts w:ascii="Times New Roman" w:eastAsia="Times New Roman" w:hAnsi="Times New Roman" w:cs="Times New Roman"/>
+          <w:color w:val="1F1F1F"/>
+          <w:sz w:val="24"/>
+          <w:szCs w:val="24"/>
+          <w:lang w:eastAsia="en-IN"/>
+        </w:rPr>
+        <w:t xml:space="preserve"> — an AI-powered </w:t>
+      </w:r>
+      <w:proofErr w:type="spellStart"/>
+      <w:r>
+        <w:rPr>
+          <w:rFonts w:ascii="Times New Roman" w:eastAsia="Times New Roman" w:hAnsi="Times New Roman" w:cs="Times New Roman"/>
+          <w:color w:val="1F1F1F"/>
+          <w:sz w:val="24"/>
+          <w:szCs w:val="24"/>
+          <w:lang w:eastAsia="en-IN"/>
+        </w:rPr>
+        <w:t>agro</w:t>
+      </w:r>
+      <w:proofErr w:type="spellEnd"/>
+      <w:r>
+        <w:rPr>
+          <w:rFonts w:ascii="Times New Roman" w:eastAsia="Times New Roman" w:hAnsi="Times New Roman" w:cs="Times New Roman"/>
+          <w:color w:val="1F1F1F"/>
+          <w:sz w:val="24"/>
+          <w:szCs w:val="24"/>
+          <w:lang w:eastAsia="en-IN"/>
+        </w:rPr>
+        <w:t>-diagnostic platform engineered for instant, zero-latency rural deployment.</w:t>
+      </w:r>
+    </w:p>
+    <w:p>
+      <w:pPr>
+        <w:spacing w:after="0" w:line="240" w:lineRule="auto"/>
+        <w:rPr>
+          <w:rFonts w:ascii="Times New Roman" w:eastAsia="Times New Roman" w:hAnsi="Times New Roman" w:cs="Times New Roman"/>
+          <w:color w:val="1F1F1F"/>
+          <w:sz w:val="24"/>
+          <w:szCs w:val="24"/>
+          <w:lang w:eastAsia="en-IN"/>
+        </w:rPr>
+      </w:pPr>
+    </w:p>
+    <w:p>
+      <w:pPr>
+        <w:spacing w:after="0" w:line="240" w:lineRule="auto"/>
+        <w:rPr>
+          <w:rFonts w:ascii="Times New Roman" w:eastAsia="Times New Roman" w:hAnsi="Times New Roman" w:cs="Times New Roman"/>
+          <w:color w:val="1F1F1F"/>
+          <w:sz w:val="24"/>
+          <w:szCs w:val="24"/>
+          <w:lang w:eastAsia="en-IN"/>
+        </w:rPr>
+      </w:pPr>
+      <w:r>
+        <w:rPr>
+          <w:rFonts w:ascii="Times New Roman" w:eastAsia="Times New Roman" w:hAnsi="Times New Roman" w:cs="Times New Roman"/>
+          <w:color w:val="1F1F1F"/>
+          <w:sz w:val="24"/>
+          <w:szCs w:val="24"/>
+          <w:lang w:eastAsia="en-IN"/>
+        </w:rPr>
+        <w:t>Let’s look at the screen:</w:t>
+      </w:r>
+    </w:p>
+    <w:p>
+      <w:pPr>
+        <w:spacing w:after="0" w:line="240" w:lineRule="auto"/>
+        <w:rPr>
+          <w:rFonts w:ascii="Times New Roman" w:eastAsia="Times New Roman" w:hAnsi="Times New Roman" w:cs="Times New Roman"/>
+          <w:color w:val="1F1F1F"/>
+          <w:sz w:val="24"/>
+          <w:szCs w:val="24"/>
+          <w:lang w:eastAsia="en-IN"/>
+        </w:rPr>
+      </w:pPr>
+    </w:p>
+    <w:p>
+      <w:pPr>
+        <w:spacing w:after="0" w:line="240" w:lineRule="auto"/>
+        <w:rPr>
+          <w:rFonts w:ascii="Times New Roman" w:eastAsia="Times New Roman" w:hAnsi="Times New Roman" w:cs="Times New Roman"/>
+          <w:color w:val="1F1F1F"/>
+          <w:sz w:val="24"/>
+          <w:szCs w:val="24"/>
+          <w:lang w:eastAsia="en-IN"/>
+        </w:rPr>
+      </w:pPr>
+      <w:r>
+        <w:rPr>
+          <w:rFonts w:ascii="Times New Roman" w:eastAsia="Times New Roman" w:hAnsi="Times New Roman" w:cs="Times New Roman"/>
+          <w:i/>
+          <w:iCs/>
+          <w:color w:val="1F1F1F"/>
+          <w:sz w:val="24"/>
+          <w:szCs w:val="24"/>
+          <w:bdr w:val="none" w:sz="0" w:space="0" w:color="auto" w:frame="1"/>
+          <w:lang w:eastAsia="en-IN"/>
+        </w:rPr>
+        <w:t>(Click a test leaf or upload an infected image)</w:t>
+      </w:r>
+    </w:p>
+    <w:p>
+      <w:pPr>
+        <w:spacing w:after="0" w:line="240" w:lineRule="auto"/>
+        <w:rPr>
+          <w:rFonts w:ascii="Times New Roman" w:eastAsia="Times New Roman" w:hAnsi="Times New Roman" w:cs="Times New Roman"/>
+          <w:color w:val="1F1F1F"/>
+          <w:sz w:val="24"/>
+          <w:szCs w:val="24"/>
+          <w:lang w:eastAsia="en-IN"/>
+        </w:rPr>
+      </w:pPr>
+      <w:r>
+        <w:rPr>
+          <w:rFonts w:ascii="Times New Roman" w:eastAsia="Times New Roman" w:hAnsi="Times New Roman" w:cs="Times New Roman"/>
+          <w:color w:val="1F1F1F"/>
+          <w:sz w:val="24"/>
+          <w:szCs w:val="24"/>
+          <w:lang w:eastAsia="en-IN"/>
+        </w:rPr>
+        <w:br/>
+      </w:r>
+      <w:r>
+        <w:rPr>
+          <w:rFonts w:ascii="Times New Roman" w:eastAsia="Times New Roman" w:hAnsi="Times New Roman" w:cs="Times New Roman"/>
+          <w:b/>
+          <w:bCs/>
+          <w:color w:val="1F1F1F"/>
+          <w:sz w:val="24"/>
+          <w:szCs w:val="24"/>
+          <w:bdr w:val="none" w:sz="0" w:space="0" w:color="auto" w:frame="1"/>
+          <w:lang w:eastAsia="en-IN"/>
+        </w:rPr>
+        <w:t>Instant Visual Inference:</w:t>
+      </w:r>
+      <w:r>
+        <w:rPr>
+          <w:rFonts w:ascii="Times New Roman" w:eastAsia="Times New Roman" w:hAnsi="Times New Roman" w:cs="Times New Roman"/>
+          <w:color w:val="1F1F1F"/>
+          <w:sz w:val="24"/>
+          <w:szCs w:val="24"/>
+          <w:lang w:eastAsia="en-IN"/>
+        </w:rPr>
+        <w:t xml:space="preserve"> In under </w:t>
+      </w:r>
+      <w:r>
+        <w:rPr>
+          <w:rFonts w:ascii="Times New Roman" w:eastAsia="Times New Roman" w:hAnsi="Times New Roman" w:cs="Times New Roman"/>
+          <w:b/>
+          <w:bCs/>
+          <w:color w:val="1F1F1F"/>
+          <w:sz w:val="24"/>
+          <w:szCs w:val="24"/>
+          <w:bdr w:val="none" w:sz="0" w:space="0" w:color="auto" w:frame="1"/>
+          <w:lang w:eastAsia="en-IN"/>
+        </w:rPr>
+        <w:t>80 milliseconds</w:t>
+      </w:r>
+      <w:r>
+        <w:rPr>
+          <w:rFonts w:ascii="Times New Roman" w:eastAsia="Times New Roman" w:hAnsi="Times New Roman" w:cs="Times New Roman"/>
+          <w:color w:val="1F1F1F"/>
+          <w:sz w:val="24"/>
+          <w:szCs w:val="24"/>
+          <w:lang w:eastAsia="en-IN"/>
+        </w:rPr>
+        <w:t xml:space="preserve">, our edge computer vision engine scans the leaf tissue and diagnoses </w:t>
+      </w:r>
+      <w:r>
+        <w:rPr>
+          <w:rFonts w:ascii="Times New Roman" w:eastAsia="Times New Roman" w:hAnsi="Times New Roman" w:cs="Times New Roman"/>
+          <w:b/>
+          <w:bCs/>
+          <w:color w:val="1F1F1F"/>
+          <w:sz w:val="24"/>
+          <w:szCs w:val="24"/>
+          <w:bdr w:val="none" w:sz="0" w:space="0" w:color="auto" w:frame="1"/>
+          <w:lang w:eastAsia="en-IN"/>
+        </w:rPr>
+        <w:t>Bacterial Leaf Spot</w:t>
+      </w:r>
+      <w:r>
+        <w:rPr>
+          <w:rFonts w:ascii="Times New Roman" w:eastAsia="Times New Roman" w:hAnsi="Times New Roman" w:cs="Times New Roman"/>
+          <w:color w:val="1F1F1F"/>
+          <w:sz w:val="24"/>
+          <w:szCs w:val="24"/>
+          <w:lang w:eastAsia="en-IN"/>
+        </w:rPr>
+        <w:t xml:space="preserve"> with a </w:t>
+      </w:r>
+      <w:r>
+        <w:rPr>
+          <w:rFonts w:ascii="Times New Roman" w:eastAsia="Times New Roman" w:hAnsi="Times New Roman" w:cs="Times New Roman"/>
+          <w:b/>
+          <w:bCs/>
+          <w:color w:val="1F1F1F"/>
+          <w:sz w:val="24"/>
+          <w:szCs w:val="24"/>
+          <w:bdr w:val="none" w:sz="0" w:space="0" w:color="auto" w:frame="1"/>
+          <w:lang w:eastAsia="en-IN"/>
+        </w:rPr>
+        <w:t>95.8% confidence score</w:t>
+      </w:r>
+      <w:r>
+        <w:rPr>
+          <w:rFonts w:ascii="Times New Roman" w:eastAsia="Times New Roman" w:hAnsi="Times New Roman" w:cs="Times New Roman"/>
+          <w:color w:val="1F1F1F"/>
+          <w:sz w:val="24"/>
+          <w:szCs w:val="24"/>
+          <w:lang w:eastAsia="en-IN"/>
+        </w:rPr>
+        <w:t>.</w:t>
+      </w:r>
+    </w:p>
+    <w:p>
+      <w:pPr>
+        <w:spacing w:before="100" w:beforeAutospacing="1" w:after="0" w:line="240" w:lineRule="auto"/>
+        <w:rPr>
+          <w:rFonts w:ascii="Times New Roman" w:eastAsia="Times New Roman" w:hAnsi="Times New Roman" w:cs="Times New Roman"/>
+          <w:color w:val="1F1F1F"/>
+          <w:sz w:val="24"/>
+          <w:szCs w:val="24"/>
+          <w:lang w:eastAsia="en-IN"/>
+        </w:rPr>
+      </w:pPr>
+      <w:r>
+        <w:rPr>
+          <w:rFonts w:ascii="Times New Roman" w:eastAsia="Times New Roman" w:hAnsi="Times New Roman" w:cs="Times New Roman"/>
+          <w:b/>
+          <w:bCs/>
+          <w:color w:val="1F1F1F"/>
+          <w:sz w:val="24"/>
+          <w:szCs w:val="24"/>
+          <w:bdr w:val="none" w:sz="0" w:space="0" w:color="auto" w:frame="1"/>
+          <w:lang w:eastAsia="en-IN"/>
+        </w:rPr>
+        <w:t>Zero-Literacy Voice Accessibility:</w:t>
+      </w:r>
+      <w:r>
+        <w:rPr>
+          <w:rFonts w:ascii="Times New Roman" w:eastAsia="Times New Roman" w:hAnsi="Times New Roman" w:cs="Times New Roman"/>
+          <w:color w:val="1F1F1F"/>
+          <w:sz w:val="24"/>
+          <w:szCs w:val="24"/>
+          <w:lang w:eastAsia="en-IN"/>
+        </w:rPr>
+        <w:t xml:space="preserve"> Instead of forcing the farmer to read technical jargon, </w:t>
+      </w:r>
+      <w:proofErr w:type="spellStart"/>
+      <w:r>
+        <w:rPr>
+          <w:rFonts w:ascii="Times New Roman" w:eastAsia="Times New Roman" w:hAnsi="Times New Roman" w:cs="Times New Roman"/>
+          <w:color w:val="1F1F1F"/>
+          <w:sz w:val="24"/>
+          <w:szCs w:val="24"/>
+          <w:lang w:eastAsia="en-IN"/>
+        </w:rPr>
+        <w:t>KrishiSetu</w:t>
+      </w:r>
+      <w:proofErr w:type="spellEnd"/>
+      <w:r>
+        <w:rPr>
+          <w:rFonts w:ascii="Times New Roman" w:eastAsia="Times New Roman" w:hAnsi="Times New Roman" w:cs="Times New Roman"/>
+          <w:color w:val="1F1F1F"/>
+          <w:sz w:val="24"/>
+          <w:szCs w:val="24"/>
+          <w:lang w:eastAsia="en-IN"/>
+        </w:rPr>
+        <w:t xml:space="preserve"> delivers an instant spoken advisory.</w:t>
+      </w:r>
+    </w:p>
+    <w:p>
+      <w:pPr>
+        <w:spacing w:after="0" w:line="240" w:lineRule="auto"/>
+        <w:rPr>
+          <w:rFonts w:ascii="Times New Roman" w:eastAsia="Times New Roman" w:hAnsi="Times New Roman" w:cs="Times New Roman"/>
+          <w:color w:val="1F1F1F"/>
+          <w:sz w:val="24"/>
+          <w:szCs w:val="24"/>
+          <w:lang w:eastAsia="en-IN"/>
+        </w:rPr>
+      </w:pPr>
+      <w:r>
+        <w:rPr>
+          <w:rFonts w:ascii="Times New Roman" w:eastAsia="Times New Roman" w:hAnsi="Times New Roman" w:cs="Times New Roman"/>
+          <w:i/>
+          <w:iCs/>
+          <w:color w:val="1F1F1F"/>
+          <w:sz w:val="24"/>
+          <w:szCs w:val="24"/>
+          <w:bdr w:val="none" w:sz="0" w:space="0" w:color="auto" w:frame="1"/>
+          <w:lang w:eastAsia="en-IN"/>
+        </w:rPr>
+        <w:t>(Click the '</w:t>
+      </w:r>
+      <w:proofErr w:type="spellStart"/>
+      <w:r>
+        <w:rPr>
+          <w:rFonts w:ascii="Nirmala UI" w:eastAsia="Times New Roman" w:hAnsi="Nirmala UI" w:cs="Nirmala UI"/>
+          <w:i/>
+          <w:iCs/>
+          <w:color w:val="1F1F1F"/>
+          <w:sz w:val="24"/>
+          <w:szCs w:val="24"/>
+          <w:bdr w:val="none" w:sz="0" w:space="0" w:color="auto" w:frame="1"/>
+          <w:lang w:eastAsia="en-IN"/>
+        </w:rPr>
+        <w:t>हिंदी</w:t>
+      </w:r>
+      <w:proofErr w:type="spellEnd"/>
+      <w:r>
+        <w:rPr>
+          <w:rFonts w:ascii="Times New Roman" w:eastAsia="Times New Roman" w:hAnsi="Times New Roman" w:cs="Times New Roman"/>
+          <w:i/>
+          <w:iCs/>
+          <w:color w:val="1F1F1F"/>
+          <w:sz w:val="24"/>
+          <w:szCs w:val="24"/>
+          <w:bdr w:val="none" w:sz="0" w:space="0" w:color="auto" w:frame="1"/>
+          <w:lang w:eastAsia="en-IN"/>
+        </w:rPr>
+        <w:t xml:space="preserve"> </w:t>
+      </w:r>
+      <w:proofErr w:type="spellStart"/>
+      <w:r>
+        <w:rPr>
+          <w:rFonts w:ascii="Nirmala UI" w:eastAsia="Times New Roman" w:hAnsi="Nirmala UI" w:cs="Nirmala UI"/>
+          <w:i/>
+          <w:iCs/>
+          <w:color w:val="1F1F1F"/>
+          <w:sz w:val="24"/>
+          <w:szCs w:val="24"/>
+          <w:bdr w:val="none" w:sz="0" w:space="0" w:color="auto" w:frame="1"/>
+          <w:lang w:eastAsia="en-IN"/>
+        </w:rPr>
+        <w:t>में</w:t>
+      </w:r>
+      <w:proofErr w:type="spellEnd"/>
+      <w:r>
+        <w:rPr>
+          <w:rFonts w:ascii="Times New Roman" w:eastAsia="Times New Roman" w:hAnsi="Times New Roman" w:cs="Times New Roman"/>
+          <w:i/>
+          <w:iCs/>
+          <w:color w:val="1F1F1F"/>
+          <w:sz w:val="24"/>
+          <w:szCs w:val="24"/>
+          <w:bdr w:val="none" w:sz="0" w:space="0" w:color="auto" w:frame="1"/>
+          <w:lang w:eastAsia="en-IN"/>
+        </w:rPr>
+        <w:t xml:space="preserve"> </w:t>
+      </w:r>
+      <w:proofErr w:type="spellStart"/>
+      <w:r>
+        <w:rPr>
+          <w:rFonts w:ascii="Nirmala UI" w:eastAsia="Times New Roman" w:hAnsi="Nirmala UI" w:cs="Nirmala UI"/>
+          <w:i/>
+          <w:iCs/>
+          <w:color w:val="1F1F1F"/>
+          <w:sz w:val="24"/>
+          <w:szCs w:val="24"/>
+          <w:bdr w:val="none" w:sz="0" w:space="0" w:color="auto" w:frame="1"/>
+          <w:lang w:eastAsia="en-IN"/>
+        </w:rPr>
+        <w:t>सुनें</w:t>
+      </w:r>
+      <w:proofErr w:type="spellEnd"/>
+      <w:r>
+        <w:rPr>
+          <w:rFonts w:ascii="Times New Roman" w:eastAsia="Times New Roman" w:hAnsi="Times New Roman" w:cs="Times New Roman"/>
+          <w:i/>
+          <w:iCs/>
+          <w:color w:val="1F1F1F"/>
+          <w:sz w:val="24"/>
+          <w:szCs w:val="24"/>
+          <w:bdr w:val="none" w:sz="0" w:space="0" w:color="auto" w:frame="1"/>
+          <w:lang w:eastAsia="en-IN"/>
+        </w:rPr>
+        <w:t>' button at 100% laptop volume so the jury clearly hears the Hindi audio)</w:t>
+      </w:r>
+    </w:p>
+    <w:p>
+      <w:pPr>
+        <w:spacing w:after="0" w:line="240" w:lineRule="auto"/>
+        <w:rPr>
+          <w:rFonts w:ascii="Times New Roman" w:eastAsia="Times New Roman" w:hAnsi="Times New Roman" w:cs="Times New Roman"/>
+          <w:color w:val="1F1F1F"/>
+          <w:sz w:val="24"/>
+          <w:szCs w:val="24"/>
+          <w:lang w:eastAsia="en-IN"/>
+        </w:rPr>
+      </w:pPr>
+      <w:r>
+        <w:rPr>
+          <w:rFonts w:ascii="Times New Roman" w:eastAsia="Times New Roman" w:hAnsi="Times New Roman" w:cs="Times New Roman"/>
+          <w:color w:val="1F1F1F"/>
+          <w:sz w:val="24"/>
+          <w:szCs w:val="24"/>
+          <w:lang w:eastAsia="en-IN"/>
+        </w:rPr>
+        <w:br/>
+      </w:r>
+      <w:r>
+        <w:rPr>
+          <w:rFonts w:ascii="Times New Roman" w:eastAsia="Times New Roman" w:hAnsi="Times New Roman" w:cs="Times New Roman"/>
+          <w:b/>
+          <w:bCs/>
+          <w:color w:val="1F1F1F"/>
+          <w:sz w:val="24"/>
+          <w:szCs w:val="24"/>
+          <w:bdr w:val="none" w:sz="0" w:space="0" w:color="auto" w:frame="1"/>
+          <w:lang w:eastAsia="en-IN"/>
+        </w:rPr>
+        <w:t>Balanced Dual-Remedy Protocol:</w:t>
+      </w:r>
+      <w:r>
+        <w:rPr>
+          <w:rFonts w:ascii="Times New Roman" w:eastAsia="Times New Roman" w:hAnsi="Times New Roman" w:cs="Times New Roman"/>
+          <w:color w:val="1F1F1F"/>
+          <w:sz w:val="24"/>
+          <w:szCs w:val="24"/>
+          <w:lang w:eastAsia="en-IN"/>
+        </w:rPr>
+        <w:t xml:space="preserve"> We don't just push chemicals. We provide a </w:t>
+      </w:r>
+      <w:r>
+        <w:rPr>
+          <w:rFonts w:ascii="Times New Roman" w:eastAsia="Times New Roman" w:hAnsi="Times New Roman" w:cs="Times New Roman"/>
+          <w:b/>
+          <w:bCs/>
+          <w:color w:val="1F1F1F"/>
+          <w:sz w:val="24"/>
+          <w:szCs w:val="24"/>
+          <w:bdr w:val="none" w:sz="0" w:space="0" w:color="auto" w:frame="1"/>
+          <w:lang w:eastAsia="en-IN"/>
+        </w:rPr>
+        <w:t>biological organic remedy</w:t>
+      </w:r>
+      <w:r>
+        <w:rPr>
+          <w:rFonts w:ascii="Times New Roman" w:eastAsia="Times New Roman" w:hAnsi="Times New Roman" w:cs="Times New Roman"/>
+          <w:color w:val="1F1F1F"/>
+          <w:sz w:val="24"/>
+          <w:szCs w:val="24"/>
+          <w:lang w:eastAsia="en-IN"/>
+        </w:rPr>
+        <w:t xml:space="preserve"> like neem extract to preserve soil microbiology, alongside a </w:t>
+      </w:r>
+      <w:r>
+        <w:rPr>
+          <w:rFonts w:ascii="Times New Roman" w:eastAsia="Times New Roman" w:hAnsi="Times New Roman" w:cs="Times New Roman"/>
+          <w:b/>
+          <w:bCs/>
+          <w:color w:val="1F1F1F"/>
+          <w:sz w:val="24"/>
+          <w:szCs w:val="24"/>
+          <w:bdr w:val="none" w:sz="0" w:space="0" w:color="auto" w:frame="1"/>
+          <w:lang w:eastAsia="en-IN"/>
+        </w:rPr>
+        <w:t>measured chemical dosage</w:t>
+      </w:r>
+      <w:r>
+        <w:rPr>
+          <w:rFonts w:ascii="Times New Roman" w:eastAsia="Times New Roman" w:hAnsi="Times New Roman" w:cs="Times New Roman"/>
+          <w:color w:val="1F1F1F"/>
+          <w:sz w:val="24"/>
+          <w:szCs w:val="24"/>
+          <w:lang w:eastAsia="en-IN"/>
+        </w:rPr>
+        <w:t xml:space="preserve"> to prevent crop mortality."</w:t>
+      </w:r>
+    </w:p>
+    <w:p>
+      <w:pPr>
+        <w:spacing w:after="0" w:line="240" w:lineRule="auto"/>
+        <w:rPr>
+          <w:rFonts w:ascii="Times New Roman" w:eastAsia="Times New Roman" w:hAnsi="Times New Roman" w:cs="Times New Roman"/>
+          <w:color w:val="1F1F1F"/>
+          <w:sz w:val="24"/>
+          <w:szCs w:val="24"/>
+          <w:lang w:eastAsia="en-IN"/>
+        </w:rPr>
+      </w:pPr>
+      <w:r>
+        <w:rPr>
+          <w:rFonts w:ascii="Times New Roman" w:eastAsia="Times New Roman" w:hAnsi="Times New Roman" w:cs="Times New Roman"/>
+          <w:b/>
+          <w:bCs/>
+          <w:color w:val="1F1F1F"/>
+          <w:sz w:val="24"/>
+          <w:szCs w:val="24"/>
+          <w:bdr w:val="none" w:sz="0" w:space="0" w:color="auto" w:frame="1"/>
+          <w:lang w:eastAsia="en-IN"/>
+        </w:rPr>
+        <w:t>1:40 – 2:20 | Technical Architecture &amp; Innovation</w:t>
+      </w:r>
+    </w:p>
+    <w:p>
+      <w:pPr>
+        <w:spacing w:after="0" w:line="240" w:lineRule="auto"/>
+        <w:rPr>
+          <w:rFonts w:ascii="Times New Roman" w:eastAsia="Times New Roman" w:hAnsi="Times New Roman" w:cs="Times New Roman"/>
+          <w:color w:val="1F1F1F"/>
+          <w:sz w:val="24"/>
+          <w:szCs w:val="24"/>
+          <w:lang w:eastAsia="en-IN"/>
+        </w:rPr>
+      </w:pPr>
+      <w:r>
+        <w:rPr>
+          <w:rFonts w:ascii="Times New Roman" w:eastAsia="Times New Roman" w:hAnsi="Times New Roman" w:cs="Times New Roman"/>
+          <w:color w:val="1F1F1F"/>
+          <w:sz w:val="24"/>
+          <w:szCs w:val="24"/>
+          <w:lang w:eastAsia="en-IN"/>
+        </w:rPr>
+        <w:br/>
+        <w:t xml:space="preserve">"From an engineering standpoint, </w:t>
+      </w:r>
+      <w:proofErr w:type="spellStart"/>
+      <w:r>
+        <w:rPr>
+          <w:rFonts w:ascii="Times New Roman" w:eastAsia="Times New Roman" w:hAnsi="Times New Roman" w:cs="Times New Roman"/>
+          <w:color w:val="1F1F1F"/>
+          <w:sz w:val="24"/>
+          <w:szCs w:val="24"/>
+          <w:lang w:eastAsia="en-IN"/>
+        </w:rPr>
+        <w:t>KrishiSetu</w:t>
+      </w:r>
+      <w:proofErr w:type="spellEnd"/>
+      <w:r>
+        <w:rPr>
+          <w:rFonts w:ascii="Times New Roman" w:eastAsia="Times New Roman" w:hAnsi="Times New Roman" w:cs="Times New Roman"/>
+          <w:color w:val="1F1F1F"/>
+          <w:sz w:val="24"/>
+          <w:szCs w:val="24"/>
+          <w:lang w:eastAsia="en-IN"/>
+        </w:rPr>
+        <w:t xml:space="preserve"> solves the real-world connectivity challenge:</w:t>
+      </w:r>
+    </w:p>
+    <w:p>
+      <w:pPr>
+        <w:spacing w:after="0" w:line="240" w:lineRule="auto"/>
+        <w:rPr>
+          <w:rFonts w:ascii="Times New Roman" w:eastAsia="Times New Roman" w:hAnsi="Times New Roman" w:cs="Times New Roman"/>
+          <w:color w:val="1F1F1F"/>
+          <w:sz w:val="24"/>
+          <w:szCs w:val="24"/>
+          <w:lang w:eastAsia="en-IN"/>
+        </w:rPr>
+      </w:pPr>
+      <w:r>
+        <w:rPr>
+          <w:rFonts w:ascii="Times New Roman" w:eastAsia="Times New Roman" w:hAnsi="Times New Roman" w:cs="Times New Roman"/>
+          <w:color w:val="1F1F1F"/>
+          <w:sz w:val="24"/>
+          <w:szCs w:val="24"/>
+          <w:lang w:eastAsia="en-IN"/>
+        </w:rPr>
+        <w:br/>
+      </w:r>
+      <w:r>
+        <w:rPr>
+          <w:rFonts w:ascii="Times New Roman" w:eastAsia="Times New Roman" w:hAnsi="Times New Roman" w:cs="Times New Roman"/>
+          <w:b/>
+          <w:bCs/>
+          <w:color w:val="1F1F1F"/>
+          <w:sz w:val="24"/>
+          <w:szCs w:val="24"/>
+          <w:bdr w:val="none" w:sz="0" w:space="0" w:color="auto" w:frame="1"/>
+          <w:lang w:eastAsia="en-IN"/>
+        </w:rPr>
+        <w:t>Offline-First PWA:</w:t>
+      </w:r>
+      <w:r>
+        <w:rPr>
+          <w:rFonts w:ascii="Times New Roman" w:eastAsia="Times New Roman" w:hAnsi="Times New Roman" w:cs="Times New Roman"/>
+          <w:color w:val="1F1F1F"/>
+          <w:sz w:val="24"/>
+          <w:szCs w:val="24"/>
+          <w:lang w:eastAsia="en-IN"/>
+        </w:rPr>
+        <w:t xml:space="preserve"> Built with a quantized vision model and client-side </w:t>
+      </w:r>
+      <w:proofErr w:type="spellStart"/>
+      <w:r>
+        <w:rPr>
+          <w:rFonts w:ascii="Times New Roman" w:eastAsia="Times New Roman" w:hAnsi="Times New Roman" w:cs="Times New Roman"/>
+          <w:color w:val="1F1F1F"/>
+          <w:sz w:val="24"/>
+          <w:szCs w:val="24"/>
+          <w:lang w:eastAsia="en-IN"/>
+        </w:rPr>
+        <w:t>IndexedDB</w:t>
+      </w:r>
+      <w:proofErr w:type="spellEnd"/>
+      <w:r>
+        <w:rPr>
+          <w:rFonts w:ascii="Times New Roman" w:eastAsia="Times New Roman" w:hAnsi="Times New Roman" w:cs="Times New Roman"/>
+          <w:color w:val="1F1F1F"/>
+          <w:sz w:val="24"/>
+          <w:szCs w:val="24"/>
+          <w:lang w:eastAsia="en-IN"/>
+        </w:rPr>
+        <w:t xml:space="preserve"> caching, meaning zero server round-trip delays in low-connectivity fields.</w:t>
+      </w:r>
+    </w:p>
+    <w:p>
+      <w:pPr>
+        <w:spacing w:before="100" w:beforeAutospacing="1" w:after="0" w:line="240" w:lineRule="auto"/>
+        <w:rPr>
+          <w:rFonts w:ascii="Times New Roman" w:eastAsia="Times New Roman" w:hAnsi="Times New Roman" w:cs="Times New Roman"/>
+          <w:color w:val="1F1F1F"/>
+          <w:sz w:val="24"/>
+          <w:szCs w:val="24"/>
+          <w:lang w:eastAsia="en-IN"/>
+        </w:rPr>
+      </w:pPr>
+      <w:r>
+        <w:rPr>
+          <w:rFonts w:ascii="Times New Roman" w:eastAsia="Times New Roman" w:hAnsi="Times New Roman" w:cs="Times New Roman"/>
+          <w:b/>
+          <w:bCs/>
+          <w:color w:val="1F1F1F"/>
+          <w:sz w:val="24"/>
+          <w:szCs w:val="24"/>
+          <w:bdr w:val="none" w:sz="0" w:space="0" w:color="auto" w:frame="1"/>
+          <w:lang w:eastAsia="en-IN"/>
+        </w:rPr>
+        <w:t>Standardized Dataset:</w:t>
+      </w:r>
+      <w:r>
+        <w:rPr>
+          <w:rFonts w:ascii="Times New Roman" w:eastAsia="Times New Roman" w:hAnsi="Times New Roman" w:cs="Times New Roman"/>
+          <w:color w:val="1F1F1F"/>
+          <w:sz w:val="24"/>
+          <w:szCs w:val="24"/>
+          <w:lang w:eastAsia="en-IN"/>
+        </w:rPr>
+        <w:t xml:space="preserve"> Trained on standard </w:t>
+      </w:r>
+      <w:proofErr w:type="spellStart"/>
+      <w:r>
+        <w:rPr>
+          <w:rFonts w:ascii="Times New Roman" w:eastAsia="Times New Roman" w:hAnsi="Times New Roman" w:cs="Times New Roman"/>
+          <w:color w:val="1F1F1F"/>
+          <w:sz w:val="24"/>
+          <w:szCs w:val="24"/>
+          <w:lang w:eastAsia="en-IN"/>
+        </w:rPr>
+        <w:t>PlantVillage</w:t>
+      </w:r>
+      <w:proofErr w:type="spellEnd"/>
+      <w:r>
+        <w:rPr>
+          <w:rFonts w:ascii="Times New Roman" w:eastAsia="Times New Roman" w:hAnsi="Times New Roman" w:cs="Times New Roman"/>
+          <w:color w:val="1F1F1F"/>
+          <w:sz w:val="24"/>
+          <w:szCs w:val="24"/>
+          <w:lang w:eastAsia="en-IN"/>
+        </w:rPr>
+        <w:t xml:space="preserve"> pathology datasets covering 54,000+ images across primary Indian cash and grain crops.</w:t>
+      </w:r>
+    </w:p>
+    <w:p>
+      <w:pPr>
+        <w:spacing w:before="100" w:beforeAutospacing="1" w:after="0" w:line="240" w:lineRule="auto"/>
+        <w:rPr>
+          <w:rFonts w:ascii="Times New Roman" w:eastAsia="Times New Roman" w:hAnsi="Times New Roman" w:cs="Times New Roman"/>
+          <w:color w:val="1F1F1F"/>
+          <w:sz w:val="24"/>
+          <w:szCs w:val="24"/>
+          <w:lang w:eastAsia="en-IN"/>
+        </w:rPr>
+      </w:pPr>
+      <w:r>
+        <w:rPr>
+          <w:rFonts w:ascii="Times New Roman" w:eastAsia="Times New Roman" w:hAnsi="Times New Roman" w:cs="Times New Roman"/>
+          <w:b/>
+          <w:bCs/>
+          <w:color w:val="1F1F1F"/>
+          <w:sz w:val="24"/>
+          <w:szCs w:val="24"/>
+          <w:bdr w:val="none" w:sz="0" w:space="0" w:color="auto" w:frame="1"/>
+          <w:lang w:eastAsia="en-IN"/>
+        </w:rPr>
+        <w:t>Bilingual Neural Pipeline:</w:t>
+      </w:r>
+      <w:r>
+        <w:rPr>
+          <w:rFonts w:ascii="Times New Roman" w:eastAsia="Times New Roman" w:hAnsi="Times New Roman" w:cs="Times New Roman"/>
+          <w:color w:val="1F1F1F"/>
+          <w:sz w:val="24"/>
+          <w:szCs w:val="24"/>
+          <w:lang w:eastAsia="en-IN"/>
+        </w:rPr>
+        <w:t xml:space="preserve"> High-performance Hindi and English speech synthesis with clean phonetic mapping, preventing audio looping or pronunciation glitches on standard mobile browsers."</w:t>
+      </w:r>
+    </w:p>
+    <w:p>
+      <w:pPr>
+        <w:spacing w:before="100" w:beforeAutospacing="1" w:after="0" w:line="240" w:lineRule="auto"/>
+        <w:ind w:left="720"/>
+        <w:rPr>
+          <w:rFonts w:ascii="Times New Roman" w:eastAsia="Times New Roman" w:hAnsi="Times New Roman" w:cs="Times New Roman"/>
+          <w:color w:val="1F1F1F"/>
+          <w:sz w:val="24"/>
+          <w:szCs w:val="24"/>
+          <w:lang w:eastAsia="en-IN"/>
+        </w:rPr>
+      </w:pPr>
+    </w:p>
+    <w:p>
+      <w:pPr>
+        <w:spacing w:after="0" w:line="240" w:lineRule="auto"/>
+        <w:rPr>
+          <w:rFonts w:ascii="Times New Roman" w:eastAsia="Times New Roman" w:hAnsi="Times New Roman" w:cs="Times New Roman"/>
+          <w:color w:val="1F1F1F"/>
+          <w:sz w:val="24"/>
+          <w:szCs w:val="24"/>
+          <w:lang w:eastAsia="en-IN"/>
+        </w:rPr>
+      </w:pPr>
+      <w:r>
+        <w:rPr>
+          <w:rFonts w:ascii="Times New Roman" w:eastAsia="Times New Roman" w:hAnsi="Times New Roman" w:cs="Times New Roman"/>
+          <w:b/>
+          <w:bCs/>
+          <w:color w:val="1F1F1F"/>
+          <w:sz w:val="24"/>
+          <w:szCs w:val="24"/>
+          <w:bdr w:val="none" w:sz="0" w:space="0" w:color="auto" w:frame="1"/>
+          <w:lang w:eastAsia="en-IN"/>
+        </w:rPr>
+        <w:t>2:20 – 3:00 | Impact, Roadmap &amp; Closing</w:t>
+      </w:r>
+    </w:p>
+    <w:p>
+      <w:pPr>
+        <w:spacing w:after="0" w:line="240" w:lineRule="auto"/>
+        <w:rPr>
+          <w:rFonts w:ascii="Times New Roman" w:eastAsia="Times New Roman" w:hAnsi="Times New Roman" w:cs="Times New Roman"/>
+          <w:color w:val="1F1F1F"/>
+          <w:sz w:val="24"/>
+          <w:szCs w:val="24"/>
+          <w:lang w:eastAsia="en-IN"/>
+        </w:rPr>
+      </w:pPr>
+      <w:r>
+        <w:rPr>
+          <w:rFonts w:ascii="Times New Roman" w:eastAsia="Times New Roman" w:hAnsi="Times New Roman" w:cs="Times New Roman"/>
+          <w:color w:val="1F1F1F"/>
+          <w:sz w:val="24"/>
+          <w:szCs w:val="24"/>
+          <w:lang w:eastAsia="en-IN"/>
+        </w:rPr>
+        <w:br/>
+      </w:r>
+    </w:p>
+    <w:p>
+      <w:pPr>
+        <w:spacing w:after="0" w:line="240" w:lineRule="auto"/>
+        <w:rPr>
+          <w:rFonts w:ascii="Times New Roman" w:eastAsia="Times New Roman" w:hAnsi="Times New Roman" w:cs="Times New Roman"/>
+          <w:color w:val="1F1F1F"/>
+          <w:sz w:val="24"/>
+          <w:szCs w:val="24"/>
+          <w:lang w:eastAsia="en-IN"/>
+        </w:rPr>
+      </w:pPr>
+      <w:r>
+        <w:rPr>
+          <w:rFonts w:ascii="Times New Roman" w:eastAsia="Times New Roman" w:hAnsi="Times New Roman" w:cs="Times New Roman"/>
+          <w:color w:val="1F1F1F"/>
+          <w:sz w:val="24"/>
+          <w:szCs w:val="24"/>
+          <w:lang w:eastAsia="en-IN"/>
+        </w:rPr>
+        <w:lastRenderedPageBreak/>
+        <w:t>"Our impact roadmap is straightforward</w:t>
+      </w:r>
+      <w:r>
+        <w:rPr>
+          <w:rFonts w:ascii="Times New Roman" w:eastAsia="Times New Roman" w:hAnsi="Times New Roman" w:cs="Times New Roman"/>
+          <w:color w:val="1F1F1F"/>
+          <w:sz w:val="24"/>
+          <w:szCs w:val="24"/>
+          <w:lang w:eastAsia="en-IN"/>
+        </w:rPr>
+        <w:br/>
+      </w:r>
+    </w:p>
+    <w:p>
+      <w:pPr>
+        <w:numPr>
+          <w:ilvl w:val="0"/>
+          <w:numId w:val="8"/>
+        </w:numPr>
+        <w:spacing w:before="100" w:beforeAutospacing="1" w:after="0" w:line="240" w:lineRule="auto"/>
+        <w:rPr>
+          <w:rFonts w:ascii="Times New Roman" w:eastAsia="Times New Roman" w:hAnsi="Times New Roman" w:cs="Times New Roman"/>
+          <w:color w:val="1F1F1F"/>
+          <w:sz w:val="24"/>
+          <w:szCs w:val="24"/>
+          <w:lang w:eastAsia="en-IN"/>
+        </w:rPr>
+      </w:pPr>
+      <w:r>
+        <w:rPr>
+          <w:rFonts w:ascii="Times New Roman" w:eastAsia="Times New Roman" w:hAnsi="Times New Roman" w:cs="Times New Roman"/>
+          <w:b/>
+          <w:bCs/>
+          <w:color w:val="1F1F1F"/>
+          <w:sz w:val="24"/>
+          <w:szCs w:val="24"/>
+          <w:bdr w:val="none" w:sz="0" w:space="0" w:color="auto" w:frame="1"/>
+          <w:lang w:eastAsia="en-IN"/>
+        </w:rPr>
+        <w:t>Phase 1 (Today):</w:t>
+      </w:r>
+      <w:r>
+        <w:rPr>
+          <w:rFonts w:ascii="Times New Roman" w:eastAsia="Times New Roman" w:hAnsi="Times New Roman" w:cs="Times New Roman"/>
+          <w:color w:val="1F1F1F"/>
+          <w:sz w:val="24"/>
+          <w:szCs w:val="24"/>
+          <w:lang w:eastAsia="en-IN"/>
+        </w:rPr>
+        <w:t xml:space="preserve"> Fully functional edge diagnostic MVP with dual-language spoken advisories.</w:t>
+      </w:r>
+    </w:p>
+    <w:p>
+      <w:pPr>
+        <w:spacing w:before="100" w:beforeAutospacing="1" w:after="0" w:line="240" w:lineRule="auto"/>
+        <w:rPr>
+          <w:rFonts w:ascii="Times New Roman" w:eastAsia="Times New Roman" w:hAnsi="Times New Roman" w:cs="Times New Roman"/>
+          <w:color w:val="1F1F1F"/>
+          <w:sz w:val="24"/>
+          <w:szCs w:val="24"/>
+          <w:lang w:eastAsia="en-IN"/>
+        </w:rPr>
+      </w:pPr>
+      <w:r>
+        <w:rPr>
+          <w:rFonts w:ascii="Times New Roman" w:eastAsia="Times New Roman" w:hAnsi="Times New Roman" w:cs="Times New Roman"/>
+          <w:color w:val="1F1F1F"/>
+          <w:sz w:val="24"/>
+          <w:szCs w:val="24"/>
+          <w:lang w:eastAsia="en-IN"/>
+        </w:rPr>
+        <w:t xml:space="preserve">             </w:t>
+      </w:r>
+      <w:r>
+        <w:rPr>
+          <w:rFonts w:ascii="Times New Roman" w:eastAsia="Times New Roman" w:hAnsi="Times New Roman" w:cs="Times New Roman"/>
+          <w:b/>
+          <w:bCs/>
+          <w:color w:val="1F1F1F"/>
+          <w:sz w:val="24"/>
+          <w:szCs w:val="24"/>
+          <w:bdr w:val="none" w:sz="0" w:space="0" w:color="auto" w:frame="1"/>
+          <w:lang w:eastAsia="en-IN"/>
+        </w:rPr>
+        <w:t>Phase 2 (National Round):</w:t>
+      </w:r>
+      <w:r>
+        <w:rPr>
+          <w:rFonts w:ascii="Times New Roman" w:eastAsia="Times New Roman" w:hAnsi="Times New Roman" w:cs="Times New Roman"/>
+          <w:color w:val="1F1F1F"/>
+          <w:sz w:val="24"/>
+          <w:szCs w:val="24"/>
+          <w:lang w:eastAsia="en-IN"/>
+        </w:rPr>
+        <w:t xml:space="preserve"> Voice-to-voice regional dialect integration using Bhashini APIs.</w:t>
+      </w:r>
+    </w:p>
+    <w:p>
+      <w:pPr>
+        <w:numPr>
+          <w:ilvl w:val="0"/>
+          <w:numId w:val="8"/>
+        </w:numPr>
+        <w:spacing w:before="100" w:beforeAutospacing="1" w:after="0" w:line="240" w:lineRule="auto"/>
+        <w:rPr>
+          <w:rFonts w:ascii="Times New Roman" w:eastAsia="Times New Roman" w:hAnsi="Times New Roman" w:cs="Times New Roman"/>
+          <w:color w:val="1F1F1F"/>
+          <w:sz w:val="24"/>
+          <w:szCs w:val="24"/>
+          <w:lang w:eastAsia="en-IN"/>
+        </w:rPr>
+      </w:pPr>
+      <w:r>
+        <w:rPr>
+          <w:rFonts w:ascii="Times New Roman" w:eastAsia="Times New Roman" w:hAnsi="Times New Roman" w:cs="Times New Roman"/>
+          <w:b/>
+          <w:bCs/>
+          <w:color w:val="1F1F1F"/>
+          <w:sz w:val="24"/>
+          <w:szCs w:val="24"/>
+          <w:bdr w:val="none" w:sz="0" w:space="0" w:color="auto" w:frame="1"/>
+          <w:lang w:eastAsia="en-IN"/>
+        </w:rPr>
+        <w:t>Phase 3 (Ecosystem Scale):</w:t>
+      </w:r>
+      <w:r>
+        <w:rPr>
+          <w:rFonts w:ascii="Times New Roman" w:eastAsia="Times New Roman" w:hAnsi="Times New Roman" w:cs="Times New Roman"/>
+          <w:color w:val="1F1F1F"/>
+          <w:sz w:val="24"/>
+          <w:szCs w:val="24"/>
+          <w:lang w:eastAsia="en-IN"/>
+        </w:rPr>
+        <w:t xml:space="preserve"> District-level Krishi Vigyan Kendra (KVK) dashboards mapping live disease outbreak heatmaps.</w:t>
+      </w:r>
+    </w:p>
+    <w:p>
+      <w:pPr>
+        <w:spacing w:after="0" w:line="240" w:lineRule="auto"/>
+        <w:rPr>
+          <w:rFonts w:ascii="Times New Roman" w:eastAsia="Times New Roman" w:hAnsi="Times New Roman" w:cs="Times New Roman"/>
+          <w:color w:val="1F1F1F"/>
+          <w:sz w:val="24"/>
+          <w:szCs w:val="24"/>
+          <w:lang w:eastAsia="en-IN"/>
+        </w:rPr>
+      </w:pPr>
+      <w:r>
+        <w:rPr>
+          <w:rFonts w:ascii="Times New Roman" w:eastAsia="Times New Roman" w:hAnsi="Times New Roman" w:cs="Times New Roman"/>
+          <w:color w:val="1F1F1F"/>
+          <w:sz w:val="24"/>
+          <w:szCs w:val="24"/>
+          <w:lang w:eastAsia="en-IN"/>
+        </w:rPr>
+        <w:t xml:space="preserve">           </w:t>
+      </w:r>
+      <w:proofErr w:type="spellStart"/>
+      <w:r>
+        <w:rPr>
+          <w:rFonts w:ascii="Times New Roman" w:eastAsia="Times New Roman" w:hAnsi="Times New Roman" w:cs="Times New Roman"/>
+          <w:color w:val="1F1F1F"/>
+          <w:sz w:val="24"/>
+          <w:szCs w:val="24"/>
+          <w:lang w:eastAsia="en-IN"/>
+        </w:rPr>
+        <w:t>KrishiSetu</w:t>
+      </w:r>
+      <w:proofErr w:type="spellEnd"/>
+      <w:r>
+        <w:rPr>
+          <w:rFonts w:ascii="Times New Roman" w:eastAsia="Times New Roman" w:hAnsi="Times New Roman" w:cs="Times New Roman"/>
+          <w:color w:val="1F1F1F"/>
+          <w:sz w:val="24"/>
+          <w:szCs w:val="24"/>
+          <w:lang w:eastAsia="en-IN"/>
+        </w:rPr>
+        <w:t xml:space="preserve"> bridges the gap between deep computer vision and grassroots agricultural reality. We are</w:t>
+      </w:r>
+      <w:r>
+        <w:rPr>
+          <w:rFonts w:ascii="Times New Roman" w:eastAsia="Times New Roman" w:hAnsi="Times New Roman" w:cs="Times New Roman"/>
+          <w:color w:val="1F1F1F"/>
+          <w:sz w:val="24"/>
+          <w:szCs w:val="24"/>
+          <w:lang w:eastAsia="en-IN"/>
+        </w:rPr>
+        <w:t xml:space="preserve">            </w:t>
+      </w:r>
+      <w:r>
+        <w:rPr>
+          <w:rFonts w:ascii="Times New Roman" w:eastAsia="Times New Roman" w:hAnsi="Times New Roman" w:cs="Times New Roman"/>
+          <w:color w:val="1F1F1F"/>
+          <w:sz w:val="24"/>
+          <w:szCs w:val="24"/>
+          <w:lang w:eastAsia="en-IN"/>
+        </w:rPr>
+        <w:t>ready to take this from our campus to millions of Indian farmers.</w:t>
+      </w:r>
+    </w:p>
+    <w:p>
+      <w:pPr>
+        <w:spacing w:after="0" w:line="240" w:lineRule="auto"/>
+        <w:rPr>
+          <w:rFonts w:ascii="Times New Roman" w:eastAsia="Times New Roman" w:hAnsi="Times New Roman" w:cs="Times New Roman"/>
+          <w:color w:val="1F1F1F"/>
+          <w:sz w:val="24"/>
+          <w:szCs w:val="24"/>
+          <w:lang w:eastAsia="en-IN"/>
+        </w:rPr>
+      </w:pPr>
+    </w:p>
+    <w:p>
+      <w:pPr>
+        <w:spacing w:after="0" w:line="240" w:lineRule="auto"/>
+        <w:rPr>
+          <w:rFonts w:ascii="Times New Roman" w:eastAsia="Times New Roman" w:hAnsi="Times New Roman" w:cs="Times New Roman"/>
+          <w:color w:val="1F1F1F"/>
+          <w:sz w:val="24"/>
+          <w:szCs w:val="24"/>
+          <w:lang w:eastAsia="en-IN"/>
+        </w:rPr>
+      </w:pPr>
+      <w:r>
+        <w:rPr>
+          <w:rFonts w:ascii="Times New Roman" w:eastAsia="Times New Roman" w:hAnsi="Times New Roman" w:cs="Times New Roman"/>
+          <w:color w:val="1F1F1F"/>
+          <w:sz w:val="24"/>
+          <w:szCs w:val="24"/>
+          <w:lang w:eastAsia="en-IN"/>
+        </w:rPr>
+        <w:t>Thank you, and we are now open to your questions."</w:t>
+      </w:r>
+    </w:p>
+    <w:p>
+      <w:pPr>
+        <w:spacing w:after="0" w:line="240" w:lineRule="auto"/>
+        <w:rPr>
+          <w:rFonts w:ascii="Times New Roman" w:eastAsia="Times New Roman" w:hAnsi="Times New Roman" w:cs="Times New Roman"/>
+          <w:color w:val="1F1F1F"/>
+          <w:sz w:val="24"/>
+          <w:szCs w:val="24"/>
+          <w:lang w:eastAsia="en-IN"/>
+        </w:rPr>
+      </w:pPr>
+    </w:p>
+    <w:p>
+      <w:pPr>
+        <w:spacing w:before="100" w:beforeAutospacing="1" w:after="0" w:line="240" w:lineRule="auto"/>
+        <w:outlineLvl w:val="2"/>
+        <w:rPr>
+          <w:rFonts w:ascii="Times New Roman" w:eastAsia="Times New Roman" w:hAnsi="Times New Roman" w:cs="Times New Roman"/>
+          <w:b/>
+          <w:bCs/>
+          <w:color w:val="1F1F1F"/>
+          <w:sz w:val="27"/>
+          <w:szCs w:val="27"/>
+          <w:lang w:eastAsia="en-IN"/>
+        </w:rPr>
+      </w:pPr>
+      <w:r>
+        <w:rPr>
+          <w:rFonts w:ascii="Times New Roman" w:eastAsia="Times New Roman" w:hAnsi="Times New Roman" w:cs="Times New Roman"/>
+          <w:b/>
+          <w:bCs/>
+          <w:color w:val="1F1F1F"/>
+          <w:sz w:val="27"/>
+          <w:szCs w:val="27"/>
+          <w:lang w:eastAsia="en-IN"/>
+        </w:rPr>
+        <w:t>Jury Q&amp;A Cheat Sheet</w:t>
+      </w:r>
+    </w:p>
+    <w:p>
+      <w:pPr>
+        <w:numPr>
+          <w:ilvl w:val="0"/>
+          <w:numId w:val="9"/>
+        </w:numPr>
+        <w:spacing w:before="100" w:beforeAutospacing="1" w:after="0" w:line="240" w:lineRule="auto"/>
+        <w:rPr>
+          <w:rFonts w:ascii="Times New Roman" w:eastAsia="Times New Roman" w:hAnsi="Times New Roman" w:cs="Times New Roman"/>
+          <w:color w:val="1F1F1F"/>
+          <w:sz w:val="24"/>
+          <w:szCs w:val="24"/>
+          <w:lang w:eastAsia="en-IN"/>
+        </w:rPr>
+      </w:pPr>
+      <w:r>
+        <w:rPr>
+          <w:rFonts w:ascii="Times New Roman" w:eastAsia="Times New Roman" w:hAnsi="Times New Roman" w:cs="Times New Roman"/>
+          <w:b/>
+          <w:bCs/>
+          <w:color w:val="1F1F1F"/>
+          <w:sz w:val="24"/>
+          <w:szCs w:val="24"/>
+          <w:bdr w:val="none" w:sz="0" w:space="0" w:color="auto" w:frame="1"/>
+          <w:lang w:eastAsia="en-IN"/>
+        </w:rPr>
+        <w:t>Q: "Why should a farmer use this instead of WhatsApp or calling a Kisan helpline?"</w:t>
+      </w:r>
+    </w:p>
+    <w:p>
+      <w:pPr>
+        <w:spacing w:before="100" w:beforeAutospacing="1" w:after="0" w:line="240" w:lineRule="auto"/>
+        <w:ind w:left="720"/>
+        <w:rPr>
+          <w:rFonts w:ascii="Times New Roman" w:eastAsia="Times New Roman" w:hAnsi="Times New Roman" w:cs="Times New Roman"/>
+          <w:color w:val="1F1F1F"/>
+          <w:sz w:val="24"/>
+          <w:szCs w:val="24"/>
+          <w:lang w:eastAsia="en-IN"/>
+        </w:rPr>
+      </w:pPr>
+      <w:r>
+        <w:rPr>
+          <w:rFonts w:ascii="Times New Roman" w:eastAsia="Times New Roman" w:hAnsi="Times New Roman" w:cs="Times New Roman"/>
+          <w:i/>
+          <w:iCs/>
+          <w:color w:val="1F1F1F"/>
+          <w:sz w:val="24"/>
+          <w:szCs w:val="24"/>
+          <w:bdr w:val="none" w:sz="0" w:space="0" w:color="auto" w:frame="1"/>
+          <w:lang w:eastAsia="en-IN"/>
+        </w:rPr>
+        <w:t>Answer:</w:t>
+      </w:r>
+      <w:r>
+        <w:rPr>
+          <w:rFonts w:ascii="Times New Roman" w:eastAsia="Times New Roman" w:hAnsi="Times New Roman" w:cs="Times New Roman"/>
+          <w:color w:val="1F1F1F"/>
+          <w:sz w:val="24"/>
+          <w:szCs w:val="24"/>
+          <w:lang w:eastAsia="en-IN"/>
+        </w:rPr>
+        <w:t xml:space="preserve"> "Helplines experience massive wait times, and WhatsApp groups cannot provide instant, scientifically calibrated dosages at 6 AM in the field. </w:t>
+      </w:r>
+      <w:proofErr w:type="spellStart"/>
+      <w:r>
+        <w:rPr>
+          <w:rFonts w:ascii="Times New Roman" w:eastAsia="Times New Roman" w:hAnsi="Times New Roman" w:cs="Times New Roman"/>
+          <w:color w:val="1F1F1F"/>
+          <w:sz w:val="24"/>
+          <w:szCs w:val="24"/>
+          <w:lang w:eastAsia="en-IN"/>
+        </w:rPr>
+        <w:t>KrishiSetu</w:t>
+      </w:r>
+      <w:proofErr w:type="spellEnd"/>
+      <w:r>
+        <w:rPr>
+          <w:rFonts w:ascii="Times New Roman" w:eastAsia="Times New Roman" w:hAnsi="Times New Roman" w:cs="Times New Roman"/>
+          <w:color w:val="1F1F1F"/>
+          <w:sz w:val="24"/>
+          <w:szCs w:val="24"/>
+          <w:lang w:eastAsia="en-IN"/>
+        </w:rPr>
+        <w:t xml:space="preserve"> provides instant sub-second visual diagnosis and spoken remedies without human queue bottlenecks."</w:t>
+      </w:r>
+    </w:p>
+    <w:p>
+      <w:pPr>
+        <w:spacing w:before="100" w:beforeAutospacing="1" w:after="0" w:line="240" w:lineRule="auto"/>
+        <w:ind w:left="720"/>
+        <w:rPr>
+          <w:rFonts w:ascii="Times New Roman" w:eastAsia="Times New Roman" w:hAnsi="Times New Roman" w:cs="Times New Roman"/>
+          <w:color w:val="1F1F1F"/>
+          <w:sz w:val="24"/>
+          <w:szCs w:val="24"/>
+          <w:lang w:eastAsia="en-IN"/>
+        </w:rPr>
+      </w:pPr>
+      <w:r>
+        <w:rPr>
+          <w:rFonts w:ascii="Times New Roman" w:eastAsia="Times New Roman" w:hAnsi="Times New Roman" w:cs="Times New Roman"/>
+          <w:b/>
+          <w:bCs/>
+          <w:color w:val="1F1F1F"/>
+          <w:sz w:val="24"/>
+          <w:szCs w:val="24"/>
+          <w:bdr w:val="none" w:sz="0" w:space="0" w:color="auto" w:frame="1"/>
+          <w:lang w:eastAsia="en-IN"/>
+        </w:rPr>
+        <w:t>Q: "How do you ensure farmers don't misdiagnose with bad camera lighting?"</w:t>
+      </w:r>
+    </w:p>
+    <w:p>
+      <w:pPr>
+        <w:spacing w:before="100" w:beforeAutospacing="1" w:after="0" w:line="240" w:lineRule="auto"/>
+        <w:ind w:left="720"/>
+        <w:rPr>
+          <w:rFonts w:ascii="Times New Roman" w:eastAsia="Times New Roman" w:hAnsi="Times New Roman" w:cs="Times New Roman"/>
+          <w:color w:val="1F1F1F"/>
+          <w:sz w:val="24"/>
+          <w:szCs w:val="24"/>
+          <w:lang w:eastAsia="en-IN"/>
+        </w:rPr>
+      </w:pPr>
+      <w:r>
+        <w:rPr>
+          <w:rFonts w:ascii="Times New Roman" w:eastAsia="Times New Roman" w:hAnsi="Times New Roman" w:cs="Times New Roman"/>
+          <w:i/>
+          <w:iCs/>
+          <w:color w:val="1F1F1F"/>
+          <w:sz w:val="24"/>
+          <w:szCs w:val="24"/>
+          <w:bdr w:val="none" w:sz="0" w:space="0" w:color="auto" w:frame="1"/>
+          <w:lang w:eastAsia="en-IN"/>
+        </w:rPr>
+        <w:t>Answer:</w:t>
+      </w:r>
+      <w:r>
+        <w:rPr>
+          <w:rFonts w:ascii="Times New Roman" w:eastAsia="Times New Roman" w:hAnsi="Times New Roman" w:cs="Times New Roman"/>
+          <w:color w:val="1F1F1F"/>
+          <w:sz w:val="24"/>
+          <w:szCs w:val="24"/>
+          <w:lang w:eastAsia="en-IN"/>
+        </w:rPr>
+        <w:t xml:space="preserve"> "Our computer vision pipeline </w:t>
+      </w:r>
+      <w:proofErr w:type="spellStart"/>
+      <w:r>
+        <w:rPr>
+          <w:rFonts w:ascii="Times New Roman" w:eastAsia="Times New Roman" w:hAnsi="Times New Roman" w:cs="Times New Roman"/>
+          <w:color w:val="1F1F1F"/>
+          <w:sz w:val="24"/>
+          <w:szCs w:val="24"/>
+          <w:lang w:eastAsia="en-IN"/>
+        </w:rPr>
+        <w:t>preprocesses</w:t>
+      </w:r>
+      <w:proofErr w:type="spellEnd"/>
+      <w:r>
+        <w:rPr>
+          <w:rFonts w:ascii="Times New Roman" w:eastAsia="Times New Roman" w:hAnsi="Times New Roman" w:cs="Times New Roman"/>
+          <w:color w:val="1F1F1F"/>
+          <w:sz w:val="24"/>
+          <w:szCs w:val="24"/>
+          <w:lang w:eastAsia="en-IN"/>
+        </w:rPr>
+        <w:t xml:space="preserve"> the image via adaptive histogram equalization to normalize exposure and </w:t>
+      </w:r>
+      <w:proofErr w:type="spellStart"/>
+      <w:r>
+        <w:rPr>
+          <w:rFonts w:ascii="Times New Roman" w:eastAsia="Times New Roman" w:hAnsi="Times New Roman" w:cs="Times New Roman"/>
+          <w:color w:val="1F1F1F"/>
+          <w:sz w:val="24"/>
+          <w:szCs w:val="24"/>
+          <w:lang w:eastAsia="en-IN"/>
+        </w:rPr>
+        <w:t>color</w:t>
+      </w:r>
+      <w:proofErr w:type="spellEnd"/>
+      <w:r>
+        <w:rPr>
+          <w:rFonts w:ascii="Times New Roman" w:eastAsia="Times New Roman" w:hAnsi="Times New Roman" w:cs="Times New Roman"/>
+          <w:color w:val="1F1F1F"/>
+          <w:sz w:val="24"/>
+          <w:szCs w:val="24"/>
+          <w:lang w:eastAsia="en-IN"/>
+        </w:rPr>
+        <w:t xml:space="preserve"> balance before feature extraction, ensuring high fidelity even under direct sunlight or field shadows."</w:t>
+      </w:r>
+    </w:p>
+    <w:p>
+      <w:pPr>
+        <w:spacing w:before="100" w:beforeAutospacing="1" w:after="0" w:line="240" w:lineRule="auto"/>
+        <w:rPr>
+          <w:rFonts w:ascii="Times New Roman" w:eastAsia="Times New Roman" w:hAnsi="Times New Roman" w:cs="Times New Roman"/>
+          <w:color w:val="1F1F1F"/>
+          <w:sz w:val="24"/>
+          <w:szCs w:val="24"/>
+          <w:lang w:eastAsia="en-IN"/>
+        </w:rPr>
+      </w:pPr>
+      <w:r>
+        <w:rPr>
+          <w:rFonts w:ascii="Times New Roman" w:eastAsia="Times New Roman" w:hAnsi="Times New Roman" w:cs="Times New Roman"/>
+          <w:color w:val="1F1F1F"/>
+          <w:sz w:val="24"/>
+          <w:szCs w:val="24"/>
+          <w:lang w:eastAsia="en-IN"/>
+        </w:rPr>
+        <w:t xml:space="preserve">           </w:t>
+      </w:r>
+      <w:r>
+        <w:rPr>
+          <w:rFonts w:ascii="Times New Roman" w:eastAsia="Times New Roman" w:hAnsi="Times New Roman" w:cs="Times New Roman"/>
+          <w:b/>
+          <w:bCs/>
+          <w:color w:val="1F1F1F"/>
+          <w:sz w:val="24"/>
+          <w:szCs w:val="24"/>
+          <w:bdr w:val="none" w:sz="0" w:space="0" w:color="auto" w:frame="1"/>
+          <w:lang w:eastAsia="en-IN"/>
+        </w:rPr>
+        <w:t>Q: "What is your business / implementation model?"</w:t>
+      </w:r>
+    </w:p>
+    <w:p>
+      <w:pPr>
+        <w:spacing w:before="100" w:beforeAutospacing="1" w:after="0" w:line="240" w:lineRule="auto"/>
+        <w:ind w:left="720"/>
+        <w:rPr>
+          <w:rFonts w:ascii="Times New Roman" w:eastAsia="Times New Roman" w:hAnsi="Times New Roman" w:cs="Times New Roman"/>
+          <w:color w:val="1F1F1F"/>
+          <w:sz w:val="24"/>
+          <w:szCs w:val="24"/>
+          <w:lang w:eastAsia="en-IN"/>
+        </w:rPr>
+      </w:pPr>
+      <w:r>
+        <w:rPr>
+          <w:rFonts w:ascii="Times New Roman" w:eastAsia="Times New Roman" w:hAnsi="Times New Roman" w:cs="Times New Roman"/>
+          <w:i/>
+          <w:iCs/>
+          <w:color w:val="1F1F1F"/>
+          <w:sz w:val="24"/>
+          <w:szCs w:val="24"/>
+          <w:bdr w:val="none" w:sz="0" w:space="0" w:color="auto" w:frame="1"/>
+          <w:lang w:eastAsia="en-IN"/>
+        </w:rPr>
+        <w:t>Answer:</w:t>
+      </w:r>
+      <w:r>
+        <w:rPr>
+          <w:rFonts w:ascii="Times New Roman" w:eastAsia="Times New Roman" w:hAnsi="Times New Roman" w:cs="Times New Roman"/>
+          <w:color w:val="1F1F1F"/>
+          <w:sz w:val="24"/>
+          <w:szCs w:val="24"/>
+          <w:lang w:eastAsia="en-IN"/>
+        </w:rPr>
+        <w:t xml:space="preserve"> "</w:t>
+      </w:r>
+      <w:proofErr w:type="spellStart"/>
+      <w:r>
+        <w:rPr>
+          <w:rFonts w:ascii="Times New Roman" w:eastAsia="Times New Roman" w:hAnsi="Times New Roman" w:cs="Times New Roman"/>
+          <w:color w:val="1F1F1F"/>
+          <w:sz w:val="24"/>
+          <w:szCs w:val="24"/>
+          <w:lang w:eastAsia="en-IN"/>
+        </w:rPr>
+        <w:t>KrishiSetu</w:t>
+      </w:r>
+      <w:proofErr w:type="spellEnd"/>
+      <w:r>
+        <w:rPr>
+          <w:rFonts w:ascii="Times New Roman" w:eastAsia="Times New Roman" w:hAnsi="Times New Roman" w:cs="Times New Roman"/>
+          <w:color w:val="1F1F1F"/>
+          <w:sz w:val="24"/>
+          <w:szCs w:val="24"/>
+          <w:lang w:eastAsia="en-IN"/>
+        </w:rPr>
+        <w:t xml:space="preserve"> is designed as a B2G and B2B SaaS model partnering with state Agricultural Departments, KVKs, and Farmer Producer Organizations (FPOs) to provide localized crop monitoring and early warning disease tracking."</w:t>
       </w:r>
     </w:p>
     <w:p>
@@ -754,6 +2516,119 @@
 <file path=word/numbering.xml><?xml version="1.0" encoding="utf-8"?>
 <w:numbering xmlns:wpc="http://schemas.microsoft.com/office/word/2010/wordprocessingCanvas" xmlns:cx="http://schemas.microsoft.com/office/drawing/2014/chartex" xmlns:cx1="http://schemas.microsoft.com/office/drawing/2015/9/8/chartex" xmlns:cx2="http://schemas.microsoft.com/office/drawing/2015/10/21/chartex" xmlns:cx3="http://schemas.microsoft.com/office/drawing/2016/5/9/chartex" xmlns:cx4="http://schemas.microsoft.com/office/drawing/2016/5/10/chartex" xmlns:cx5="http://schemas.microsoft.com/office/drawing/2016/5/11/chartex" xmlns:cx6="http://schemas.microsoft.com/office/drawing/2016/5/12/chartex" xmlns:cx7="http://schemas.microsoft.com/office/drawing/2016/5/13/chartex" xmlns:cx8="http://schemas.microsoft.com/office/drawing/2016/5/14/chartex" xmlns:mc="http://schemas.openxmlformats.org/markup-compatibility/2006" xmlns:aink="http://schemas.microsoft.com/office/drawing/2016/ink" xmlns:am3d="http://schemas.microsoft.com/office/drawing/2017/model3d" xmlns:o="urn:schemas-microsoft-com:office:office" xmlns:r="http://schemas.openxmlformats.org/officeDocument/2006/relationships" xmlns:m="http://schemas.openxmlformats.org/officeDocument/2006/math" xmlns:v="urn:schemas-microsoft-com:vml" xmlns:wp14="http://schemas.microsoft.com/office/word/2010/wordprocessingDrawing" xmlns:wp="http://schemas.openxmlformats.org/drawingml/2006/wordprocessingDrawing" xmlns:w10="urn:schemas-microsoft-com:office:word" xmlns:w="http://schemas.openxmlformats.org/wordprocessingml/2006/main" xmlns:w14="http://schemas.microsoft.com/office/word/2010/wordml" xmlns:w15="http://schemas.microsoft.com/office/word/2012/wordml" xmlns:w16cex="http://schemas.microsoft.com/office/word/2018/wordml/cex" xmlns:w16cid="http://schemas.microsoft.com/office/word/2016/wordml/cid" xmlns:w16="http://schemas.microsoft.com/office/word/2018/wordml" xmlns:w16sdtdh="http://schemas.microsoft.com/office/word/2020/wordml/sdtdatahash" xmlns:w16se="http://schemas.microsoft.com/office/word/2015/wordml/symex" xmlns:wpg="http://schemas.microsoft.com/office/word/2010/wordprocessingGroup" xmlns:wpi="http://schemas.microsoft.com/office/word/2010/wordprocessingInk" xmlns:wne="http://schemas.microsoft.com/office/word/2006/wordml" xmlns:wps="http://schemas.microsoft.com/office/word/2010/wordprocessingShape" mc:Ignorable="w14 w15 w16se w16cid w16 w16cex w16sdtdh wp14">
   <w:abstractNum w:abstractNumId="0" w15:restartNumberingAfterBreak="0">
+    <w:nsid w:val="14524C7B"/>
+    <w:multiLevelType w:val="multilevel"/>
+    <w:tmpl w:val="BC047982"/>
+    <w:lvl w:ilvl="0">
+      <w:start w:val="1"/>
+      <w:numFmt w:val="decimal"/>
+      <w:lvlText w:val="%1."/>
+      <w:lvlJc w:val="left"/>
+      <w:pPr>
+        <w:tabs>
+          <w:tab w:val="num" w:pos="720"/>
+        </w:tabs>
+        <w:ind w:left="720" w:hanging="360"/>
+      </w:pPr>
+    </w:lvl>
+    <w:lvl w:ilvl="1" w:tentative="1">
+      <w:start w:val="1"/>
+      <w:numFmt w:val="decimal"/>
+      <w:lvlText w:val="%2."/>
+      <w:lvlJc w:val="left"/>
+      <w:pPr>
+        <w:tabs>
+          <w:tab w:val="num" w:pos="1440"/>
+        </w:tabs>
+        <w:ind w:left="1440" w:hanging="360"/>
+      </w:pPr>
+    </w:lvl>
+    <w:lvl w:ilvl="2" w:tentative="1">
+      <w:start w:val="1"/>
+      <w:numFmt w:val="decimal"/>
+      <w:lvlText w:val="%3."/>
+      <w:lvlJc w:val="left"/>
+      <w:pPr>
+        <w:tabs>
+          <w:tab w:val="num" w:pos="2160"/>
+        </w:tabs>
+        <w:ind w:left="2160" w:hanging="360"/>
+      </w:pPr>
+    </w:lvl>
+    <w:lvl w:ilvl="3" w:tentative="1">
+      <w:start w:val="1"/>
+      <w:numFmt w:val="decimal"/>
+      <w:lvlText w:val="%4."/>
+      <w:lvlJc w:val="left"/>
+      <w:pPr>
+        <w:tabs>
+          <w:tab w:val="num" w:pos="2880"/>
+        </w:tabs>
+        <w:ind w:left="2880" w:hanging="360"/>
+      </w:pPr>
+    </w:lvl>
+    <w:lvl w:ilvl="4" w:tentative="1">
+      <w:start w:val="1"/>
+      <w:numFmt w:val="decimal"/>
+      <w:lvlText w:val="%5."/>
+      <w:lvlJc w:val="left"/>
+      <w:pPr>
+        <w:tabs>
+          <w:tab w:val="num" w:pos="3600"/>
+        </w:tabs>
+        <w:ind w:left="3600" w:hanging="360"/>
+      </w:pPr>
+    </w:lvl>
+    <w:lvl w:ilvl="5" w:tentative="1">
+      <w:start w:val="1"/>
+      <w:numFmt w:val="decimal"/>
+      <w:lvlText w:val="%6."/>
+      <w:lvlJc w:val="left"/>
+      <w:pPr>
+        <w:tabs>
+          <w:tab w:val="num" w:pos="4320"/>
+        </w:tabs>
+        <w:ind w:left="4320" w:hanging="360"/>
+      </w:pPr>
+    </w:lvl>
+    <w:lvl w:ilvl="6" w:tentative="1">
+      <w:start w:val="1"/>
+      <w:numFmt w:val="decimal"/>
+      <w:lvlText w:val="%7."/>
+      <w:lvlJc w:val="left"/>
+      <w:pPr>
+        <w:tabs>
+          <w:tab w:val="num" w:pos="5040"/>
+        </w:tabs>
+        <w:ind w:left="5040" w:hanging="360"/>
+      </w:pPr>
+    </w:lvl>
+    <w:lvl w:ilvl="7" w:tentative="1">
+      <w:start w:val="1"/>
+      <w:numFmt w:val="decimal"/>
+      <w:lvlText w:val="%8."/>
+      <w:lvlJc w:val="left"/>
+      <w:pPr>
+        <w:tabs>
+          <w:tab w:val="num" w:pos="5760"/>
+        </w:tabs>
+        <w:ind w:left="5760" w:hanging="360"/>
+      </w:pPr>
+    </w:lvl>
+    <w:lvl w:ilvl="8" w:tentative="1">
+      <w:start w:val="1"/>
+      <w:numFmt w:val="decimal"/>
+      <w:lvlText w:val="%9."/>
+      <w:lvlJc w:val="left"/>
+      <w:pPr>
+        <w:tabs>
+          <w:tab w:val="num" w:pos="6480"/>
+        </w:tabs>
+        <w:ind w:left="6480" w:hanging="360"/>
+      </w:pPr>
+    </w:lvl>
+  </w:abstractNum>
+  <w:abstractNum w:abstractNumId="1" w15:restartNumberingAfterBreak="0">
     <w:nsid w:val="15714509"/>
     <w:multiLevelType w:val="multilevel"/>
     <w:tmpl w:val="38C8CF04"/>
@@ -902,7 +2777,7 @@
       </w:rPr>
     </w:lvl>
   </w:abstractNum>
-  <w:abstractNum w:abstractNumId="1" w15:restartNumberingAfterBreak="0">
+  <w:abstractNum w:abstractNumId="2" w15:restartNumberingAfterBreak="0">
     <w:nsid w:val="20D94E04"/>
     <w:multiLevelType w:val="multilevel"/>
     <w:tmpl w:val="6694B520"/>
@@ -1051,7 +2926,156 @@
       </w:rPr>
     </w:lvl>
   </w:abstractNum>
-  <w:abstractNum w:abstractNumId="2" w15:restartNumberingAfterBreak="0">
+  <w:abstractNum w:abstractNumId="3" w15:restartNumberingAfterBreak="0">
+    <w:nsid w:val="269A134E"/>
+    <w:multiLevelType w:val="multilevel"/>
+    <w:tmpl w:val="8D4E5296"/>
+    <w:lvl w:ilvl="0">
+      <w:start w:val="1"/>
+      <w:numFmt w:val="bullet"/>
+      <w:lvlText w:val=""/>
+      <w:lvlJc w:val="left"/>
+      <w:pPr>
+        <w:tabs>
+          <w:tab w:val="num" w:pos="720"/>
+        </w:tabs>
+        <w:ind w:left="720" w:hanging="360"/>
+      </w:pPr>
+      <w:rPr>
+        <w:rFonts w:ascii="Symbol" w:hAnsi="Symbol" w:hint="default"/>
+        <w:sz w:val="20"/>
+      </w:rPr>
+    </w:lvl>
+    <w:lvl w:ilvl="1" w:tentative="1">
+      <w:start w:val="1"/>
+      <w:numFmt w:val="bullet"/>
+      <w:lvlText w:val="o"/>
+      <w:lvlJc w:val="left"/>
+      <w:pPr>
+        <w:tabs>
+          <w:tab w:val="num" w:pos="1440"/>
+        </w:tabs>
+        <w:ind w:left="1440" w:hanging="360"/>
+      </w:pPr>
+      <w:rPr>
+        <w:rFonts w:ascii="Courier New" w:hAnsi="Courier New" w:hint="default"/>
+        <w:sz w:val="20"/>
+      </w:rPr>
+    </w:lvl>
+    <w:lvl w:ilvl="2" w:tentative="1">
+      <w:start w:val="1"/>
+      <w:numFmt w:val="bullet"/>
+      <w:lvlText w:val=""/>
+      <w:lvlJc w:val="left"/>
+      <w:pPr>
+        <w:tabs>
+          <w:tab w:val="num" w:pos="2160"/>
+        </w:tabs>
+        <w:ind w:left="2160" w:hanging="360"/>
+      </w:pPr>
+      <w:rPr>
+        <w:rFonts w:ascii="Wingdings" w:hAnsi="Wingdings" w:hint="default"/>
+        <w:sz w:val="20"/>
+      </w:rPr>
+    </w:lvl>
+    <w:lvl w:ilvl="3" w:tentative="1">
+      <w:start w:val="1"/>
+      <w:numFmt w:val="bullet"/>
+      <w:lvlText w:val=""/>
+      <w:lvlJc w:val="left"/>
+      <w:pPr>
+        <w:tabs>
+          <w:tab w:val="num" w:pos="2880"/>
+        </w:tabs>
+        <w:ind w:left="2880" w:hanging="360"/>
+      </w:pPr>
+      <w:rPr>
+        <w:rFonts w:ascii="Wingdings" w:hAnsi="Wingdings" w:hint="default"/>
+        <w:sz w:val="20"/>
+      </w:rPr>
+    </w:lvl>
+    <w:lvl w:ilvl="4" w:tentative="1">
+      <w:start w:val="1"/>
+      <w:numFmt w:val="bullet"/>
+      <w:lvlText w:val=""/>
+      <w:lvlJc w:val="left"/>
+      <w:pPr>
+        <w:tabs>
+          <w:tab w:val="num" w:pos="3600"/>
+        </w:tabs>
+        <w:ind w:left="3600" w:hanging="360"/>
+      </w:pPr>
+      <w:rPr>
+        <w:rFonts w:ascii="Wingdings" w:hAnsi="Wingdings" w:hint="default"/>
+        <w:sz w:val="20"/>
+      </w:rPr>
+    </w:lvl>
+    <w:lvl w:ilvl="5" w:tentative="1">
+      <w:start w:val="1"/>
+      <w:numFmt w:val="bullet"/>
+      <w:lvlText w:val=""/>
+      <w:lvlJc w:val="left"/>
+      <w:pPr>
+        <w:tabs>
+          <w:tab w:val="num" w:pos="4320"/>
+        </w:tabs>
+        <w:ind w:left="4320" w:hanging="360"/>
+      </w:pPr>
+      <w:rPr>
+        <w:rFonts w:ascii="Wingdings" w:hAnsi="Wingdings" w:hint="default"/>
+        <w:sz w:val="20"/>
+      </w:rPr>
+    </w:lvl>
+    <w:lvl w:ilvl="6" w:tentative="1">
+      <w:start w:val="1"/>
+      <w:numFmt w:val="bullet"/>
+      <w:lvlText w:val=""/>
+      <w:lvlJc w:val="left"/>
+      <w:pPr>
+        <w:tabs>
+          <w:tab w:val="num" w:pos="5040"/>
+        </w:tabs>
+        <w:ind w:left="5040" w:hanging="360"/>
+      </w:pPr>
+      <w:rPr>
+        <w:rFonts w:ascii="Wingdings" w:hAnsi="Wingdings" w:hint="default"/>
+        <w:sz w:val="20"/>
+      </w:rPr>
+    </w:lvl>
+    <w:lvl w:ilvl="7" w:tentative="1">
+      <w:start w:val="1"/>
+      <w:numFmt w:val="bullet"/>
+      <w:lvlText w:val=""/>
+      <w:lvlJc w:val="left"/>
+      <w:pPr>
+        <w:tabs>
+          <w:tab w:val="num" w:pos="5760"/>
+        </w:tabs>
+        <w:ind w:left="5760" w:hanging="360"/>
+      </w:pPr>
+      <w:rPr>
+        <w:rFonts w:ascii="Wingdings" w:hAnsi="Wingdings" w:hint="default"/>
+        <w:sz w:val="20"/>
+      </w:rPr>
+    </w:lvl>
+    <w:lvl w:ilvl="8" w:tentative="1">
+      <w:start w:val="1"/>
+      <w:numFmt w:val="bullet"/>
+      <w:lvlText w:val=""/>
+      <w:lvlJc w:val="left"/>
+      <w:pPr>
+        <w:tabs>
+          <w:tab w:val="num" w:pos="6480"/>
+        </w:tabs>
+        <w:ind w:left="6480" w:hanging="360"/>
+      </w:pPr>
+      <w:rPr>
+        <w:rFonts w:ascii="Wingdings" w:hAnsi="Wingdings" w:hint="default"/>
+        <w:sz w:val="20"/>
+      </w:rPr>
+    </w:lvl>
+  </w:abstractNum>
+  <w:abstractNum w:abstractNumId="4" w15:restartNumberingAfterBreak="0">
     <w:nsid w:val="3EDB0668"/>
     <w:multiLevelType w:val="multilevel"/>
     <w:tmpl w:val="F0F225E8"/>
@@ -1200,14 +3224,628 @@
       </w:rPr>
     </w:lvl>
   </w:abstractNum>
+  <w:abstractNum w:abstractNumId="5" w15:restartNumberingAfterBreak="0">
+    <w:nsid w:val="43B70A12"/>
+    <w:multiLevelType w:val="multilevel"/>
+    <w:tmpl w:val="22A44C10"/>
+    <w:lvl w:ilvl="0">
+      <w:start w:val="1"/>
+      <w:numFmt w:val="bullet"/>
+      <w:lvlText w:val=""/>
+      <w:lvlJc w:val="left"/>
+      <w:pPr>
+        <w:tabs>
+          <w:tab w:val="num" w:pos="720"/>
+        </w:tabs>
+        <w:ind w:left="720" w:hanging="360"/>
+      </w:pPr>
+      <w:rPr>
+        <w:rFonts w:ascii="Symbol" w:hAnsi="Symbol" w:hint="default"/>
+        <w:sz w:val="20"/>
+      </w:rPr>
+    </w:lvl>
+    <w:lvl w:ilvl="1">
+      <w:start w:val="1"/>
+      <w:numFmt w:val="bullet"/>
+      <w:lvlText w:val="o"/>
+      <w:lvlJc w:val="left"/>
+      <w:pPr>
+        <w:tabs>
+          <w:tab w:val="num" w:pos="1440"/>
+        </w:tabs>
+        <w:ind w:left="1440" w:hanging="360"/>
+      </w:pPr>
+      <w:rPr>
+        <w:rFonts w:ascii="Courier New" w:hAnsi="Courier New" w:hint="default"/>
+        <w:sz w:val="20"/>
+      </w:rPr>
+    </w:lvl>
+    <w:lvl w:ilvl="2" w:tentative="1">
+      <w:start w:val="1"/>
+      <w:numFmt w:val="bullet"/>
+      <w:lvlText w:val=""/>
+      <w:lvlJc w:val="left"/>
+      <w:pPr>
+        <w:tabs>
+          <w:tab w:val="num" w:pos="2160"/>
+        </w:tabs>
+        <w:ind w:left="2160" w:hanging="360"/>
+      </w:pPr>
+      <w:rPr>
+        <w:rFonts w:ascii="Wingdings" w:hAnsi="Wingdings" w:hint="default"/>
+        <w:sz w:val="20"/>
+      </w:rPr>
+    </w:lvl>
+    <w:lvl w:ilvl="3" w:tentative="1">
+      <w:start w:val="1"/>
+      <w:numFmt w:val="bullet"/>
+      <w:lvlText w:val=""/>
+      <w:lvlJc w:val="left"/>
+      <w:pPr>
+        <w:tabs>
+          <w:tab w:val="num" w:pos="2880"/>
+        </w:tabs>
+        <w:ind w:left="2880" w:hanging="360"/>
+      </w:pPr>
+      <w:rPr>
+        <w:rFonts w:ascii="Wingdings" w:hAnsi="Wingdings" w:hint="default"/>
+        <w:sz w:val="20"/>
+      </w:rPr>
+    </w:lvl>
+    <w:lvl w:ilvl="4" w:tentative="1">
+      <w:start w:val="1"/>
+      <w:numFmt w:val="bullet"/>
+      <w:lvlText w:val=""/>
+      <w:lvlJc w:val="left"/>
+      <w:pPr>
+        <w:tabs>
+          <w:tab w:val="num" w:pos="3600"/>
+        </w:tabs>
+        <w:ind w:left="3600" w:hanging="360"/>
+      </w:pPr>
+      <w:rPr>
+        <w:rFonts w:ascii="Wingdings" w:hAnsi="Wingdings" w:hint="default"/>
+        <w:sz w:val="20"/>
+      </w:rPr>
+    </w:lvl>
+    <w:lvl w:ilvl="5" w:tentative="1">
+      <w:start w:val="1"/>
+      <w:numFmt w:val="bullet"/>
+      <w:lvlText w:val=""/>
+      <w:lvlJc w:val="left"/>
+      <w:pPr>
+        <w:tabs>
+          <w:tab w:val="num" w:pos="4320"/>
+        </w:tabs>
+        <w:ind w:left="4320" w:hanging="360"/>
+      </w:pPr>
+      <w:rPr>
+        <w:rFonts w:ascii="Wingdings" w:hAnsi="Wingdings" w:hint="default"/>
+        <w:sz w:val="20"/>
+      </w:rPr>
+    </w:lvl>
+    <w:lvl w:ilvl="6" w:tentative="1">
+      <w:start w:val="1"/>
+      <w:numFmt w:val="bullet"/>
+      <w:lvlText w:val=""/>
+      <w:lvlJc w:val="left"/>
+      <w:pPr>
+        <w:tabs>
+          <w:tab w:val="num" w:pos="5040"/>
+        </w:tabs>
+        <w:ind w:left="5040" w:hanging="360"/>
+      </w:pPr>
+      <w:rPr>
+        <w:rFonts w:ascii="Wingdings" w:hAnsi="Wingdings" w:hint="default"/>
+        <w:sz w:val="20"/>
+      </w:rPr>
+    </w:lvl>
+    <w:lvl w:ilvl="7" w:tentative="1">
+      <w:start w:val="1"/>
+      <w:numFmt w:val="bullet"/>
+      <w:lvlText w:val=""/>
+      <w:lvlJc w:val="left"/>
+      <w:pPr>
+        <w:tabs>
+          <w:tab w:val="num" w:pos="5760"/>
+        </w:tabs>
+        <w:ind w:left="5760" w:hanging="360"/>
+      </w:pPr>
+      <w:rPr>
+        <w:rFonts w:ascii="Wingdings" w:hAnsi="Wingdings" w:hint="default"/>
+        <w:sz w:val="20"/>
+      </w:rPr>
+    </w:lvl>
+    <w:lvl w:ilvl="8" w:tentative="1">
+      <w:start w:val="1"/>
+      <w:numFmt w:val="bullet"/>
+      <w:lvlText w:val=""/>
+      <w:lvlJc w:val="left"/>
+      <w:pPr>
+        <w:tabs>
+          <w:tab w:val="num" w:pos="6480"/>
+        </w:tabs>
+        <w:ind w:left="6480" w:hanging="360"/>
+      </w:pPr>
+      <w:rPr>
+        <w:rFonts w:ascii="Wingdings" w:hAnsi="Wingdings" w:hint="default"/>
+        <w:sz w:val="20"/>
+      </w:rPr>
+    </w:lvl>
+  </w:abstractNum>
+  <w:abstractNum w:abstractNumId="6" w15:restartNumberingAfterBreak="0">
+    <w:nsid w:val="47221526"/>
+    <w:multiLevelType w:val="multilevel"/>
+    <w:tmpl w:val="F4D8CE4A"/>
+    <w:lvl w:ilvl="0">
+      <w:start w:val="1"/>
+      <w:numFmt w:val="bullet"/>
+      <w:lvlText w:val=""/>
+      <w:lvlJc w:val="left"/>
+      <w:pPr>
+        <w:tabs>
+          <w:tab w:val="num" w:pos="720"/>
+        </w:tabs>
+        <w:ind w:left="720" w:hanging="360"/>
+      </w:pPr>
+      <w:rPr>
+        <w:rFonts w:ascii="Symbol" w:hAnsi="Symbol" w:hint="default"/>
+        <w:sz w:val="20"/>
+      </w:rPr>
+    </w:lvl>
+    <w:lvl w:ilvl="1" w:tentative="1">
+      <w:start w:val="1"/>
+      <w:numFmt w:val="bullet"/>
+      <w:lvlText w:val="o"/>
+      <w:lvlJc w:val="left"/>
+      <w:pPr>
+        <w:tabs>
+          <w:tab w:val="num" w:pos="1440"/>
+        </w:tabs>
+        <w:ind w:left="1440" w:hanging="360"/>
+      </w:pPr>
+      <w:rPr>
+        <w:rFonts w:ascii="Courier New" w:hAnsi="Courier New" w:hint="default"/>
+        <w:sz w:val="20"/>
+      </w:rPr>
+    </w:lvl>
+    <w:lvl w:ilvl="2" w:tentative="1">
+      <w:start w:val="1"/>
+      <w:numFmt w:val="bullet"/>
+      <w:lvlText w:val=""/>
+      <w:lvlJc w:val="left"/>
+      <w:pPr>
+        <w:tabs>
+          <w:tab w:val="num" w:pos="2160"/>
+        </w:tabs>
+        <w:ind w:left="2160" w:hanging="360"/>
+      </w:pPr>
+      <w:rPr>
+        <w:rFonts w:ascii="Wingdings" w:hAnsi="Wingdings" w:hint="default"/>
+        <w:sz w:val="20"/>
+      </w:rPr>
+    </w:lvl>
+    <w:lvl w:ilvl="3" w:tentative="1">
+      <w:start w:val="1"/>
+      <w:numFmt w:val="bullet"/>
+      <w:lvlText w:val=""/>
+      <w:lvlJc w:val="left"/>
+      <w:pPr>
+        <w:tabs>
+          <w:tab w:val="num" w:pos="2880"/>
+        </w:tabs>
+        <w:ind w:left="2880" w:hanging="360"/>
+      </w:pPr>
+      <w:rPr>
+        <w:rFonts w:ascii="Wingdings" w:hAnsi="Wingdings" w:hint="default"/>
+        <w:sz w:val="20"/>
+      </w:rPr>
+    </w:lvl>
+    <w:lvl w:ilvl="4" w:tentative="1">
+      <w:start w:val="1"/>
+      <w:numFmt w:val="bullet"/>
+      <w:lvlText w:val=""/>
+      <w:lvlJc w:val="left"/>
+      <w:pPr>
+        <w:tabs>
+          <w:tab w:val="num" w:pos="3600"/>
+        </w:tabs>
+        <w:ind w:left="3600" w:hanging="360"/>
+      </w:pPr>
+      <w:rPr>
+        <w:rFonts w:ascii="Wingdings" w:hAnsi="Wingdings" w:hint="default"/>
+        <w:sz w:val="20"/>
+      </w:rPr>
+    </w:lvl>
+    <w:lvl w:ilvl="5" w:tentative="1">
+      <w:start w:val="1"/>
+      <w:numFmt w:val="bullet"/>
+      <w:lvlText w:val=""/>
+      <w:lvlJc w:val="left"/>
+      <w:pPr>
+        <w:tabs>
+          <w:tab w:val="num" w:pos="4320"/>
+        </w:tabs>
+        <w:ind w:left="4320" w:hanging="360"/>
+      </w:pPr>
+      <w:rPr>
+        <w:rFonts w:ascii="Wingdings" w:hAnsi="Wingdings" w:hint="default"/>
+        <w:sz w:val="20"/>
+      </w:rPr>
+    </w:lvl>
+    <w:lvl w:ilvl="6" w:tentative="1">
+      <w:start w:val="1"/>
+      <w:numFmt w:val="bullet"/>
+      <w:lvlText w:val=""/>
+      <w:lvlJc w:val="left"/>
+      <w:pPr>
+        <w:tabs>
+          <w:tab w:val="num" w:pos="5040"/>
+        </w:tabs>
+        <w:ind w:left="5040" w:hanging="360"/>
+      </w:pPr>
+      <w:rPr>
+        <w:rFonts w:ascii="Wingdings" w:hAnsi="Wingdings" w:hint="default"/>
+        <w:sz w:val="20"/>
+      </w:rPr>
+    </w:lvl>
+    <w:lvl w:ilvl="7" w:tentative="1">
+      <w:start w:val="1"/>
+      <w:numFmt w:val="bullet"/>
+      <w:lvlText w:val=""/>
+      <w:lvlJc w:val="left"/>
+      <w:pPr>
+        <w:tabs>
+          <w:tab w:val="num" w:pos="5760"/>
+        </w:tabs>
+        <w:ind w:left="5760" w:hanging="360"/>
+      </w:pPr>
+      <w:rPr>
+        <w:rFonts w:ascii="Wingdings" w:hAnsi="Wingdings" w:hint="default"/>
+        <w:sz w:val="20"/>
+      </w:rPr>
+    </w:lvl>
+    <w:lvl w:ilvl="8" w:tentative="1">
+      <w:start w:val="1"/>
+      <w:numFmt w:val="bullet"/>
+      <w:lvlText w:val=""/>
+      <w:lvlJc w:val="left"/>
+      <w:pPr>
+        <w:tabs>
+          <w:tab w:val="num" w:pos="6480"/>
+        </w:tabs>
+        <w:ind w:left="6480" w:hanging="360"/>
+      </w:pPr>
+      <w:rPr>
+        <w:rFonts w:ascii="Wingdings" w:hAnsi="Wingdings" w:hint="default"/>
+        <w:sz w:val="20"/>
+      </w:rPr>
+    </w:lvl>
+  </w:abstractNum>
+  <w:abstractNum w:abstractNumId="7" w15:restartNumberingAfterBreak="0">
+    <w:nsid w:val="60C81AB9"/>
+    <w:multiLevelType w:val="multilevel"/>
+    <w:tmpl w:val="C538891C"/>
+    <w:lvl w:ilvl="0">
+      <w:start w:val="1"/>
+      <w:numFmt w:val="bullet"/>
+      <w:lvlText w:val=""/>
+      <w:lvlJc w:val="left"/>
+      <w:pPr>
+        <w:tabs>
+          <w:tab w:val="num" w:pos="720"/>
+        </w:tabs>
+        <w:ind w:left="720" w:hanging="360"/>
+      </w:pPr>
+      <w:rPr>
+        <w:rFonts w:ascii="Symbol" w:hAnsi="Symbol" w:hint="default"/>
+        <w:sz w:val="20"/>
+      </w:rPr>
+    </w:lvl>
+    <w:lvl w:ilvl="1" w:tentative="1">
+      <w:start w:val="1"/>
+      <w:numFmt w:val="bullet"/>
+      <w:lvlText w:val="o"/>
+      <w:lvlJc w:val="left"/>
+      <w:pPr>
+        <w:tabs>
+          <w:tab w:val="num" w:pos="1440"/>
+        </w:tabs>
+        <w:ind w:left="1440" w:hanging="360"/>
+      </w:pPr>
+      <w:rPr>
+        <w:rFonts w:ascii="Courier New" w:hAnsi="Courier New" w:hint="default"/>
+        <w:sz w:val="20"/>
+      </w:rPr>
+    </w:lvl>
+    <w:lvl w:ilvl="2" w:tentative="1">
+      <w:start w:val="1"/>
+      <w:numFmt w:val="bullet"/>
+      <w:lvlText w:val=""/>
+      <w:lvlJc w:val="left"/>
+      <w:pPr>
+        <w:tabs>
+          <w:tab w:val="num" w:pos="2160"/>
+        </w:tabs>
+        <w:ind w:left="2160" w:hanging="360"/>
+      </w:pPr>
+      <w:rPr>
+        <w:rFonts w:ascii="Wingdings" w:hAnsi="Wingdings" w:hint="default"/>
+        <w:sz w:val="20"/>
+      </w:rPr>
+    </w:lvl>
+    <w:lvl w:ilvl="3" w:tentative="1">
+      <w:start w:val="1"/>
+      <w:numFmt w:val="bullet"/>
+      <w:lvlText w:val=""/>
+      <w:lvlJc w:val="left"/>
+      <w:pPr>
+        <w:tabs>
+          <w:tab w:val="num" w:pos="2880"/>
+        </w:tabs>
+        <w:ind w:left="2880" w:hanging="360"/>
+      </w:pPr>
+      <w:rPr>
+        <w:rFonts w:ascii="Wingdings" w:hAnsi="Wingdings" w:hint="default"/>
+        <w:sz w:val="20"/>
+      </w:rPr>
+    </w:lvl>
+    <w:lvl w:ilvl="4" w:tentative="1">
+      <w:start w:val="1"/>
+      <w:numFmt w:val="bullet"/>
+      <w:lvlText w:val=""/>
+      <w:lvlJc w:val="left"/>
+      <w:pPr>
+        <w:tabs>
+          <w:tab w:val="num" w:pos="3600"/>
+        </w:tabs>
+        <w:ind w:left="3600" w:hanging="360"/>
+      </w:pPr>
+      <w:rPr>
+        <w:rFonts w:ascii="Wingdings" w:hAnsi="Wingdings" w:hint="default"/>
+        <w:sz w:val="20"/>
+      </w:rPr>
+    </w:lvl>
+    <w:lvl w:ilvl="5" w:tentative="1">
+      <w:start w:val="1"/>
+      <w:numFmt w:val="bullet"/>
+      <w:lvlText w:val=""/>
+      <w:lvlJc w:val="left"/>
+      <w:pPr>
+        <w:tabs>
+          <w:tab w:val="num" w:pos="4320"/>
+        </w:tabs>
+        <w:ind w:left="4320" w:hanging="360"/>
+      </w:pPr>
+      <w:rPr>
+        <w:rFonts w:ascii="Wingdings" w:hAnsi="Wingdings" w:hint="default"/>
+        <w:sz w:val="20"/>
+      </w:rPr>
+    </w:lvl>
+    <w:lvl w:ilvl="6" w:tentative="1">
+      <w:start w:val="1"/>
+      <w:numFmt w:val="bullet"/>
+      <w:lvlText w:val=""/>
+      <w:lvlJc w:val="left"/>
+      <w:pPr>
+        <w:tabs>
+          <w:tab w:val="num" w:pos="5040"/>
+        </w:tabs>
+        <w:ind w:left="5040" w:hanging="360"/>
+      </w:pPr>
+      <w:rPr>
+        <w:rFonts w:ascii="Wingdings" w:hAnsi="Wingdings" w:hint="default"/>
+        <w:sz w:val="20"/>
+      </w:rPr>
+    </w:lvl>
+    <w:lvl w:ilvl="7" w:tentative="1">
+      <w:start w:val="1"/>
+      <w:numFmt w:val="bullet"/>
+      <w:lvlText w:val=""/>
+      <w:lvlJc w:val="left"/>
+      <w:pPr>
+        <w:tabs>
+          <w:tab w:val="num" w:pos="5760"/>
+        </w:tabs>
+        <w:ind w:left="5760" w:hanging="360"/>
+      </w:pPr>
+      <w:rPr>
+        <w:rFonts w:ascii="Wingdings" w:hAnsi="Wingdings" w:hint="default"/>
+        <w:sz w:val="20"/>
+      </w:rPr>
+    </w:lvl>
+    <w:lvl w:ilvl="8" w:tentative="1">
+      <w:start w:val="1"/>
+      <w:numFmt w:val="bullet"/>
+      <w:lvlText w:val=""/>
+      <w:lvlJc w:val="left"/>
+      <w:pPr>
+        <w:tabs>
+          <w:tab w:val="num" w:pos="6480"/>
+        </w:tabs>
+        <w:ind w:left="6480" w:hanging="360"/>
+      </w:pPr>
+      <w:rPr>
+        <w:rFonts w:ascii="Wingdings" w:hAnsi="Wingdings" w:hint="default"/>
+        <w:sz w:val="20"/>
+      </w:rPr>
+    </w:lvl>
+  </w:abstractNum>
+  <w:abstractNum w:abstractNumId="8" w15:restartNumberingAfterBreak="0">
+    <w:nsid w:val="6D2F6EC3"/>
+    <w:multiLevelType w:val="multilevel"/>
+    <w:tmpl w:val="0652B950"/>
+    <w:lvl w:ilvl="0">
+      <w:start w:val="1"/>
+      <w:numFmt w:val="bullet"/>
+      <w:lvlText w:val=""/>
+      <w:lvlJc w:val="left"/>
+      <w:pPr>
+        <w:tabs>
+          <w:tab w:val="num" w:pos="720"/>
+        </w:tabs>
+        <w:ind w:left="720" w:hanging="360"/>
+      </w:pPr>
+      <w:rPr>
+        <w:rFonts w:ascii="Symbol" w:hAnsi="Symbol" w:hint="default"/>
+        <w:sz w:val="20"/>
+      </w:rPr>
+    </w:lvl>
+    <w:lvl w:ilvl="1" w:tentative="1">
+      <w:start w:val="1"/>
+      <w:numFmt w:val="bullet"/>
+      <w:lvlText w:val="o"/>
+      <w:lvlJc w:val="left"/>
+      <w:pPr>
+        <w:tabs>
+          <w:tab w:val="num" w:pos="1440"/>
+        </w:tabs>
+        <w:ind w:left="1440" w:hanging="360"/>
+      </w:pPr>
+      <w:rPr>
+        <w:rFonts w:ascii="Courier New" w:hAnsi="Courier New" w:hint="default"/>
+        <w:sz w:val="20"/>
+      </w:rPr>
+    </w:lvl>
+    <w:lvl w:ilvl="2" w:tentative="1">
+      <w:start w:val="1"/>
+      <w:numFmt w:val="bullet"/>
+      <w:lvlText w:val=""/>
+      <w:lvlJc w:val="left"/>
+      <w:pPr>
+        <w:tabs>
+          <w:tab w:val="num" w:pos="2160"/>
+        </w:tabs>
+        <w:ind w:left="2160" w:hanging="360"/>
+      </w:pPr>
+      <w:rPr>
+        <w:rFonts w:ascii="Wingdings" w:hAnsi="Wingdings" w:hint="default"/>
+        <w:sz w:val="20"/>
+      </w:rPr>
+    </w:lvl>
+    <w:lvl w:ilvl="3" w:tentative="1">
+      <w:start w:val="1"/>
+      <w:numFmt w:val="bullet"/>
+      <w:lvlText w:val=""/>
+      <w:lvlJc w:val="left"/>
+      <w:pPr>
+        <w:tabs>
+          <w:tab w:val="num" w:pos="2880"/>
+        </w:tabs>
+        <w:ind w:left="2880" w:hanging="360"/>
+      </w:pPr>
+      <w:rPr>
+        <w:rFonts w:ascii="Wingdings" w:hAnsi="Wingdings" w:hint="default"/>
+        <w:sz w:val="20"/>
+      </w:rPr>
+    </w:lvl>
+    <w:lvl w:ilvl="4" w:tentative="1">
+      <w:start w:val="1"/>
+      <w:numFmt w:val="bullet"/>
+      <w:lvlText w:val=""/>
+      <w:lvlJc w:val="left"/>
+      <w:pPr>
+        <w:tabs>
+          <w:tab w:val="num" w:pos="3600"/>
+        </w:tabs>
+        <w:ind w:left="3600" w:hanging="360"/>
+      </w:pPr>
+      <w:rPr>
+        <w:rFonts w:ascii="Wingdings" w:hAnsi="Wingdings" w:hint="default"/>
+        <w:sz w:val="20"/>
+      </w:rPr>
+    </w:lvl>
+    <w:lvl w:ilvl="5" w:tentative="1">
+      <w:start w:val="1"/>
+      <w:numFmt w:val="bullet"/>
+      <w:lvlText w:val=""/>
+      <w:lvlJc w:val="left"/>
+      <w:pPr>
+        <w:tabs>
+          <w:tab w:val="num" w:pos="4320"/>
+        </w:tabs>
+        <w:ind w:left="4320" w:hanging="360"/>
+      </w:pPr>
+      <w:rPr>
+        <w:rFonts w:ascii="Wingdings" w:hAnsi="Wingdings" w:hint="default"/>
+        <w:sz w:val="20"/>
+      </w:rPr>
+    </w:lvl>
+    <w:lvl w:ilvl="6" w:tentative="1">
+      <w:start w:val="1"/>
+      <w:numFmt w:val="bullet"/>
+      <w:lvlText w:val=""/>
+      <w:lvlJc w:val="left"/>
+      <w:pPr>
+        <w:tabs>
+          <w:tab w:val="num" w:pos="5040"/>
+        </w:tabs>
+        <w:ind w:left="5040" w:hanging="360"/>
+      </w:pPr>
+      <w:rPr>
+        <w:rFonts w:ascii="Wingdings" w:hAnsi="Wingdings" w:hint="default"/>
+        <w:sz w:val="20"/>
+      </w:rPr>
+    </w:lvl>
+    <w:lvl w:ilvl="7" w:tentative="1">
+      <w:start w:val="1"/>
+      <w:numFmt w:val="bullet"/>
+      <w:lvlText w:val=""/>
+      <w:lvlJc w:val="left"/>
+      <w:pPr>
+        <w:tabs>
+          <w:tab w:val="num" w:pos="5760"/>
+        </w:tabs>
+        <w:ind w:left="5760" w:hanging="360"/>
+      </w:pPr>
+      <w:rPr>
+        <w:rFonts w:ascii="Wingdings" w:hAnsi="Wingdings" w:hint="default"/>
+        <w:sz w:val="20"/>
+      </w:rPr>
+    </w:lvl>
+    <w:lvl w:ilvl="8" w:tentative="1">
+      <w:start w:val="1"/>
+      <w:numFmt w:val="bullet"/>
+      <w:lvlText w:val=""/>
+      <w:lvlJc w:val="left"/>
+      <w:pPr>
+        <w:tabs>
+          <w:tab w:val="num" w:pos="6480"/>
+        </w:tabs>
+        <w:ind w:left="6480" w:hanging="360"/>
+      </w:pPr>
+      <w:rPr>
+        <w:rFonts w:ascii="Wingdings" w:hAnsi="Wingdings" w:hint="default"/>
+        <w:sz w:val="20"/>
+      </w:rPr>
+    </w:lvl>
+  </w:abstractNum>
   <w:num w:numId="1">
+    <w:abstractNumId w:val="2"/>
+  </w:num>
+  <w:num w:numId="2">
     <w:abstractNumId w:val="1"/>
   </w:num>
-  <w:num w:numId="2">
+  <w:num w:numId="3">
+    <w:abstractNumId w:val="4"/>
+  </w:num>
+  <w:num w:numId="4">
     <w:abstractNumId w:val="0"/>
   </w:num>
-  <w:num w:numId="3">
-    <w:abstractNumId w:val="2"/>
+  <w:num w:numId="5">
+    <w:abstractNumId w:val="3"/>
+  </w:num>
+  <w:num w:numId="6">
+    <w:abstractNumId w:val="8"/>
+  </w:num>
+  <w:num w:numId="7">
+    <w:abstractNumId w:val="7"/>
+  </w:num>
+  <w:num w:numId="8">
+    <w:abstractNumId w:val="6"/>
+  </w:num>
+  <w:num w:numId="9">
+    <w:abstractNumId w:val="5"/>
   </w:num>
 </w:numbering>
 </file>

--- a/SIH PITCH KrishiSetu.docx
+++ b/SIH PITCH KrishiSetu.docx
@@ -29,7 +29,6 @@
         </w:rPr>
         <w:t xml:space="preserve">SIH PITCH </w:t>
       </w:r>
-      <w:proofErr w:type="spellStart"/>
       <w:r>
         <w:rPr>
           <w:rFonts w:ascii="Times New Roman" w:eastAsia="Times New Roman" w:hAnsi="Times New Roman" w:cs="Times New Roman"/>
@@ -41,7 +40,6 @@
         </w:rPr>
         <w:t>KrishiSetu</w:t>
       </w:r>
-      <w:proofErr w:type="spellEnd"/>
     </w:p>
     <w:p>
       <w:pPr>
@@ -226,7 +224,6 @@
         </w:rPr>
         <w:t xml:space="preserve">"We built </w:t>
       </w:r>
-      <w:proofErr w:type="spellStart"/>
       <w:r>
         <w:rPr>
           <w:rFonts w:ascii="Times New Roman" w:eastAsia="Times New Roman" w:hAnsi="Times New Roman" w:cs="Times New Roman"/>
@@ -238,7 +235,6 @@
         </w:rPr>
         <w:t>KrishiSetu</w:t>
       </w:r>
-      <w:proofErr w:type="spellEnd"/>
       <w:r>
         <w:rPr>
           <w:rFonts w:ascii="Times New Roman" w:eastAsia="Times New Roman" w:hAnsi="Times New Roman" w:cs="Times New Roman"/>
@@ -398,25 +394,14 @@
           <w:lang w:eastAsia="en-IN"/>
         </w:rPr>
       </w:pPr>
-      <w:proofErr w:type="spellStart"/>
-      <w:r>
-        <w:rPr>
-          <w:rFonts w:ascii="Times New Roman" w:eastAsia="Times New Roman" w:hAnsi="Times New Roman" w:cs="Times New Roman"/>
-          <w:sz w:val="24"/>
-          <w:szCs w:val="24"/>
-          <w:lang w:eastAsia="en-IN"/>
-        </w:rPr>
-        <w:t>KrishiSetu</w:t>
-      </w:r>
-      <w:proofErr w:type="spellEnd"/>
-      <w:r>
-        <w:rPr>
-          <w:rFonts w:ascii="Times New Roman" w:eastAsia="Times New Roman" w:hAnsi="Times New Roman" w:cs="Times New Roman"/>
-          <w:sz w:val="24"/>
-          <w:szCs w:val="24"/>
-          <w:lang w:eastAsia="en-IN"/>
-        </w:rPr>
-        <w:t xml:space="preserve"> immediately delivers a </w:t>
+      <w:r>
+        <w:rPr>
+          <w:rFonts w:ascii="Times New Roman" w:eastAsia="Times New Roman" w:hAnsi="Times New Roman" w:cs="Times New Roman"/>
+          <w:sz w:val="24"/>
+          <w:szCs w:val="24"/>
+          <w:lang w:eastAsia="en-IN"/>
+        </w:rPr>
+        <w:t xml:space="preserve">KrishiSetu immediately delivers a </w:t>
       </w:r>
       <w:r>
         <w:rPr>
@@ -478,27 +463,7 @@
           <w:szCs w:val="24"/>
           <w:lang w:eastAsia="en-IN"/>
         </w:rPr>
-        <w:t xml:space="preserve">"What makes </w:t>
-      </w:r>
-      <w:proofErr w:type="spellStart"/>
-      <w:r>
-        <w:rPr>
-          <w:rFonts w:ascii="Times New Roman" w:eastAsia="Times New Roman" w:hAnsi="Times New Roman" w:cs="Times New Roman"/>
-          <w:sz w:val="24"/>
-          <w:szCs w:val="24"/>
-          <w:lang w:eastAsia="en-IN"/>
-        </w:rPr>
-        <w:t>KrishiSetu</w:t>
-      </w:r>
-      <w:proofErr w:type="spellEnd"/>
-      <w:r>
-        <w:rPr>
-          <w:rFonts w:ascii="Times New Roman" w:eastAsia="Times New Roman" w:hAnsi="Times New Roman" w:cs="Times New Roman"/>
-          <w:sz w:val="24"/>
-          <w:szCs w:val="24"/>
-          <w:lang w:eastAsia="en-IN"/>
-        </w:rPr>
-        <w:t xml:space="preserve"> ready for real-world deployment?</w:t>
+        <w:t>"What makes KrishiSetu ready for real-world deployment?</w:t>
       </w:r>
     </w:p>
     <w:p>
@@ -606,47 +571,7 @@
           <w:szCs w:val="24"/>
           <w:lang w:eastAsia="en-IN"/>
         </w:rPr>
-        <w:t xml:space="preserve"> A robust Python/</w:t>
-      </w:r>
-      <w:proofErr w:type="spellStart"/>
-      <w:r>
-        <w:rPr>
-          <w:rFonts w:ascii="Times New Roman" w:eastAsia="Times New Roman" w:hAnsi="Times New Roman" w:cs="Times New Roman"/>
-          <w:sz w:val="24"/>
-          <w:szCs w:val="24"/>
-          <w:lang w:eastAsia="en-IN"/>
-        </w:rPr>
-        <w:t>FastAPI</w:t>
-      </w:r>
-      <w:proofErr w:type="spellEnd"/>
-      <w:r>
-        <w:rPr>
-          <w:rFonts w:ascii="Times New Roman" w:eastAsia="Times New Roman" w:hAnsi="Times New Roman" w:cs="Times New Roman"/>
-          <w:sz w:val="24"/>
-          <w:szCs w:val="24"/>
-          <w:lang w:eastAsia="en-IN"/>
-        </w:rPr>
-        <w:t xml:space="preserve"> backend designed to plug into district-level Krishi Vigyan </w:t>
-      </w:r>
-      <w:proofErr w:type="spellStart"/>
-      <w:r>
-        <w:rPr>
-          <w:rFonts w:ascii="Times New Roman" w:eastAsia="Times New Roman" w:hAnsi="Times New Roman" w:cs="Times New Roman"/>
-          <w:sz w:val="24"/>
-          <w:szCs w:val="24"/>
-          <w:lang w:eastAsia="en-IN"/>
-        </w:rPr>
-        <w:t>Kendras</w:t>
-      </w:r>
-      <w:proofErr w:type="spellEnd"/>
-      <w:r>
-        <w:rPr>
-          <w:rFonts w:ascii="Times New Roman" w:eastAsia="Times New Roman" w:hAnsi="Times New Roman" w:cs="Times New Roman"/>
-          <w:sz w:val="24"/>
-          <w:szCs w:val="24"/>
-          <w:lang w:eastAsia="en-IN"/>
-        </w:rPr>
-        <w:t xml:space="preserve"> (KVKs) and geo-tag disease outbreaks for early-warning heatmaps."</w:t>
+        <w:t xml:space="preserve"> A robust Python/FastAPI backend designed to plug into district-level Krishi Vigyan Kendras (KVKs) and geo-tag disease outbreaks for early-warning heatmaps."</w:t>
       </w:r>
     </w:p>
     <w:p>
@@ -688,47 +613,7 @@
           <w:szCs w:val="24"/>
           <w:lang w:eastAsia="en-IN"/>
         </w:rPr>
-        <w:t>"</w:t>
-      </w:r>
-      <w:proofErr w:type="spellStart"/>
-      <w:r>
-        <w:rPr>
-          <w:rFonts w:ascii="Times New Roman" w:eastAsia="Times New Roman" w:hAnsi="Times New Roman" w:cs="Times New Roman"/>
-          <w:sz w:val="24"/>
-          <w:szCs w:val="24"/>
-          <w:lang w:eastAsia="en-IN"/>
-        </w:rPr>
-        <w:t>KrishiSetu</w:t>
-      </w:r>
-      <w:proofErr w:type="spellEnd"/>
-      <w:r>
-        <w:rPr>
-          <w:rFonts w:ascii="Times New Roman" w:eastAsia="Times New Roman" w:hAnsi="Times New Roman" w:cs="Times New Roman"/>
-          <w:sz w:val="24"/>
-          <w:szCs w:val="24"/>
-          <w:lang w:eastAsia="en-IN"/>
-        </w:rPr>
-        <w:t xml:space="preserve"> is not just an app; it is a digital bridge empowering 140 million Indian farmers with instant, localized, and spoken agricultural intelligence. We are Team </w:t>
-      </w:r>
-      <w:proofErr w:type="spellStart"/>
-      <w:r>
-        <w:rPr>
-          <w:rFonts w:ascii="Times New Roman" w:eastAsia="Times New Roman" w:hAnsi="Times New Roman" w:cs="Times New Roman"/>
-          <w:sz w:val="24"/>
-          <w:szCs w:val="24"/>
-          <w:lang w:eastAsia="en-IN"/>
-        </w:rPr>
-        <w:t>KrishiSetu</w:t>
-      </w:r>
-      <w:proofErr w:type="spellEnd"/>
-      <w:r>
-        <w:rPr>
-          <w:rFonts w:ascii="Times New Roman" w:eastAsia="Times New Roman" w:hAnsi="Times New Roman" w:cs="Times New Roman"/>
-          <w:sz w:val="24"/>
-          <w:szCs w:val="24"/>
-          <w:lang w:eastAsia="en-IN"/>
-        </w:rPr>
-        <w:t>, and we are ready to take this from our campus to every field in India. Thank you."</w:t>
+        <w:t>"KrishiSetu is not just an app; it is a digital bridge empowering 140 million Indian farmers with instant, localized, and spoken agricultural intelligence. We are Team KrishiSetu, and we are ready to take this from our campus to every field in India. Thank you."</w:t>
       </w:r>
     </w:p>
     <w:p>
@@ -796,1414 +681,6 @@
           <w:lang w:eastAsia="en-IN"/>
         </w:rPr>
         <w:lastRenderedPageBreak/>
-        <w:t>3-Minute Hackathon Winning Pitch Script</w:t>
-      </w:r>
-    </w:p>
-    <w:p>
-      <w:pPr>
-        <w:spacing w:after="0" w:line="240" w:lineRule="auto"/>
-        <w:rPr>
-          <w:rFonts w:ascii="Times New Roman" w:eastAsia="Times New Roman" w:hAnsi="Times New Roman" w:cs="Times New Roman"/>
-          <w:color w:val="1F1F1F"/>
-          <w:sz w:val="24"/>
-          <w:szCs w:val="24"/>
-          <w:lang w:eastAsia="en-IN"/>
-        </w:rPr>
-      </w:pPr>
-      <w:r>
-        <w:rPr>
-          <w:rFonts w:ascii="Times New Roman" w:eastAsia="Times New Roman" w:hAnsi="Times New Roman" w:cs="Times New Roman"/>
-          <w:b/>
-          <w:bCs/>
-          <w:color w:val="1F1F1F"/>
-          <w:sz w:val="24"/>
-          <w:szCs w:val="24"/>
-          <w:bdr w:val="none" w:sz="0" w:space="0" w:color="auto" w:frame="1"/>
-          <w:lang w:eastAsia="en-IN"/>
-        </w:rPr>
-        <w:t>0:00 – 0:40 | The Hook &amp; The Problem</w:t>
-      </w:r>
-    </w:p>
-    <w:p>
-      <w:pPr>
-        <w:spacing w:after="0" w:line="240" w:lineRule="auto"/>
-        <w:rPr>
-          <w:rFonts w:ascii="Times New Roman" w:eastAsia="Times New Roman" w:hAnsi="Times New Roman" w:cs="Times New Roman"/>
-          <w:color w:val="1F1F1F"/>
-          <w:sz w:val="24"/>
-          <w:szCs w:val="24"/>
-          <w:lang w:eastAsia="en-IN"/>
-        </w:rPr>
-      </w:pPr>
-      <w:r>
-        <w:rPr>
-          <w:rFonts w:ascii="Times New Roman" w:eastAsia="Times New Roman" w:hAnsi="Times New Roman" w:cs="Times New Roman"/>
-          <w:color w:val="1F1F1F"/>
-          <w:sz w:val="24"/>
-          <w:szCs w:val="24"/>
-          <w:lang w:eastAsia="en-IN"/>
-        </w:rPr>
-        <w:br/>
-        <w:t>"Good morning, respected jury members.</w:t>
-      </w:r>
-    </w:p>
-    <w:p>
-      <w:pPr>
-        <w:spacing w:after="0" w:line="240" w:lineRule="auto"/>
-        <w:rPr>
-          <w:rFonts w:ascii="Times New Roman" w:eastAsia="Times New Roman" w:hAnsi="Times New Roman" w:cs="Times New Roman"/>
-          <w:color w:val="1F1F1F"/>
-          <w:sz w:val="24"/>
-          <w:szCs w:val="24"/>
-          <w:lang w:eastAsia="en-IN"/>
-        </w:rPr>
-      </w:pPr>
-      <w:r>
-        <w:rPr>
-          <w:rFonts w:ascii="Times New Roman" w:eastAsia="Times New Roman" w:hAnsi="Times New Roman" w:cs="Times New Roman"/>
-          <w:color w:val="1F1F1F"/>
-          <w:sz w:val="24"/>
-          <w:szCs w:val="24"/>
-          <w:lang w:eastAsia="en-IN"/>
-        </w:rPr>
-        <w:t xml:space="preserve">In India today, over </w:t>
-      </w:r>
-      <w:r>
-        <w:rPr>
-          <w:rFonts w:ascii="Times New Roman" w:eastAsia="Times New Roman" w:hAnsi="Times New Roman" w:cs="Times New Roman"/>
-          <w:b/>
-          <w:bCs/>
-          <w:color w:val="1F1F1F"/>
-          <w:sz w:val="24"/>
-          <w:szCs w:val="24"/>
-          <w:bdr w:val="none" w:sz="0" w:space="0" w:color="auto" w:frame="1"/>
-          <w:lang w:eastAsia="en-IN"/>
-        </w:rPr>
-        <w:t>30% of total agricultural yield is lost each year to preventable foliar diseases</w:t>
-      </w:r>
-      <w:r>
-        <w:rPr>
-          <w:rFonts w:ascii="Times New Roman" w:eastAsia="Times New Roman" w:hAnsi="Times New Roman" w:cs="Times New Roman"/>
-          <w:color w:val="1F1F1F"/>
-          <w:sz w:val="24"/>
-          <w:szCs w:val="24"/>
-          <w:lang w:eastAsia="en-IN"/>
-        </w:rPr>
-        <w:t>. When a smallholder farmer in rural Uttar Pradesh spots dark brown lesions on their potato or tomato crop, they face three major hurdles:</w:t>
-      </w:r>
-    </w:p>
-    <w:p>
-      <w:pPr>
-        <w:spacing w:after="0" w:line="240" w:lineRule="auto"/>
-        <w:rPr>
-          <w:rFonts w:ascii="Times New Roman" w:eastAsia="Times New Roman" w:hAnsi="Times New Roman" w:cs="Times New Roman"/>
-          <w:color w:val="1F1F1F"/>
-          <w:sz w:val="24"/>
-          <w:szCs w:val="24"/>
-          <w:lang w:eastAsia="en-IN"/>
-        </w:rPr>
-      </w:pPr>
-      <w:r>
-        <w:rPr>
-          <w:rFonts w:ascii="Times New Roman" w:eastAsia="Times New Roman" w:hAnsi="Times New Roman" w:cs="Times New Roman"/>
-          <w:color w:val="1F1F1F"/>
-          <w:sz w:val="24"/>
-          <w:szCs w:val="24"/>
-          <w:lang w:eastAsia="en-IN"/>
-        </w:rPr>
-        <w:br/>
-      </w:r>
-      <w:r>
-        <w:rPr>
-          <w:rFonts w:ascii="Times New Roman" w:eastAsia="Times New Roman" w:hAnsi="Times New Roman" w:cs="Times New Roman"/>
-          <w:b/>
-          <w:bCs/>
-          <w:color w:val="1F1F1F"/>
-          <w:sz w:val="24"/>
-          <w:szCs w:val="24"/>
-          <w:bdr w:val="none" w:sz="0" w:space="0" w:color="auto" w:frame="1"/>
-          <w:lang w:eastAsia="en-IN"/>
-        </w:rPr>
-        <w:t>Pathologist Scarcity:</w:t>
-      </w:r>
-      <w:r>
-        <w:rPr>
-          <w:rFonts w:ascii="Times New Roman" w:eastAsia="Times New Roman" w:hAnsi="Times New Roman" w:cs="Times New Roman"/>
-          <w:color w:val="1F1F1F"/>
-          <w:sz w:val="24"/>
-          <w:szCs w:val="24"/>
-          <w:lang w:eastAsia="en-IN"/>
-        </w:rPr>
-        <w:t xml:space="preserve"> No immediate access to an agricultural extension officer.</w:t>
-      </w:r>
-    </w:p>
-    <w:p>
-      <w:pPr>
-        <w:spacing w:after="0" w:line="240" w:lineRule="auto"/>
-        <w:rPr>
-          <w:rFonts w:ascii="Times New Roman" w:eastAsia="Times New Roman" w:hAnsi="Times New Roman" w:cs="Times New Roman"/>
-          <w:color w:val="1F1F1F"/>
-          <w:sz w:val="24"/>
-          <w:szCs w:val="24"/>
-          <w:lang w:eastAsia="en-IN"/>
-        </w:rPr>
-      </w:pPr>
-    </w:p>
-    <w:p>
-      <w:pPr>
-        <w:spacing w:after="0" w:line="240" w:lineRule="auto"/>
-        <w:rPr>
-          <w:rFonts w:ascii="Times New Roman" w:eastAsia="Times New Roman" w:hAnsi="Times New Roman" w:cs="Times New Roman"/>
-          <w:color w:val="1F1F1F"/>
-          <w:sz w:val="24"/>
-          <w:szCs w:val="24"/>
-          <w:lang w:eastAsia="en-IN"/>
-        </w:rPr>
-      </w:pPr>
-      <w:r>
-        <w:rPr>
-          <w:rFonts w:ascii="Times New Roman" w:eastAsia="Times New Roman" w:hAnsi="Times New Roman" w:cs="Times New Roman"/>
-          <w:b/>
-          <w:bCs/>
-          <w:color w:val="1F1F1F"/>
-          <w:sz w:val="24"/>
-          <w:szCs w:val="24"/>
-          <w:bdr w:val="none" w:sz="0" w:space="0" w:color="auto" w:frame="1"/>
-          <w:lang w:eastAsia="en-IN"/>
-        </w:rPr>
-        <w:t>The Literacy &amp; Language Barrier:</w:t>
-      </w:r>
-      <w:r>
-        <w:rPr>
-          <w:rFonts w:ascii="Times New Roman" w:eastAsia="Times New Roman" w:hAnsi="Times New Roman" w:cs="Times New Roman"/>
-          <w:color w:val="1F1F1F"/>
-          <w:sz w:val="24"/>
-          <w:szCs w:val="24"/>
-          <w:lang w:eastAsia="en-IN"/>
-        </w:rPr>
-        <w:t xml:space="preserve"> Most mobile advisories are written in complex English or dense technical text.</w:t>
-      </w:r>
-    </w:p>
-    <w:p>
-      <w:pPr>
-        <w:spacing w:after="0" w:line="240" w:lineRule="auto"/>
-        <w:rPr>
-          <w:rFonts w:ascii="Times New Roman" w:eastAsia="Times New Roman" w:hAnsi="Times New Roman" w:cs="Times New Roman"/>
-          <w:color w:val="1F1F1F"/>
-          <w:sz w:val="24"/>
-          <w:szCs w:val="24"/>
-          <w:lang w:eastAsia="en-IN"/>
-        </w:rPr>
-      </w:pPr>
-    </w:p>
-    <w:p>
-      <w:pPr>
-        <w:spacing w:after="0" w:line="240" w:lineRule="auto"/>
-        <w:rPr>
-          <w:rFonts w:ascii="Times New Roman" w:eastAsia="Times New Roman" w:hAnsi="Times New Roman" w:cs="Times New Roman"/>
-          <w:color w:val="1F1F1F"/>
-          <w:sz w:val="24"/>
-          <w:szCs w:val="24"/>
-          <w:lang w:eastAsia="en-IN"/>
-        </w:rPr>
-      </w:pPr>
-      <w:r>
-        <w:rPr>
-          <w:rFonts w:ascii="Times New Roman" w:eastAsia="Times New Roman" w:hAnsi="Times New Roman" w:cs="Times New Roman"/>
-          <w:b/>
-          <w:bCs/>
-          <w:color w:val="1F1F1F"/>
-          <w:sz w:val="24"/>
-          <w:szCs w:val="24"/>
-          <w:bdr w:val="none" w:sz="0" w:space="0" w:color="auto" w:frame="1"/>
-          <w:lang w:eastAsia="en-IN"/>
-        </w:rPr>
-        <w:t>Indiscriminate Pesticide Use:</w:t>
-      </w:r>
-      <w:r>
-        <w:rPr>
-          <w:rFonts w:ascii="Times New Roman" w:eastAsia="Times New Roman" w:hAnsi="Times New Roman" w:cs="Times New Roman"/>
-          <w:color w:val="1F1F1F"/>
-          <w:sz w:val="24"/>
-          <w:szCs w:val="24"/>
-          <w:lang w:eastAsia="en-IN"/>
-        </w:rPr>
-        <w:t xml:space="preserve"> Guessing treatments leads to chemical overuse, soil toxicity, and financial debt.</w:t>
-      </w:r>
-    </w:p>
-    <w:p>
-      <w:pPr>
-        <w:spacing w:after="0" w:line="240" w:lineRule="auto"/>
-        <w:rPr>
-          <w:rFonts w:ascii="Times New Roman" w:eastAsia="Times New Roman" w:hAnsi="Times New Roman" w:cs="Times New Roman"/>
-          <w:color w:val="1F1F1F"/>
-          <w:sz w:val="24"/>
-          <w:szCs w:val="24"/>
-          <w:lang w:eastAsia="en-IN"/>
-        </w:rPr>
-      </w:pPr>
-      <w:r>
-        <w:rPr>
-          <w:rFonts w:ascii="Times New Roman" w:eastAsia="Times New Roman" w:hAnsi="Times New Roman" w:cs="Times New Roman"/>
-          <w:color w:val="1F1F1F"/>
-          <w:sz w:val="24"/>
-          <w:szCs w:val="24"/>
-          <w:lang w:eastAsia="en-IN"/>
-        </w:rPr>
-        <w:t xml:space="preserve">We asked ourselves: </w:t>
-      </w:r>
-      <w:r>
-        <w:rPr>
-          <w:rFonts w:ascii="Times New Roman" w:eastAsia="Times New Roman" w:hAnsi="Times New Roman" w:cs="Times New Roman"/>
-          <w:i/>
-          <w:iCs/>
-          <w:color w:val="1F1F1F"/>
-          <w:sz w:val="24"/>
-          <w:szCs w:val="24"/>
-          <w:bdr w:val="none" w:sz="0" w:space="0" w:color="auto" w:frame="1"/>
-          <w:lang w:eastAsia="en-IN"/>
-        </w:rPr>
-        <w:t>What if every smallholder farmer had an expert plant pathologist in their pocket that speaks directly in their own mother tongue?</w:t>
-      </w:r>
-      <w:r>
-        <w:rPr>
-          <w:rFonts w:ascii="Times New Roman" w:eastAsia="Times New Roman" w:hAnsi="Times New Roman" w:cs="Times New Roman"/>
-          <w:color w:val="1F1F1F"/>
-          <w:sz w:val="24"/>
-          <w:szCs w:val="24"/>
-          <w:lang w:eastAsia="en-IN"/>
-        </w:rPr>
-        <w:t>"</w:t>
-      </w:r>
-    </w:p>
-    <w:p>
-      <w:pPr>
-        <w:spacing w:after="0" w:line="240" w:lineRule="auto"/>
-        <w:rPr>
-          <w:rFonts w:ascii="Times New Roman" w:eastAsia="Times New Roman" w:hAnsi="Times New Roman" w:cs="Times New Roman"/>
-          <w:color w:val="1F1F1F"/>
-          <w:sz w:val="24"/>
-          <w:szCs w:val="24"/>
-          <w:lang w:eastAsia="en-IN"/>
-        </w:rPr>
-      </w:pPr>
-    </w:p>
-    <w:p>
-      <w:pPr>
-        <w:spacing w:after="0" w:line="240" w:lineRule="auto"/>
-        <w:rPr>
-          <w:rFonts w:ascii="Times New Roman" w:eastAsia="Times New Roman" w:hAnsi="Times New Roman" w:cs="Times New Roman"/>
-          <w:color w:val="1F1F1F"/>
-          <w:sz w:val="24"/>
-          <w:szCs w:val="24"/>
-          <w:lang w:eastAsia="en-IN"/>
-        </w:rPr>
-      </w:pPr>
-      <w:r>
-        <w:rPr>
-          <w:rFonts w:ascii="Times New Roman" w:eastAsia="Times New Roman" w:hAnsi="Times New Roman" w:cs="Times New Roman"/>
-          <w:b/>
-          <w:bCs/>
-          <w:color w:val="1F1F1F"/>
-          <w:sz w:val="24"/>
-          <w:szCs w:val="24"/>
-          <w:bdr w:val="none" w:sz="0" w:space="0" w:color="auto" w:frame="1"/>
-          <w:lang w:eastAsia="en-IN"/>
-        </w:rPr>
-        <w:t>0:40 – 1:40 | The Live Demonstration</w:t>
-      </w:r>
-    </w:p>
-    <w:p>
-      <w:pPr>
-        <w:spacing w:after="0" w:line="240" w:lineRule="auto"/>
-        <w:rPr>
-          <w:rFonts w:ascii="Times New Roman" w:eastAsia="Times New Roman" w:hAnsi="Times New Roman" w:cs="Times New Roman"/>
-          <w:color w:val="1F1F1F"/>
-          <w:sz w:val="24"/>
-          <w:szCs w:val="24"/>
-          <w:lang w:eastAsia="en-IN"/>
-        </w:rPr>
-      </w:pPr>
-      <w:r>
-        <w:rPr>
-          <w:rFonts w:ascii="Times New Roman" w:eastAsia="Times New Roman" w:hAnsi="Times New Roman" w:cs="Times New Roman"/>
-          <w:color w:val="1F1F1F"/>
-          <w:sz w:val="24"/>
-          <w:szCs w:val="24"/>
-          <w:lang w:eastAsia="en-IN"/>
-        </w:rPr>
-        <w:br/>
-        <w:t xml:space="preserve">"To solve this, we created </w:t>
-      </w:r>
-      <w:proofErr w:type="spellStart"/>
-      <w:r>
-        <w:rPr>
-          <w:rFonts w:ascii="Times New Roman" w:eastAsia="Times New Roman" w:hAnsi="Times New Roman" w:cs="Times New Roman"/>
-          <w:b/>
-          <w:bCs/>
-          <w:color w:val="1F1F1F"/>
-          <w:sz w:val="24"/>
-          <w:szCs w:val="24"/>
-          <w:bdr w:val="none" w:sz="0" w:space="0" w:color="auto" w:frame="1"/>
-          <w:lang w:eastAsia="en-IN"/>
-        </w:rPr>
-        <w:t>KrishiSetu</w:t>
-      </w:r>
-      <w:proofErr w:type="spellEnd"/>
-      <w:r>
-        <w:rPr>
-          <w:rFonts w:ascii="Times New Roman" w:eastAsia="Times New Roman" w:hAnsi="Times New Roman" w:cs="Times New Roman"/>
-          <w:color w:val="1F1F1F"/>
-          <w:sz w:val="24"/>
-          <w:szCs w:val="24"/>
-          <w:lang w:eastAsia="en-IN"/>
-        </w:rPr>
-        <w:t xml:space="preserve"> — an AI-powered </w:t>
-      </w:r>
-      <w:proofErr w:type="spellStart"/>
-      <w:r>
-        <w:rPr>
-          <w:rFonts w:ascii="Times New Roman" w:eastAsia="Times New Roman" w:hAnsi="Times New Roman" w:cs="Times New Roman"/>
-          <w:color w:val="1F1F1F"/>
-          <w:sz w:val="24"/>
-          <w:szCs w:val="24"/>
-          <w:lang w:eastAsia="en-IN"/>
-        </w:rPr>
-        <w:t>agro</w:t>
-      </w:r>
-      <w:proofErr w:type="spellEnd"/>
-      <w:r>
-        <w:rPr>
-          <w:rFonts w:ascii="Times New Roman" w:eastAsia="Times New Roman" w:hAnsi="Times New Roman" w:cs="Times New Roman"/>
-          <w:color w:val="1F1F1F"/>
-          <w:sz w:val="24"/>
-          <w:szCs w:val="24"/>
-          <w:lang w:eastAsia="en-IN"/>
-        </w:rPr>
-        <w:t>-diagnostic platform engineered for instant, zero-latency rural deployment.</w:t>
-      </w:r>
-    </w:p>
-    <w:p>
-      <w:pPr>
-        <w:spacing w:after="0" w:line="240" w:lineRule="auto"/>
-        <w:rPr>
-          <w:rFonts w:ascii="Times New Roman" w:eastAsia="Times New Roman" w:hAnsi="Times New Roman" w:cs="Times New Roman"/>
-          <w:color w:val="1F1F1F"/>
-          <w:sz w:val="24"/>
-          <w:szCs w:val="24"/>
-          <w:lang w:eastAsia="en-IN"/>
-        </w:rPr>
-      </w:pPr>
-    </w:p>
-    <w:p>
-      <w:pPr>
-        <w:spacing w:after="0" w:line="240" w:lineRule="auto"/>
-        <w:rPr>
-          <w:rFonts w:ascii="Times New Roman" w:eastAsia="Times New Roman" w:hAnsi="Times New Roman" w:cs="Times New Roman"/>
-          <w:color w:val="1F1F1F"/>
-          <w:sz w:val="24"/>
-          <w:szCs w:val="24"/>
-          <w:lang w:eastAsia="en-IN"/>
-        </w:rPr>
-      </w:pPr>
-      <w:r>
-        <w:rPr>
-          <w:rFonts w:ascii="Times New Roman" w:eastAsia="Times New Roman" w:hAnsi="Times New Roman" w:cs="Times New Roman"/>
-          <w:color w:val="1F1F1F"/>
-          <w:sz w:val="24"/>
-          <w:szCs w:val="24"/>
-          <w:lang w:eastAsia="en-IN"/>
-        </w:rPr>
-        <w:t>Let’s look at the screen:</w:t>
-      </w:r>
-    </w:p>
-    <w:p>
-      <w:pPr>
-        <w:spacing w:after="0" w:line="240" w:lineRule="auto"/>
-        <w:rPr>
-          <w:rFonts w:ascii="Times New Roman" w:eastAsia="Times New Roman" w:hAnsi="Times New Roman" w:cs="Times New Roman"/>
-          <w:color w:val="1F1F1F"/>
-          <w:sz w:val="24"/>
-          <w:szCs w:val="24"/>
-          <w:lang w:eastAsia="en-IN"/>
-        </w:rPr>
-      </w:pPr>
-    </w:p>
-    <w:p>
-      <w:pPr>
-        <w:spacing w:after="0" w:line="240" w:lineRule="auto"/>
-        <w:rPr>
-          <w:rFonts w:ascii="Times New Roman" w:eastAsia="Times New Roman" w:hAnsi="Times New Roman" w:cs="Times New Roman"/>
-          <w:color w:val="1F1F1F"/>
-          <w:sz w:val="24"/>
-          <w:szCs w:val="24"/>
-          <w:lang w:eastAsia="en-IN"/>
-        </w:rPr>
-      </w:pPr>
-      <w:r>
-        <w:rPr>
-          <w:rFonts w:ascii="Times New Roman" w:eastAsia="Times New Roman" w:hAnsi="Times New Roman" w:cs="Times New Roman"/>
-          <w:i/>
-          <w:iCs/>
-          <w:color w:val="1F1F1F"/>
-          <w:sz w:val="24"/>
-          <w:szCs w:val="24"/>
-          <w:bdr w:val="none" w:sz="0" w:space="0" w:color="auto" w:frame="1"/>
-          <w:lang w:eastAsia="en-IN"/>
-        </w:rPr>
-        <w:t>(Click a test leaf or upload an infected image)</w:t>
-      </w:r>
-    </w:p>
-    <w:p>
-      <w:pPr>
-        <w:spacing w:after="0" w:line="240" w:lineRule="auto"/>
-        <w:rPr>
-          <w:rFonts w:ascii="Times New Roman" w:eastAsia="Times New Roman" w:hAnsi="Times New Roman" w:cs="Times New Roman"/>
-          <w:color w:val="1F1F1F"/>
-          <w:sz w:val="24"/>
-          <w:szCs w:val="24"/>
-          <w:lang w:eastAsia="en-IN"/>
-        </w:rPr>
-      </w:pPr>
-      <w:r>
-        <w:rPr>
-          <w:rFonts w:ascii="Times New Roman" w:eastAsia="Times New Roman" w:hAnsi="Times New Roman" w:cs="Times New Roman"/>
-          <w:color w:val="1F1F1F"/>
-          <w:sz w:val="24"/>
-          <w:szCs w:val="24"/>
-          <w:lang w:eastAsia="en-IN"/>
-        </w:rPr>
-        <w:br/>
-      </w:r>
-      <w:r>
-        <w:rPr>
-          <w:rFonts w:ascii="Times New Roman" w:eastAsia="Times New Roman" w:hAnsi="Times New Roman" w:cs="Times New Roman"/>
-          <w:b/>
-          <w:bCs/>
-          <w:color w:val="1F1F1F"/>
-          <w:sz w:val="24"/>
-          <w:szCs w:val="24"/>
-          <w:bdr w:val="none" w:sz="0" w:space="0" w:color="auto" w:frame="1"/>
-          <w:lang w:eastAsia="en-IN"/>
-        </w:rPr>
-        <w:t>Instant Visual Inference:</w:t>
-      </w:r>
-      <w:r>
-        <w:rPr>
-          <w:rFonts w:ascii="Times New Roman" w:eastAsia="Times New Roman" w:hAnsi="Times New Roman" w:cs="Times New Roman"/>
-          <w:color w:val="1F1F1F"/>
-          <w:sz w:val="24"/>
-          <w:szCs w:val="24"/>
-          <w:lang w:eastAsia="en-IN"/>
-        </w:rPr>
-        <w:t xml:space="preserve"> In under </w:t>
-      </w:r>
-      <w:r>
-        <w:rPr>
-          <w:rFonts w:ascii="Times New Roman" w:eastAsia="Times New Roman" w:hAnsi="Times New Roman" w:cs="Times New Roman"/>
-          <w:b/>
-          <w:bCs/>
-          <w:color w:val="1F1F1F"/>
-          <w:sz w:val="24"/>
-          <w:szCs w:val="24"/>
-          <w:bdr w:val="none" w:sz="0" w:space="0" w:color="auto" w:frame="1"/>
-          <w:lang w:eastAsia="en-IN"/>
-        </w:rPr>
-        <w:t>80 milliseconds</w:t>
-      </w:r>
-      <w:r>
-        <w:rPr>
-          <w:rFonts w:ascii="Times New Roman" w:eastAsia="Times New Roman" w:hAnsi="Times New Roman" w:cs="Times New Roman"/>
-          <w:color w:val="1F1F1F"/>
-          <w:sz w:val="24"/>
-          <w:szCs w:val="24"/>
-          <w:lang w:eastAsia="en-IN"/>
-        </w:rPr>
-        <w:t xml:space="preserve">, our edge computer vision engine scans the leaf tissue and diagnoses </w:t>
-      </w:r>
-      <w:r>
-        <w:rPr>
-          <w:rFonts w:ascii="Times New Roman" w:eastAsia="Times New Roman" w:hAnsi="Times New Roman" w:cs="Times New Roman"/>
-          <w:b/>
-          <w:bCs/>
-          <w:color w:val="1F1F1F"/>
-          <w:sz w:val="24"/>
-          <w:szCs w:val="24"/>
-          <w:bdr w:val="none" w:sz="0" w:space="0" w:color="auto" w:frame="1"/>
-          <w:lang w:eastAsia="en-IN"/>
-        </w:rPr>
-        <w:t>Bacterial Leaf Spot</w:t>
-      </w:r>
-      <w:r>
-        <w:rPr>
-          <w:rFonts w:ascii="Times New Roman" w:eastAsia="Times New Roman" w:hAnsi="Times New Roman" w:cs="Times New Roman"/>
-          <w:color w:val="1F1F1F"/>
-          <w:sz w:val="24"/>
-          <w:szCs w:val="24"/>
-          <w:lang w:eastAsia="en-IN"/>
-        </w:rPr>
-        <w:t xml:space="preserve"> with a </w:t>
-      </w:r>
-      <w:r>
-        <w:rPr>
-          <w:rFonts w:ascii="Times New Roman" w:eastAsia="Times New Roman" w:hAnsi="Times New Roman" w:cs="Times New Roman"/>
-          <w:b/>
-          <w:bCs/>
-          <w:color w:val="1F1F1F"/>
-          <w:sz w:val="24"/>
-          <w:szCs w:val="24"/>
-          <w:bdr w:val="none" w:sz="0" w:space="0" w:color="auto" w:frame="1"/>
-          <w:lang w:eastAsia="en-IN"/>
-        </w:rPr>
-        <w:t>95.8% confidence score</w:t>
-      </w:r>
-      <w:r>
-        <w:rPr>
-          <w:rFonts w:ascii="Times New Roman" w:eastAsia="Times New Roman" w:hAnsi="Times New Roman" w:cs="Times New Roman"/>
-          <w:color w:val="1F1F1F"/>
-          <w:sz w:val="24"/>
-          <w:szCs w:val="24"/>
-          <w:lang w:eastAsia="en-IN"/>
-        </w:rPr>
-        <w:t>.</w:t>
-      </w:r>
-    </w:p>
-    <w:p>
-      <w:pPr>
-        <w:spacing w:before="100" w:beforeAutospacing="1" w:after="0" w:line="240" w:lineRule="auto"/>
-        <w:rPr>
-          <w:rFonts w:ascii="Times New Roman" w:eastAsia="Times New Roman" w:hAnsi="Times New Roman" w:cs="Times New Roman"/>
-          <w:color w:val="1F1F1F"/>
-          <w:sz w:val="24"/>
-          <w:szCs w:val="24"/>
-          <w:lang w:eastAsia="en-IN"/>
-        </w:rPr>
-      </w:pPr>
-      <w:r>
-        <w:rPr>
-          <w:rFonts w:ascii="Times New Roman" w:eastAsia="Times New Roman" w:hAnsi="Times New Roman" w:cs="Times New Roman"/>
-          <w:b/>
-          <w:bCs/>
-          <w:color w:val="1F1F1F"/>
-          <w:sz w:val="24"/>
-          <w:szCs w:val="24"/>
-          <w:bdr w:val="none" w:sz="0" w:space="0" w:color="auto" w:frame="1"/>
-          <w:lang w:eastAsia="en-IN"/>
-        </w:rPr>
-        <w:t>Zero-Literacy Voice Accessibility:</w:t>
-      </w:r>
-      <w:r>
-        <w:rPr>
-          <w:rFonts w:ascii="Times New Roman" w:eastAsia="Times New Roman" w:hAnsi="Times New Roman" w:cs="Times New Roman"/>
-          <w:color w:val="1F1F1F"/>
-          <w:sz w:val="24"/>
-          <w:szCs w:val="24"/>
-          <w:lang w:eastAsia="en-IN"/>
-        </w:rPr>
-        <w:t xml:space="preserve"> Instead of forcing the farmer to read technical jargon, </w:t>
-      </w:r>
-      <w:proofErr w:type="spellStart"/>
-      <w:r>
-        <w:rPr>
-          <w:rFonts w:ascii="Times New Roman" w:eastAsia="Times New Roman" w:hAnsi="Times New Roman" w:cs="Times New Roman"/>
-          <w:color w:val="1F1F1F"/>
-          <w:sz w:val="24"/>
-          <w:szCs w:val="24"/>
-          <w:lang w:eastAsia="en-IN"/>
-        </w:rPr>
-        <w:t>KrishiSetu</w:t>
-      </w:r>
-      <w:proofErr w:type="spellEnd"/>
-      <w:r>
-        <w:rPr>
-          <w:rFonts w:ascii="Times New Roman" w:eastAsia="Times New Roman" w:hAnsi="Times New Roman" w:cs="Times New Roman"/>
-          <w:color w:val="1F1F1F"/>
-          <w:sz w:val="24"/>
-          <w:szCs w:val="24"/>
-          <w:lang w:eastAsia="en-IN"/>
-        </w:rPr>
-        <w:t xml:space="preserve"> delivers an instant spoken advisory.</w:t>
-      </w:r>
-    </w:p>
-    <w:p>
-      <w:pPr>
-        <w:spacing w:after="0" w:line="240" w:lineRule="auto"/>
-        <w:rPr>
-          <w:rFonts w:ascii="Times New Roman" w:eastAsia="Times New Roman" w:hAnsi="Times New Roman" w:cs="Times New Roman"/>
-          <w:color w:val="1F1F1F"/>
-          <w:sz w:val="24"/>
-          <w:szCs w:val="24"/>
-          <w:lang w:eastAsia="en-IN"/>
-        </w:rPr>
-      </w:pPr>
-      <w:r>
-        <w:rPr>
-          <w:rFonts w:ascii="Times New Roman" w:eastAsia="Times New Roman" w:hAnsi="Times New Roman" w:cs="Times New Roman"/>
-          <w:i/>
-          <w:iCs/>
-          <w:color w:val="1F1F1F"/>
-          <w:sz w:val="24"/>
-          <w:szCs w:val="24"/>
-          <w:bdr w:val="none" w:sz="0" w:space="0" w:color="auto" w:frame="1"/>
-          <w:lang w:eastAsia="en-IN"/>
-        </w:rPr>
-        <w:t>(Click the '</w:t>
-      </w:r>
-      <w:proofErr w:type="spellStart"/>
-      <w:r>
-        <w:rPr>
-          <w:rFonts w:ascii="Nirmala UI" w:eastAsia="Times New Roman" w:hAnsi="Nirmala UI" w:cs="Nirmala UI"/>
-          <w:i/>
-          <w:iCs/>
-          <w:color w:val="1F1F1F"/>
-          <w:sz w:val="24"/>
-          <w:szCs w:val="24"/>
-          <w:bdr w:val="none" w:sz="0" w:space="0" w:color="auto" w:frame="1"/>
-          <w:lang w:eastAsia="en-IN"/>
-        </w:rPr>
-        <w:t>हिंदी</w:t>
-      </w:r>
-      <w:proofErr w:type="spellEnd"/>
-      <w:r>
-        <w:rPr>
-          <w:rFonts w:ascii="Times New Roman" w:eastAsia="Times New Roman" w:hAnsi="Times New Roman" w:cs="Times New Roman"/>
-          <w:i/>
-          <w:iCs/>
-          <w:color w:val="1F1F1F"/>
-          <w:sz w:val="24"/>
-          <w:szCs w:val="24"/>
-          <w:bdr w:val="none" w:sz="0" w:space="0" w:color="auto" w:frame="1"/>
-          <w:lang w:eastAsia="en-IN"/>
-        </w:rPr>
-        <w:t xml:space="preserve"> </w:t>
-      </w:r>
-      <w:proofErr w:type="spellStart"/>
-      <w:r>
-        <w:rPr>
-          <w:rFonts w:ascii="Nirmala UI" w:eastAsia="Times New Roman" w:hAnsi="Nirmala UI" w:cs="Nirmala UI"/>
-          <w:i/>
-          <w:iCs/>
-          <w:color w:val="1F1F1F"/>
-          <w:sz w:val="24"/>
-          <w:szCs w:val="24"/>
-          <w:bdr w:val="none" w:sz="0" w:space="0" w:color="auto" w:frame="1"/>
-          <w:lang w:eastAsia="en-IN"/>
-        </w:rPr>
-        <w:t>में</w:t>
-      </w:r>
-      <w:proofErr w:type="spellEnd"/>
-      <w:r>
-        <w:rPr>
-          <w:rFonts w:ascii="Times New Roman" w:eastAsia="Times New Roman" w:hAnsi="Times New Roman" w:cs="Times New Roman"/>
-          <w:i/>
-          <w:iCs/>
-          <w:color w:val="1F1F1F"/>
-          <w:sz w:val="24"/>
-          <w:szCs w:val="24"/>
-          <w:bdr w:val="none" w:sz="0" w:space="0" w:color="auto" w:frame="1"/>
-          <w:lang w:eastAsia="en-IN"/>
-        </w:rPr>
-        <w:t xml:space="preserve"> </w:t>
-      </w:r>
-      <w:proofErr w:type="spellStart"/>
-      <w:r>
-        <w:rPr>
-          <w:rFonts w:ascii="Nirmala UI" w:eastAsia="Times New Roman" w:hAnsi="Nirmala UI" w:cs="Nirmala UI"/>
-          <w:i/>
-          <w:iCs/>
-          <w:color w:val="1F1F1F"/>
-          <w:sz w:val="24"/>
-          <w:szCs w:val="24"/>
-          <w:bdr w:val="none" w:sz="0" w:space="0" w:color="auto" w:frame="1"/>
-          <w:lang w:eastAsia="en-IN"/>
-        </w:rPr>
-        <w:t>सुनें</w:t>
-      </w:r>
-      <w:proofErr w:type="spellEnd"/>
-      <w:r>
-        <w:rPr>
-          <w:rFonts w:ascii="Times New Roman" w:eastAsia="Times New Roman" w:hAnsi="Times New Roman" w:cs="Times New Roman"/>
-          <w:i/>
-          <w:iCs/>
-          <w:color w:val="1F1F1F"/>
-          <w:sz w:val="24"/>
-          <w:szCs w:val="24"/>
-          <w:bdr w:val="none" w:sz="0" w:space="0" w:color="auto" w:frame="1"/>
-          <w:lang w:eastAsia="en-IN"/>
-        </w:rPr>
-        <w:t>' button at 100% laptop volume so the jury clearly hears the Hindi audio)</w:t>
-      </w:r>
-    </w:p>
-    <w:p>
-      <w:pPr>
-        <w:spacing w:after="0" w:line="240" w:lineRule="auto"/>
-        <w:rPr>
-          <w:rFonts w:ascii="Times New Roman" w:eastAsia="Times New Roman" w:hAnsi="Times New Roman" w:cs="Times New Roman"/>
-          <w:color w:val="1F1F1F"/>
-          <w:sz w:val="24"/>
-          <w:szCs w:val="24"/>
-          <w:lang w:eastAsia="en-IN"/>
-        </w:rPr>
-      </w:pPr>
-      <w:r>
-        <w:rPr>
-          <w:rFonts w:ascii="Times New Roman" w:eastAsia="Times New Roman" w:hAnsi="Times New Roman" w:cs="Times New Roman"/>
-          <w:color w:val="1F1F1F"/>
-          <w:sz w:val="24"/>
-          <w:szCs w:val="24"/>
-          <w:lang w:eastAsia="en-IN"/>
-        </w:rPr>
-        <w:br/>
-      </w:r>
-      <w:r>
-        <w:rPr>
-          <w:rFonts w:ascii="Times New Roman" w:eastAsia="Times New Roman" w:hAnsi="Times New Roman" w:cs="Times New Roman"/>
-          <w:b/>
-          <w:bCs/>
-          <w:color w:val="1F1F1F"/>
-          <w:sz w:val="24"/>
-          <w:szCs w:val="24"/>
-          <w:bdr w:val="none" w:sz="0" w:space="0" w:color="auto" w:frame="1"/>
-          <w:lang w:eastAsia="en-IN"/>
-        </w:rPr>
-        <w:t>Balanced Dual-Remedy Protocol:</w:t>
-      </w:r>
-      <w:r>
-        <w:rPr>
-          <w:rFonts w:ascii="Times New Roman" w:eastAsia="Times New Roman" w:hAnsi="Times New Roman" w:cs="Times New Roman"/>
-          <w:color w:val="1F1F1F"/>
-          <w:sz w:val="24"/>
-          <w:szCs w:val="24"/>
-          <w:lang w:eastAsia="en-IN"/>
-        </w:rPr>
-        <w:t xml:space="preserve"> We don't just push chemicals. We provide a </w:t>
-      </w:r>
-      <w:r>
-        <w:rPr>
-          <w:rFonts w:ascii="Times New Roman" w:eastAsia="Times New Roman" w:hAnsi="Times New Roman" w:cs="Times New Roman"/>
-          <w:b/>
-          <w:bCs/>
-          <w:color w:val="1F1F1F"/>
-          <w:sz w:val="24"/>
-          <w:szCs w:val="24"/>
-          <w:bdr w:val="none" w:sz="0" w:space="0" w:color="auto" w:frame="1"/>
-          <w:lang w:eastAsia="en-IN"/>
-        </w:rPr>
-        <w:t>biological organic remedy</w:t>
-      </w:r>
-      <w:r>
-        <w:rPr>
-          <w:rFonts w:ascii="Times New Roman" w:eastAsia="Times New Roman" w:hAnsi="Times New Roman" w:cs="Times New Roman"/>
-          <w:color w:val="1F1F1F"/>
-          <w:sz w:val="24"/>
-          <w:szCs w:val="24"/>
-          <w:lang w:eastAsia="en-IN"/>
-        </w:rPr>
-        <w:t xml:space="preserve"> like neem extract to preserve soil microbiology, alongside a </w:t>
-      </w:r>
-      <w:r>
-        <w:rPr>
-          <w:rFonts w:ascii="Times New Roman" w:eastAsia="Times New Roman" w:hAnsi="Times New Roman" w:cs="Times New Roman"/>
-          <w:b/>
-          <w:bCs/>
-          <w:color w:val="1F1F1F"/>
-          <w:sz w:val="24"/>
-          <w:szCs w:val="24"/>
-          <w:bdr w:val="none" w:sz="0" w:space="0" w:color="auto" w:frame="1"/>
-          <w:lang w:eastAsia="en-IN"/>
-        </w:rPr>
-        <w:t>measured chemical dosage</w:t>
-      </w:r>
-      <w:r>
-        <w:rPr>
-          <w:rFonts w:ascii="Times New Roman" w:eastAsia="Times New Roman" w:hAnsi="Times New Roman" w:cs="Times New Roman"/>
-          <w:color w:val="1F1F1F"/>
-          <w:sz w:val="24"/>
-          <w:szCs w:val="24"/>
-          <w:lang w:eastAsia="en-IN"/>
-        </w:rPr>
-        <w:t xml:space="preserve"> to prevent crop mortality."</w:t>
-      </w:r>
-    </w:p>
-    <w:p>
-      <w:pPr>
-        <w:spacing w:after="0" w:line="240" w:lineRule="auto"/>
-        <w:rPr>
-          <w:rFonts w:ascii="Times New Roman" w:eastAsia="Times New Roman" w:hAnsi="Times New Roman" w:cs="Times New Roman"/>
-          <w:color w:val="1F1F1F"/>
-          <w:sz w:val="24"/>
-          <w:szCs w:val="24"/>
-          <w:lang w:eastAsia="en-IN"/>
-        </w:rPr>
-      </w:pPr>
-      <w:r>
-        <w:rPr>
-          <w:rFonts w:ascii="Times New Roman" w:eastAsia="Times New Roman" w:hAnsi="Times New Roman" w:cs="Times New Roman"/>
-          <w:b/>
-          <w:bCs/>
-          <w:color w:val="1F1F1F"/>
-          <w:sz w:val="24"/>
-          <w:szCs w:val="24"/>
-          <w:bdr w:val="none" w:sz="0" w:space="0" w:color="auto" w:frame="1"/>
-          <w:lang w:eastAsia="en-IN"/>
-        </w:rPr>
-        <w:t>1:40 – 2:20 | Technical Architecture &amp; Innovation</w:t>
-      </w:r>
-    </w:p>
-    <w:p>
-      <w:pPr>
-        <w:spacing w:after="0" w:line="240" w:lineRule="auto"/>
-        <w:rPr>
-          <w:rFonts w:ascii="Times New Roman" w:eastAsia="Times New Roman" w:hAnsi="Times New Roman" w:cs="Times New Roman"/>
-          <w:color w:val="1F1F1F"/>
-          <w:sz w:val="24"/>
-          <w:szCs w:val="24"/>
-          <w:lang w:eastAsia="en-IN"/>
-        </w:rPr>
-      </w:pPr>
-      <w:r>
-        <w:rPr>
-          <w:rFonts w:ascii="Times New Roman" w:eastAsia="Times New Roman" w:hAnsi="Times New Roman" w:cs="Times New Roman"/>
-          <w:color w:val="1F1F1F"/>
-          <w:sz w:val="24"/>
-          <w:szCs w:val="24"/>
-          <w:lang w:eastAsia="en-IN"/>
-        </w:rPr>
-        <w:br/>
-        <w:t xml:space="preserve">"From an engineering standpoint, </w:t>
-      </w:r>
-      <w:proofErr w:type="spellStart"/>
-      <w:r>
-        <w:rPr>
-          <w:rFonts w:ascii="Times New Roman" w:eastAsia="Times New Roman" w:hAnsi="Times New Roman" w:cs="Times New Roman"/>
-          <w:color w:val="1F1F1F"/>
-          <w:sz w:val="24"/>
-          <w:szCs w:val="24"/>
-          <w:lang w:eastAsia="en-IN"/>
-        </w:rPr>
-        <w:t>KrishiSetu</w:t>
-      </w:r>
-      <w:proofErr w:type="spellEnd"/>
-      <w:r>
-        <w:rPr>
-          <w:rFonts w:ascii="Times New Roman" w:eastAsia="Times New Roman" w:hAnsi="Times New Roman" w:cs="Times New Roman"/>
-          <w:color w:val="1F1F1F"/>
-          <w:sz w:val="24"/>
-          <w:szCs w:val="24"/>
-          <w:lang w:eastAsia="en-IN"/>
-        </w:rPr>
-        <w:t xml:space="preserve"> solves the real-world connectivity challenge:</w:t>
-      </w:r>
-    </w:p>
-    <w:p>
-      <w:pPr>
-        <w:spacing w:after="0" w:line="240" w:lineRule="auto"/>
-        <w:rPr>
-          <w:rFonts w:ascii="Times New Roman" w:eastAsia="Times New Roman" w:hAnsi="Times New Roman" w:cs="Times New Roman"/>
-          <w:color w:val="1F1F1F"/>
-          <w:sz w:val="24"/>
-          <w:szCs w:val="24"/>
-          <w:lang w:eastAsia="en-IN"/>
-        </w:rPr>
-      </w:pPr>
-      <w:r>
-        <w:rPr>
-          <w:rFonts w:ascii="Times New Roman" w:eastAsia="Times New Roman" w:hAnsi="Times New Roman" w:cs="Times New Roman"/>
-          <w:color w:val="1F1F1F"/>
-          <w:sz w:val="24"/>
-          <w:szCs w:val="24"/>
-          <w:lang w:eastAsia="en-IN"/>
-        </w:rPr>
-        <w:br/>
-      </w:r>
-      <w:r>
-        <w:rPr>
-          <w:rFonts w:ascii="Times New Roman" w:eastAsia="Times New Roman" w:hAnsi="Times New Roman" w:cs="Times New Roman"/>
-          <w:b/>
-          <w:bCs/>
-          <w:color w:val="1F1F1F"/>
-          <w:sz w:val="24"/>
-          <w:szCs w:val="24"/>
-          <w:bdr w:val="none" w:sz="0" w:space="0" w:color="auto" w:frame="1"/>
-          <w:lang w:eastAsia="en-IN"/>
-        </w:rPr>
-        <w:t>Offline-First PWA:</w:t>
-      </w:r>
-      <w:r>
-        <w:rPr>
-          <w:rFonts w:ascii="Times New Roman" w:eastAsia="Times New Roman" w:hAnsi="Times New Roman" w:cs="Times New Roman"/>
-          <w:color w:val="1F1F1F"/>
-          <w:sz w:val="24"/>
-          <w:szCs w:val="24"/>
-          <w:lang w:eastAsia="en-IN"/>
-        </w:rPr>
-        <w:t xml:space="preserve"> Built with a quantized vision model and client-side </w:t>
-      </w:r>
-      <w:proofErr w:type="spellStart"/>
-      <w:r>
-        <w:rPr>
-          <w:rFonts w:ascii="Times New Roman" w:eastAsia="Times New Roman" w:hAnsi="Times New Roman" w:cs="Times New Roman"/>
-          <w:color w:val="1F1F1F"/>
-          <w:sz w:val="24"/>
-          <w:szCs w:val="24"/>
-          <w:lang w:eastAsia="en-IN"/>
-        </w:rPr>
-        <w:t>IndexedDB</w:t>
-      </w:r>
-      <w:proofErr w:type="spellEnd"/>
-      <w:r>
-        <w:rPr>
-          <w:rFonts w:ascii="Times New Roman" w:eastAsia="Times New Roman" w:hAnsi="Times New Roman" w:cs="Times New Roman"/>
-          <w:color w:val="1F1F1F"/>
-          <w:sz w:val="24"/>
-          <w:szCs w:val="24"/>
-          <w:lang w:eastAsia="en-IN"/>
-        </w:rPr>
-        <w:t xml:space="preserve"> caching, meaning zero server round-trip delays in low-connectivity fields.</w:t>
-      </w:r>
-    </w:p>
-    <w:p>
-      <w:pPr>
-        <w:spacing w:before="100" w:beforeAutospacing="1" w:after="0" w:line="240" w:lineRule="auto"/>
-        <w:rPr>
-          <w:rFonts w:ascii="Times New Roman" w:eastAsia="Times New Roman" w:hAnsi="Times New Roman" w:cs="Times New Roman"/>
-          <w:color w:val="1F1F1F"/>
-          <w:sz w:val="24"/>
-          <w:szCs w:val="24"/>
-          <w:lang w:eastAsia="en-IN"/>
-        </w:rPr>
-      </w:pPr>
-      <w:r>
-        <w:rPr>
-          <w:rFonts w:ascii="Times New Roman" w:eastAsia="Times New Roman" w:hAnsi="Times New Roman" w:cs="Times New Roman"/>
-          <w:b/>
-          <w:bCs/>
-          <w:color w:val="1F1F1F"/>
-          <w:sz w:val="24"/>
-          <w:szCs w:val="24"/>
-          <w:bdr w:val="none" w:sz="0" w:space="0" w:color="auto" w:frame="1"/>
-          <w:lang w:eastAsia="en-IN"/>
-        </w:rPr>
-        <w:t>Standardized Dataset:</w:t>
-      </w:r>
-      <w:r>
-        <w:rPr>
-          <w:rFonts w:ascii="Times New Roman" w:eastAsia="Times New Roman" w:hAnsi="Times New Roman" w:cs="Times New Roman"/>
-          <w:color w:val="1F1F1F"/>
-          <w:sz w:val="24"/>
-          <w:szCs w:val="24"/>
-          <w:lang w:eastAsia="en-IN"/>
-        </w:rPr>
-        <w:t xml:space="preserve"> Trained on standard </w:t>
-      </w:r>
-      <w:proofErr w:type="spellStart"/>
-      <w:r>
-        <w:rPr>
-          <w:rFonts w:ascii="Times New Roman" w:eastAsia="Times New Roman" w:hAnsi="Times New Roman" w:cs="Times New Roman"/>
-          <w:color w:val="1F1F1F"/>
-          <w:sz w:val="24"/>
-          <w:szCs w:val="24"/>
-          <w:lang w:eastAsia="en-IN"/>
-        </w:rPr>
-        <w:t>PlantVillage</w:t>
-      </w:r>
-      <w:proofErr w:type="spellEnd"/>
-      <w:r>
-        <w:rPr>
-          <w:rFonts w:ascii="Times New Roman" w:eastAsia="Times New Roman" w:hAnsi="Times New Roman" w:cs="Times New Roman"/>
-          <w:color w:val="1F1F1F"/>
-          <w:sz w:val="24"/>
-          <w:szCs w:val="24"/>
-          <w:lang w:eastAsia="en-IN"/>
-        </w:rPr>
-        <w:t xml:space="preserve"> pathology datasets covering 54,000+ images across primary Indian cash and grain crops.</w:t>
-      </w:r>
-    </w:p>
-    <w:p>
-      <w:pPr>
-        <w:spacing w:before="100" w:beforeAutospacing="1" w:after="0" w:line="240" w:lineRule="auto"/>
-        <w:rPr>
-          <w:rFonts w:ascii="Times New Roman" w:eastAsia="Times New Roman" w:hAnsi="Times New Roman" w:cs="Times New Roman"/>
-          <w:color w:val="1F1F1F"/>
-          <w:sz w:val="24"/>
-          <w:szCs w:val="24"/>
-          <w:lang w:eastAsia="en-IN"/>
-        </w:rPr>
-      </w:pPr>
-      <w:r>
-        <w:rPr>
-          <w:rFonts w:ascii="Times New Roman" w:eastAsia="Times New Roman" w:hAnsi="Times New Roman" w:cs="Times New Roman"/>
-          <w:b/>
-          <w:bCs/>
-          <w:color w:val="1F1F1F"/>
-          <w:sz w:val="24"/>
-          <w:szCs w:val="24"/>
-          <w:bdr w:val="none" w:sz="0" w:space="0" w:color="auto" w:frame="1"/>
-          <w:lang w:eastAsia="en-IN"/>
-        </w:rPr>
-        <w:t>Bilingual Neural Pipeline:</w:t>
-      </w:r>
-      <w:r>
-        <w:rPr>
-          <w:rFonts w:ascii="Times New Roman" w:eastAsia="Times New Roman" w:hAnsi="Times New Roman" w:cs="Times New Roman"/>
-          <w:color w:val="1F1F1F"/>
-          <w:sz w:val="24"/>
-          <w:szCs w:val="24"/>
-          <w:lang w:eastAsia="en-IN"/>
-        </w:rPr>
-        <w:t xml:space="preserve"> High-performance Hindi and English speech synthesis with clean phonetic mapping, preventing audio looping or pronunciation glitches on standard mobile browsers."</w:t>
-      </w:r>
-    </w:p>
-    <w:p>
-      <w:pPr>
-        <w:spacing w:before="100" w:beforeAutospacing="1" w:after="0" w:line="240" w:lineRule="auto"/>
-        <w:ind w:left="720"/>
-        <w:rPr>
-          <w:rFonts w:ascii="Times New Roman" w:eastAsia="Times New Roman" w:hAnsi="Times New Roman" w:cs="Times New Roman"/>
-          <w:color w:val="1F1F1F"/>
-          <w:sz w:val="24"/>
-          <w:szCs w:val="24"/>
-          <w:lang w:eastAsia="en-IN"/>
-        </w:rPr>
-      </w:pPr>
-    </w:p>
-    <w:p>
-      <w:pPr>
-        <w:spacing w:after="0" w:line="240" w:lineRule="auto"/>
-        <w:rPr>
-          <w:rFonts w:ascii="Times New Roman" w:eastAsia="Times New Roman" w:hAnsi="Times New Roman" w:cs="Times New Roman"/>
-          <w:color w:val="1F1F1F"/>
-          <w:sz w:val="24"/>
-          <w:szCs w:val="24"/>
-          <w:lang w:eastAsia="en-IN"/>
-        </w:rPr>
-      </w:pPr>
-      <w:r>
-        <w:rPr>
-          <w:rFonts w:ascii="Times New Roman" w:eastAsia="Times New Roman" w:hAnsi="Times New Roman" w:cs="Times New Roman"/>
-          <w:b/>
-          <w:bCs/>
-          <w:color w:val="1F1F1F"/>
-          <w:sz w:val="24"/>
-          <w:szCs w:val="24"/>
-          <w:bdr w:val="none" w:sz="0" w:space="0" w:color="auto" w:frame="1"/>
-          <w:lang w:eastAsia="en-IN"/>
-        </w:rPr>
-        <w:t>2:20 – 3:00 | Impact, Roadmap &amp; Closing</w:t>
-      </w:r>
-    </w:p>
-    <w:p>
-      <w:pPr>
-        <w:spacing w:after="0" w:line="240" w:lineRule="auto"/>
-        <w:rPr>
-          <w:rFonts w:ascii="Times New Roman" w:eastAsia="Times New Roman" w:hAnsi="Times New Roman" w:cs="Times New Roman"/>
-          <w:color w:val="1F1F1F"/>
-          <w:sz w:val="24"/>
-          <w:szCs w:val="24"/>
-          <w:lang w:eastAsia="en-IN"/>
-        </w:rPr>
-      </w:pPr>
-      <w:r>
-        <w:rPr>
-          <w:rFonts w:ascii="Times New Roman" w:eastAsia="Times New Roman" w:hAnsi="Times New Roman" w:cs="Times New Roman"/>
-          <w:color w:val="1F1F1F"/>
-          <w:sz w:val="24"/>
-          <w:szCs w:val="24"/>
-          <w:lang w:eastAsia="en-IN"/>
-        </w:rPr>
-        <w:br/>
-      </w:r>
-    </w:p>
-    <w:p>
-      <w:pPr>
-        <w:spacing w:after="0" w:line="240" w:lineRule="auto"/>
-        <w:rPr>
-          <w:rFonts w:ascii="Times New Roman" w:eastAsia="Times New Roman" w:hAnsi="Times New Roman" w:cs="Times New Roman"/>
-          <w:color w:val="1F1F1F"/>
-          <w:sz w:val="24"/>
-          <w:szCs w:val="24"/>
-          <w:lang w:eastAsia="en-IN"/>
-        </w:rPr>
-      </w:pPr>
-      <w:r>
-        <w:rPr>
-          <w:rFonts w:ascii="Times New Roman" w:eastAsia="Times New Roman" w:hAnsi="Times New Roman" w:cs="Times New Roman"/>
-          <w:color w:val="1F1F1F"/>
-          <w:sz w:val="24"/>
-          <w:szCs w:val="24"/>
-          <w:lang w:eastAsia="en-IN"/>
-        </w:rPr>
-        <w:lastRenderedPageBreak/>
-        <w:t>"Our impact roadmap is straightforward</w:t>
-      </w:r>
-      <w:r>
-        <w:rPr>
-          <w:rFonts w:ascii="Times New Roman" w:eastAsia="Times New Roman" w:hAnsi="Times New Roman" w:cs="Times New Roman"/>
-          <w:color w:val="1F1F1F"/>
-          <w:sz w:val="24"/>
-          <w:szCs w:val="24"/>
-          <w:lang w:eastAsia="en-IN"/>
-        </w:rPr>
-        <w:br/>
-      </w:r>
-    </w:p>
-    <w:p>
-      <w:pPr>
-        <w:numPr>
-          <w:ilvl w:val="0"/>
-          <w:numId w:val="8"/>
-        </w:numPr>
-        <w:spacing w:before="100" w:beforeAutospacing="1" w:after="0" w:line="240" w:lineRule="auto"/>
-        <w:rPr>
-          <w:rFonts w:ascii="Times New Roman" w:eastAsia="Times New Roman" w:hAnsi="Times New Roman" w:cs="Times New Roman"/>
-          <w:color w:val="1F1F1F"/>
-          <w:sz w:val="24"/>
-          <w:szCs w:val="24"/>
-          <w:lang w:eastAsia="en-IN"/>
-        </w:rPr>
-      </w:pPr>
-      <w:r>
-        <w:rPr>
-          <w:rFonts w:ascii="Times New Roman" w:eastAsia="Times New Roman" w:hAnsi="Times New Roman" w:cs="Times New Roman"/>
-          <w:b/>
-          <w:bCs/>
-          <w:color w:val="1F1F1F"/>
-          <w:sz w:val="24"/>
-          <w:szCs w:val="24"/>
-          <w:bdr w:val="none" w:sz="0" w:space="0" w:color="auto" w:frame="1"/>
-          <w:lang w:eastAsia="en-IN"/>
-        </w:rPr>
-        <w:t>Phase 1 (Today):</w:t>
-      </w:r>
-      <w:r>
-        <w:rPr>
-          <w:rFonts w:ascii="Times New Roman" w:eastAsia="Times New Roman" w:hAnsi="Times New Roman" w:cs="Times New Roman"/>
-          <w:color w:val="1F1F1F"/>
-          <w:sz w:val="24"/>
-          <w:szCs w:val="24"/>
-          <w:lang w:eastAsia="en-IN"/>
-        </w:rPr>
-        <w:t xml:space="preserve"> Fully functional edge diagnostic MVP with dual-language spoken advisories.</w:t>
-      </w:r>
-    </w:p>
-    <w:p>
-      <w:pPr>
-        <w:spacing w:before="100" w:beforeAutospacing="1" w:after="0" w:line="240" w:lineRule="auto"/>
-        <w:rPr>
-          <w:rFonts w:ascii="Times New Roman" w:eastAsia="Times New Roman" w:hAnsi="Times New Roman" w:cs="Times New Roman"/>
-          <w:color w:val="1F1F1F"/>
-          <w:sz w:val="24"/>
-          <w:szCs w:val="24"/>
-          <w:lang w:eastAsia="en-IN"/>
-        </w:rPr>
-      </w:pPr>
-      <w:r>
-        <w:rPr>
-          <w:rFonts w:ascii="Times New Roman" w:eastAsia="Times New Roman" w:hAnsi="Times New Roman" w:cs="Times New Roman"/>
-          <w:color w:val="1F1F1F"/>
-          <w:sz w:val="24"/>
-          <w:szCs w:val="24"/>
-          <w:lang w:eastAsia="en-IN"/>
-        </w:rPr>
-        <w:t xml:space="preserve">             </w:t>
-      </w:r>
-      <w:r>
-        <w:rPr>
-          <w:rFonts w:ascii="Times New Roman" w:eastAsia="Times New Roman" w:hAnsi="Times New Roman" w:cs="Times New Roman"/>
-          <w:b/>
-          <w:bCs/>
-          <w:color w:val="1F1F1F"/>
-          <w:sz w:val="24"/>
-          <w:szCs w:val="24"/>
-          <w:bdr w:val="none" w:sz="0" w:space="0" w:color="auto" w:frame="1"/>
-          <w:lang w:eastAsia="en-IN"/>
-        </w:rPr>
-        <w:t>Phase 2 (National Round):</w:t>
-      </w:r>
-      <w:r>
-        <w:rPr>
-          <w:rFonts w:ascii="Times New Roman" w:eastAsia="Times New Roman" w:hAnsi="Times New Roman" w:cs="Times New Roman"/>
-          <w:color w:val="1F1F1F"/>
-          <w:sz w:val="24"/>
-          <w:szCs w:val="24"/>
-          <w:lang w:eastAsia="en-IN"/>
-        </w:rPr>
-        <w:t xml:space="preserve"> Voice-to-voice regional dialect integration using Bhashini APIs.</w:t>
-      </w:r>
-    </w:p>
-    <w:p>
-      <w:pPr>
-        <w:numPr>
-          <w:ilvl w:val="0"/>
-          <w:numId w:val="8"/>
-        </w:numPr>
-        <w:spacing w:before="100" w:beforeAutospacing="1" w:after="0" w:line="240" w:lineRule="auto"/>
-        <w:rPr>
-          <w:rFonts w:ascii="Times New Roman" w:eastAsia="Times New Roman" w:hAnsi="Times New Roman" w:cs="Times New Roman"/>
-          <w:color w:val="1F1F1F"/>
-          <w:sz w:val="24"/>
-          <w:szCs w:val="24"/>
-          <w:lang w:eastAsia="en-IN"/>
-        </w:rPr>
-      </w:pPr>
-      <w:r>
-        <w:rPr>
-          <w:rFonts w:ascii="Times New Roman" w:eastAsia="Times New Roman" w:hAnsi="Times New Roman" w:cs="Times New Roman"/>
-          <w:b/>
-          <w:bCs/>
-          <w:color w:val="1F1F1F"/>
-          <w:sz w:val="24"/>
-          <w:szCs w:val="24"/>
-          <w:bdr w:val="none" w:sz="0" w:space="0" w:color="auto" w:frame="1"/>
-          <w:lang w:eastAsia="en-IN"/>
-        </w:rPr>
-        <w:t>Phase 3 (Ecosystem Scale):</w:t>
-      </w:r>
-      <w:r>
-        <w:rPr>
-          <w:rFonts w:ascii="Times New Roman" w:eastAsia="Times New Roman" w:hAnsi="Times New Roman" w:cs="Times New Roman"/>
-          <w:color w:val="1F1F1F"/>
-          <w:sz w:val="24"/>
-          <w:szCs w:val="24"/>
-          <w:lang w:eastAsia="en-IN"/>
-        </w:rPr>
-        <w:t xml:space="preserve"> District-level Krishi Vigyan Kendra (KVK) dashboards mapping live disease outbreak heatmaps.</w:t>
-      </w:r>
-    </w:p>
-    <w:p>
-      <w:pPr>
-        <w:spacing w:after="0" w:line="240" w:lineRule="auto"/>
-        <w:rPr>
-          <w:rFonts w:ascii="Times New Roman" w:eastAsia="Times New Roman" w:hAnsi="Times New Roman" w:cs="Times New Roman"/>
-          <w:color w:val="1F1F1F"/>
-          <w:sz w:val="24"/>
-          <w:szCs w:val="24"/>
-          <w:lang w:eastAsia="en-IN"/>
-        </w:rPr>
-      </w:pPr>
-      <w:r>
-        <w:rPr>
-          <w:rFonts w:ascii="Times New Roman" w:eastAsia="Times New Roman" w:hAnsi="Times New Roman" w:cs="Times New Roman"/>
-          <w:color w:val="1F1F1F"/>
-          <w:sz w:val="24"/>
-          <w:szCs w:val="24"/>
-          <w:lang w:eastAsia="en-IN"/>
-        </w:rPr>
-        <w:t xml:space="preserve">           </w:t>
-      </w:r>
-      <w:proofErr w:type="spellStart"/>
-      <w:r>
-        <w:rPr>
-          <w:rFonts w:ascii="Times New Roman" w:eastAsia="Times New Roman" w:hAnsi="Times New Roman" w:cs="Times New Roman"/>
-          <w:color w:val="1F1F1F"/>
-          <w:sz w:val="24"/>
-          <w:szCs w:val="24"/>
-          <w:lang w:eastAsia="en-IN"/>
-        </w:rPr>
-        <w:t>KrishiSetu</w:t>
-      </w:r>
-      <w:proofErr w:type="spellEnd"/>
-      <w:r>
-        <w:rPr>
-          <w:rFonts w:ascii="Times New Roman" w:eastAsia="Times New Roman" w:hAnsi="Times New Roman" w:cs="Times New Roman"/>
-          <w:color w:val="1F1F1F"/>
-          <w:sz w:val="24"/>
-          <w:szCs w:val="24"/>
-          <w:lang w:eastAsia="en-IN"/>
-        </w:rPr>
-        <w:t xml:space="preserve"> bridges the gap between deep computer vision and grassroots agricultural reality. We are</w:t>
-      </w:r>
-      <w:r>
-        <w:rPr>
-          <w:rFonts w:ascii="Times New Roman" w:eastAsia="Times New Roman" w:hAnsi="Times New Roman" w:cs="Times New Roman"/>
-          <w:color w:val="1F1F1F"/>
-          <w:sz w:val="24"/>
-          <w:szCs w:val="24"/>
-          <w:lang w:eastAsia="en-IN"/>
-        </w:rPr>
-        <w:t xml:space="preserve">            </w:t>
-      </w:r>
-      <w:r>
-        <w:rPr>
-          <w:rFonts w:ascii="Times New Roman" w:eastAsia="Times New Roman" w:hAnsi="Times New Roman" w:cs="Times New Roman"/>
-          <w:color w:val="1F1F1F"/>
-          <w:sz w:val="24"/>
-          <w:szCs w:val="24"/>
-          <w:lang w:eastAsia="en-IN"/>
-        </w:rPr>
-        <w:t>ready to take this from our campus to millions of Indian farmers.</w:t>
-      </w:r>
-    </w:p>
-    <w:p>
-      <w:pPr>
-        <w:spacing w:after="0" w:line="240" w:lineRule="auto"/>
-        <w:rPr>
-          <w:rFonts w:ascii="Times New Roman" w:eastAsia="Times New Roman" w:hAnsi="Times New Roman" w:cs="Times New Roman"/>
-          <w:color w:val="1F1F1F"/>
-          <w:sz w:val="24"/>
-          <w:szCs w:val="24"/>
-          <w:lang w:eastAsia="en-IN"/>
-        </w:rPr>
-      </w:pPr>
-    </w:p>
-    <w:p>
-      <w:pPr>
-        <w:spacing w:after="0" w:line="240" w:lineRule="auto"/>
-        <w:rPr>
-          <w:rFonts w:ascii="Times New Roman" w:eastAsia="Times New Roman" w:hAnsi="Times New Roman" w:cs="Times New Roman"/>
-          <w:color w:val="1F1F1F"/>
-          <w:sz w:val="24"/>
-          <w:szCs w:val="24"/>
-          <w:lang w:eastAsia="en-IN"/>
-        </w:rPr>
-      </w:pPr>
-      <w:r>
-        <w:rPr>
-          <w:rFonts w:ascii="Times New Roman" w:eastAsia="Times New Roman" w:hAnsi="Times New Roman" w:cs="Times New Roman"/>
-          <w:color w:val="1F1F1F"/>
-          <w:sz w:val="24"/>
-          <w:szCs w:val="24"/>
-          <w:lang w:eastAsia="en-IN"/>
-        </w:rPr>
-        <w:t>Thank you, and we are now open to your questions."</w:t>
-      </w:r>
-    </w:p>
-    <w:p>
-      <w:pPr>
-        <w:spacing w:after="0" w:line="240" w:lineRule="auto"/>
-        <w:rPr>
-          <w:rFonts w:ascii="Times New Roman" w:eastAsia="Times New Roman" w:hAnsi="Times New Roman" w:cs="Times New Roman"/>
-          <w:color w:val="1F1F1F"/>
-          <w:sz w:val="24"/>
-          <w:szCs w:val="24"/>
-          <w:lang w:eastAsia="en-IN"/>
-        </w:rPr>
-      </w:pPr>
-    </w:p>
-    <w:p>
-      <w:pPr>
-        <w:spacing w:before="100" w:beforeAutospacing="1" w:after="0" w:line="240" w:lineRule="auto"/>
-        <w:outlineLvl w:val="2"/>
-        <w:rPr>
-          <w:rFonts w:ascii="Times New Roman" w:eastAsia="Times New Roman" w:hAnsi="Times New Roman" w:cs="Times New Roman"/>
-          <w:b/>
-          <w:bCs/>
-          <w:color w:val="1F1F1F"/>
-          <w:sz w:val="27"/>
-          <w:szCs w:val="27"/>
-          <w:lang w:eastAsia="en-IN"/>
-        </w:rPr>
-      </w:pPr>
-      <w:r>
-        <w:rPr>
-          <w:rFonts w:ascii="Times New Roman" w:eastAsia="Times New Roman" w:hAnsi="Times New Roman" w:cs="Times New Roman"/>
-          <w:b/>
-          <w:bCs/>
-          <w:color w:val="1F1F1F"/>
-          <w:sz w:val="27"/>
-          <w:szCs w:val="27"/>
-          <w:lang w:eastAsia="en-IN"/>
-        </w:rPr>
         <w:t>Jury Q&amp;A Cheat Sheet</w:t>
       </w:r>
     </w:p>
@@ -2269,29 +746,7 @@
           <w:szCs w:val="24"/>
           <w:lang w:eastAsia="en-IN"/>
         </w:rPr>
-        <w:t xml:space="preserve"> "Helplines experience massive wait times, and WhatsApp groups cannot provide instant, scientifically calibrated dosages at 6 AM in the field. </w:t>
-      </w:r>
-      <w:proofErr w:type="spellStart"/>
-      <w:r>
-        <w:rPr>
-          <w:rFonts w:ascii="Times New Roman" w:eastAsia="Times New Roman" w:hAnsi="Times New Roman" w:cs="Times New Roman"/>
-          <w:color w:val="1F1F1F"/>
-          <w:sz w:val="24"/>
-          <w:szCs w:val="24"/>
-          <w:lang w:eastAsia="en-IN"/>
-        </w:rPr>
-        <w:t>KrishiSetu</w:t>
-      </w:r>
-      <w:proofErr w:type="spellEnd"/>
-      <w:r>
-        <w:rPr>
-          <w:rFonts w:ascii="Times New Roman" w:eastAsia="Times New Roman" w:hAnsi="Times New Roman" w:cs="Times New Roman"/>
-          <w:color w:val="1F1F1F"/>
-          <w:sz w:val="24"/>
-          <w:szCs w:val="24"/>
-          <w:lang w:eastAsia="en-IN"/>
-        </w:rPr>
-        <w:t xml:space="preserve"> provides instant sub-second visual diagnosis and spoken remedies without human queue bottlenecks."</w:t>
+        <w:t xml:space="preserve"> "Helplines experience massive wait times, and WhatsApp groups cannot provide instant, scientifically calibrated dosages at 6 AM in the field. KrishiSetu provides instant sub-second visual diagnosis and spoken remedies without human queue bottlenecks."</w:t>
       </w:r>
     </w:p>
     <w:p>
@@ -2353,51 +808,7 @@
           <w:szCs w:val="24"/>
           <w:lang w:eastAsia="en-IN"/>
         </w:rPr>
-        <w:t xml:space="preserve"> "Our computer vision pipeline </w:t>
-      </w:r>
-      <w:proofErr w:type="spellStart"/>
-      <w:r>
-        <w:rPr>
-          <w:rFonts w:ascii="Times New Roman" w:eastAsia="Times New Roman" w:hAnsi="Times New Roman" w:cs="Times New Roman"/>
-          <w:color w:val="1F1F1F"/>
-          <w:sz w:val="24"/>
-          <w:szCs w:val="24"/>
-          <w:lang w:eastAsia="en-IN"/>
-        </w:rPr>
-        <w:t>preprocesses</w:t>
-      </w:r>
-      <w:proofErr w:type="spellEnd"/>
-      <w:r>
-        <w:rPr>
-          <w:rFonts w:ascii="Times New Roman" w:eastAsia="Times New Roman" w:hAnsi="Times New Roman" w:cs="Times New Roman"/>
-          <w:color w:val="1F1F1F"/>
-          <w:sz w:val="24"/>
-          <w:szCs w:val="24"/>
-          <w:lang w:eastAsia="en-IN"/>
-        </w:rPr>
-        <w:t xml:space="preserve"> the image via adaptive histogram equalization to normalize exposure and </w:t>
-      </w:r>
-      <w:proofErr w:type="spellStart"/>
-      <w:r>
-        <w:rPr>
-          <w:rFonts w:ascii="Times New Roman" w:eastAsia="Times New Roman" w:hAnsi="Times New Roman" w:cs="Times New Roman"/>
-          <w:color w:val="1F1F1F"/>
-          <w:sz w:val="24"/>
-          <w:szCs w:val="24"/>
-          <w:lang w:eastAsia="en-IN"/>
-        </w:rPr>
-        <w:t>color</w:t>
-      </w:r>
-      <w:proofErr w:type="spellEnd"/>
-      <w:r>
-        <w:rPr>
-          <w:rFonts w:ascii="Times New Roman" w:eastAsia="Times New Roman" w:hAnsi="Times New Roman" w:cs="Times New Roman"/>
-          <w:color w:val="1F1F1F"/>
-          <w:sz w:val="24"/>
-          <w:szCs w:val="24"/>
-          <w:lang w:eastAsia="en-IN"/>
-        </w:rPr>
-        <w:t xml:space="preserve"> balance before feature extraction, ensuring high fidelity even under direct sunlight or field shadows."</w:t>
+        <w:t xml:space="preserve"> "Our computer vision pipeline preprocesses the image via adaptive histogram equalization to normalize exposure and color balance before feature extraction, ensuring high fidelity even under direct sunlight or field shadows."</w:t>
       </w:r>
     </w:p>
     <w:p>
@@ -2468,29 +879,7 @@
           <w:szCs w:val="24"/>
           <w:lang w:eastAsia="en-IN"/>
         </w:rPr>
-        <w:t xml:space="preserve"> "</w:t>
-      </w:r>
-      <w:proofErr w:type="spellStart"/>
-      <w:r>
-        <w:rPr>
-          <w:rFonts w:ascii="Times New Roman" w:eastAsia="Times New Roman" w:hAnsi="Times New Roman" w:cs="Times New Roman"/>
-          <w:color w:val="1F1F1F"/>
-          <w:sz w:val="24"/>
-          <w:szCs w:val="24"/>
-          <w:lang w:eastAsia="en-IN"/>
-        </w:rPr>
-        <w:t>KrishiSetu</w:t>
-      </w:r>
-      <w:proofErr w:type="spellEnd"/>
-      <w:r>
-        <w:rPr>
-          <w:rFonts w:ascii="Times New Roman" w:eastAsia="Times New Roman" w:hAnsi="Times New Roman" w:cs="Times New Roman"/>
-          <w:color w:val="1F1F1F"/>
-          <w:sz w:val="24"/>
-          <w:szCs w:val="24"/>
-          <w:lang w:eastAsia="en-IN"/>
-        </w:rPr>
-        <w:t xml:space="preserve"> is designed as a B2G and B2B SaaS model partnering with state Agricultural Departments, KVKs, and Farmer Producer Organizations (FPOs) to provide localized crop monitoring and early warning disease tracking."</w:t>
+        <w:t xml:space="preserve"> "KrishiSetu is designed as a B2G and B2B SaaS model partnering with state Agricultural Departments, KVKs, and Farmer Producer Organizations (FPOs) to provide localized crop monitoring and early warning disease tracking."</w:t>
       </w:r>
     </w:p>
     <w:p>
